--- a/docs/Dokumentacija.docx
+++ b/docs/Dokumentacija.docx
@@ -17,8 +17,36 @@
           <w:szCs w:val="40"/>
           <w:lang w:val="hr-HR"/>
         </w:rPr>
-        <w:t>Dokumentacija - Barbershop Savonja</w:t>
+        <w:t xml:space="preserve">Dokumentacija - </w:t>
       </w:r>
+      <w:proofErr w:type="spellStart"/>
+      <w:r>
+        <w:rPr>
+          <w:sz w:val="40"/>
+          <w:szCs w:val="40"/>
+          <w:lang w:val="hr-HR"/>
+        </w:rPr>
+        <w:t>Barbershop</w:t>
+      </w:r>
+      <w:proofErr w:type="spellEnd"/>
+      <w:r>
+        <w:rPr>
+          <w:sz w:val="40"/>
+          <w:szCs w:val="40"/>
+          <w:lang w:val="hr-HR"/>
+        </w:rPr>
+        <w:t xml:space="preserve"> </w:t>
+      </w:r>
+      <w:proofErr w:type="spellStart"/>
+      <w:r>
+        <w:rPr>
+          <w:sz w:val="40"/>
+          <w:szCs w:val="40"/>
+          <w:lang w:val="hr-HR"/>
+        </w:rPr>
+        <w:t>Savonja</w:t>
+      </w:r>
+      <w:proofErr w:type="spellEnd"/>
     </w:p>
     <w:p>
       <w:pPr>
@@ -68,6 +96,7 @@
       </w:pPr>
       <w:r>
         <w:rPr>
+          <w:noProof/>
           <w:sz w:val="32"/>
           <w:szCs w:val="32"/>
           <w:lang w:val="hr-HR"/>
@@ -98,6 +127,58 @@
                     <a:xfrm>
                       <a:off x="0" y="0"/>
                       <a:ext cx="5943600" cy="7307580"/>
+                    </a:xfrm>
+                    <a:prstGeom prst="rect">
+                      <a:avLst/>
+                    </a:prstGeom>
+                  </pic:spPr>
+                </pic:pic>
+              </a:graphicData>
+            </a:graphic>
+          </wp:inline>
+        </w:drawing>
+      </w:r>
+    </w:p>
+    <w:p>
+      <w:pPr>
+        <w:rPr>
+          <w:sz w:val="32"/>
+          <w:szCs w:val="32"/>
+          <w:lang w:val="hr-HR"/>
+        </w:rPr>
+      </w:pPr>
+      <w:r>
+        <w:rPr>
+          <w:sz w:val="32"/>
+          <w:szCs w:val="32"/>
+          <w:lang w:val="hr-HR"/>
+        </w:rPr>
+        <w:lastRenderedPageBreak/>
+        <w:drawing>
+          <wp:inline distT="0" distB="0" distL="0" distR="0" wp14:anchorId="405BC88C" wp14:editId="1C297668">
+            <wp:extent cx="5255260" cy="8229600"/>
+            <wp:effectExtent l="0" t="0" r="2540" b="0"/>
+            <wp:docPr id="209151679" name="Slika 1"/>
+            <wp:cNvGraphicFramePr>
+              <a:graphicFrameLocks xmlns:a="http://schemas.openxmlformats.org/drawingml/2006/main" noChangeAspect="1"/>
+            </wp:cNvGraphicFramePr>
+            <a:graphic xmlns:a="http://schemas.openxmlformats.org/drawingml/2006/main">
+              <a:graphicData uri="http://schemas.openxmlformats.org/drawingml/2006/picture">
+                <pic:pic xmlns:pic="http://schemas.openxmlformats.org/drawingml/2006/picture">
+                  <pic:nvPicPr>
+                    <pic:cNvPr id="209151679" name=""/>
+                    <pic:cNvPicPr/>
+                  </pic:nvPicPr>
+                  <pic:blipFill>
+                    <a:blip r:embed="rId5"/>
+                    <a:stretch>
+                      <a:fillRect/>
+                    </a:stretch>
+                  </pic:blipFill>
+                  <pic:spPr>
+                    <a:xfrm>
+                      <a:off x="0" y="0"/>
+                      <a:ext cx="5255260" cy="8229600"/>
                     </a:xfrm>
                     <a:prstGeom prst="rect">
                       <a:avLst/>

--- a/docs/Dokumentacija.docx
+++ b/docs/Dokumentacija.docx
@@ -52,15 +52,15 @@
       <w:pPr>
         <w:jc w:val="right"/>
         <w:rPr>
-          <w:sz w:val="32"/>
-          <w:szCs w:val="32"/>
-          <w:lang w:val="hr-HR"/>
-        </w:rPr>
-      </w:pPr>
-      <w:r>
-        <w:rPr>
-          <w:sz w:val="32"/>
-          <w:szCs w:val="32"/>
+          <w:sz w:val="36"/>
+          <w:szCs w:val="36"/>
+          <w:lang w:val="hr-HR"/>
+        </w:rPr>
+      </w:pPr>
+      <w:r>
+        <w:rPr>
+          <w:sz w:val="36"/>
+          <w:szCs w:val="36"/>
           <w:lang w:val="hr-HR"/>
         </w:rPr>
         <w:t>Dominik Tomaško 3.a</w:t>
@@ -70,43 +70,254 @@
       <w:pPr>
         <w:jc w:val="right"/>
         <w:rPr>
-          <w:sz w:val="32"/>
-          <w:szCs w:val="32"/>
-          <w:lang w:val="hr-HR"/>
-        </w:rPr>
-      </w:pPr>
-    </w:p>
-    <w:p>
-      <w:pPr>
-        <w:jc w:val="right"/>
-        <w:rPr>
-          <w:sz w:val="32"/>
-          <w:szCs w:val="32"/>
-          <w:lang w:val="hr-HR"/>
-        </w:rPr>
-      </w:pPr>
-    </w:p>
-    <w:p>
-      <w:pPr>
-        <w:rPr>
-          <w:sz w:val="32"/>
-          <w:szCs w:val="32"/>
-          <w:lang w:val="hr-HR"/>
-        </w:rPr>
-      </w:pPr>
-      <w:r>
-        <w:rPr>
-          <w:noProof/>
-          <w:sz w:val="32"/>
-          <w:szCs w:val="32"/>
-          <w:lang w:val="hr-HR"/>
-        </w:rPr>
-        <w:lastRenderedPageBreak/>
+          <w:sz w:val="36"/>
+          <w:szCs w:val="36"/>
+          <w:lang w:val="hr-HR"/>
+        </w:rPr>
+      </w:pPr>
+    </w:p>
+    <w:p>
+      <w:pPr>
+        <w:pStyle w:val="Odlomakpopisa"/>
+        <w:numPr>
+          <w:ilvl w:val="0"/>
+          <w:numId w:val="4"/>
+        </w:numPr>
+        <w:rPr>
+          <w:sz w:val="36"/>
+          <w:szCs w:val="36"/>
+          <w:lang w:val="hr-HR"/>
+        </w:rPr>
+      </w:pPr>
+      <w:r>
+        <w:rPr>
+          <w:sz w:val="36"/>
+          <w:szCs w:val="36"/>
+          <w:lang w:val="hr-HR"/>
+        </w:rPr>
+        <w:t xml:space="preserve">Izmišljeni </w:t>
+      </w:r>
+      <w:proofErr w:type="spellStart"/>
+      <w:r>
+        <w:rPr>
+          <w:sz w:val="36"/>
+          <w:szCs w:val="36"/>
+          <w:lang w:val="hr-HR"/>
+        </w:rPr>
+        <w:t>barbershop</w:t>
+      </w:r>
+      <w:proofErr w:type="spellEnd"/>
+      <w:r>
+        <w:rPr>
+          <w:sz w:val="36"/>
+          <w:szCs w:val="36"/>
+          <w:lang w:val="hr-HR"/>
+        </w:rPr>
+        <w:t xml:space="preserve"> koji se zove </w:t>
+      </w:r>
+      <w:proofErr w:type="spellStart"/>
+      <w:r>
+        <w:rPr>
+          <w:sz w:val="36"/>
+          <w:szCs w:val="36"/>
+          <w:lang w:val="hr-HR"/>
+        </w:rPr>
+        <w:t>barbershop</w:t>
+      </w:r>
+      <w:proofErr w:type="spellEnd"/>
+      <w:r>
+        <w:rPr>
+          <w:sz w:val="36"/>
+          <w:szCs w:val="36"/>
+          <w:lang w:val="hr-HR"/>
+        </w:rPr>
+        <w:t xml:space="preserve"> </w:t>
+      </w:r>
+      <w:proofErr w:type="spellStart"/>
+      <w:r>
+        <w:rPr>
+          <w:sz w:val="36"/>
+          <w:szCs w:val="36"/>
+          <w:lang w:val="hr-HR"/>
+        </w:rPr>
+        <w:t>Savonja</w:t>
+      </w:r>
+      <w:proofErr w:type="spellEnd"/>
+    </w:p>
+    <w:p>
+      <w:pPr>
+        <w:pStyle w:val="Odlomakpopisa"/>
+        <w:numPr>
+          <w:ilvl w:val="0"/>
+          <w:numId w:val="4"/>
+        </w:numPr>
+        <w:rPr>
+          <w:sz w:val="36"/>
+          <w:szCs w:val="36"/>
+          <w:lang w:val="hr-HR"/>
+        </w:rPr>
+      </w:pPr>
+      <w:r>
+        <w:rPr>
+          <w:sz w:val="36"/>
+          <w:szCs w:val="36"/>
+          <w:lang w:val="hr-HR"/>
+        </w:rPr>
+        <w:t xml:space="preserve">Logo je napravljen u </w:t>
+      </w:r>
+      <w:proofErr w:type="spellStart"/>
+      <w:r>
+        <w:rPr>
+          <w:sz w:val="36"/>
+          <w:szCs w:val="36"/>
+          <w:lang w:val="hr-HR"/>
+        </w:rPr>
+        <w:t>canvi</w:t>
+      </w:r>
+      <w:proofErr w:type="spellEnd"/>
+      <w:r>
+        <w:rPr>
+          <w:sz w:val="36"/>
+          <w:szCs w:val="36"/>
+          <w:lang w:val="hr-HR"/>
+        </w:rPr>
+        <w:t xml:space="preserve"> te izveden u formatima:</w:t>
+      </w:r>
+    </w:p>
+    <w:p>
+      <w:pPr>
+        <w:ind w:firstLine="720"/>
+        <w:rPr>
+          <w:sz w:val="36"/>
+          <w:szCs w:val="36"/>
+          <w:lang w:val="hr-HR"/>
+        </w:rPr>
+      </w:pPr>
+      <w:r>
+        <w:rPr>
+          <w:b/>
+          <w:bCs/>
+          <w:sz w:val="36"/>
+          <w:szCs w:val="36"/>
+          <w:lang w:val="hr-HR"/>
+        </w:rPr>
+        <w:t>.</w:t>
+      </w:r>
+      <w:proofErr w:type="spellStart"/>
+      <w:r>
+        <w:rPr>
+          <w:b/>
+          <w:bCs/>
+          <w:sz w:val="36"/>
+          <w:szCs w:val="36"/>
+          <w:lang w:val="hr-HR"/>
+        </w:rPr>
+        <w:t>svg</w:t>
+      </w:r>
+      <w:proofErr w:type="spellEnd"/>
+      <w:r>
+        <w:rPr>
+          <w:b/>
+          <w:bCs/>
+          <w:sz w:val="36"/>
+          <w:szCs w:val="36"/>
+          <w:lang w:val="hr-HR"/>
+        </w:rPr>
+        <w:t xml:space="preserve"> ( vektorski)</w:t>
+      </w:r>
+      <w:r>
+        <w:rPr>
+          <w:sz w:val="36"/>
+          <w:szCs w:val="36"/>
+          <w:lang w:val="hr-HR"/>
+        </w:rPr>
+        <w:t xml:space="preserve"> </w:t>
+      </w:r>
+    </w:p>
+    <w:p>
+      <w:pPr>
+        <w:rPr>
+          <w:sz w:val="36"/>
+          <w:szCs w:val="36"/>
+          <w:lang w:val="hr-HR"/>
+        </w:rPr>
+      </w:pPr>
+      <w:r>
+        <w:rPr>
+          <w:sz w:val="36"/>
+          <w:szCs w:val="36"/>
+          <w:lang w:val="hr-HR"/>
+        </w:rPr>
+        <w:t xml:space="preserve"> </w:t>
+      </w:r>
+      <w:r>
+        <w:rPr>
+          <w:sz w:val="36"/>
+          <w:szCs w:val="36"/>
+          <w:lang w:val="hr-HR"/>
+        </w:rPr>
+        <w:tab/>
+      </w:r>
+      <w:r>
+        <w:rPr>
+          <w:b/>
+          <w:bCs/>
+          <w:sz w:val="36"/>
+          <w:szCs w:val="36"/>
+          <w:lang w:val="hr-HR"/>
+        </w:rPr>
+        <w:t>.</w:t>
+      </w:r>
+      <w:proofErr w:type="spellStart"/>
+      <w:r>
+        <w:rPr>
+          <w:b/>
+          <w:bCs/>
+          <w:sz w:val="36"/>
+          <w:szCs w:val="36"/>
+          <w:lang w:val="hr-HR"/>
+        </w:rPr>
+        <w:t>png</w:t>
+      </w:r>
+      <w:proofErr w:type="spellEnd"/>
+      <w:r>
+        <w:rPr>
+          <w:sz w:val="36"/>
+          <w:szCs w:val="36"/>
+          <w:lang w:val="hr-HR"/>
+        </w:rPr>
+        <w:t xml:space="preserve"> </w:t>
+      </w:r>
+    </w:p>
+    <w:p>
+      <w:pPr>
+        <w:rPr>
+          <w:sz w:val="32"/>
+          <w:szCs w:val="32"/>
+          <w:lang w:val="hr-HR"/>
+        </w:rPr>
+      </w:pPr>
+    </w:p>
+    <w:p>
+      <w:pPr>
+        <w:jc w:val="center"/>
+        <w:rPr>
+          <w:sz w:val="32"/>
+          <w:szCs w:val="32"/>
+          <w:lang w:val="hr-HR"/>
+        </w:rPr>
+      </w:pPr>
+      <w:r>
+        <w:rPr>
+          <w:sz w:val="32"/>
+          <w:szCs w:val="32"/>
+          <w:lang w:val="hr-HR"/>
+        </w:rPr>
         <w:drawing>
-          <wp:inline distT="0" distB="0" distL="0" distR="0" wp14:anchorId="2BDE2B96" wp14:editId="6B01662C">
-            <wp:extent cx="5943600" cy="7307580"/>
-            <wp:effectExtent l="0" t="0" r="0" b="7620"/>
-            <wp:docPr id="1692765481" name="Slika 1"/>
+          <wp:inline distT="0" distB="0" distL="0" distR="0" wp14:anchorId="1FA01667" wp14:editId="5B88435C">
+            <wp:extent cx="4876800" cy="4876800"/>
+            <wp:effectExtent l="0" t="0" r="0" b="0"/>
+            <wp:docPr id="1827792170" name="Grafika 1"/>
             <wp:cNvGraphicFramePr>
               <a:graphicFrameLocks xmlns:a="http://schemas.openxmlformats.org/drawingml/2006/main" noChangeAspect="1"/>
             </wp:cNvGraphicFramePr>
@@ -114,11 +325,17 @@
               <a:graphicData uri="http://schemas.openxmlformats.org/drawingml/2006/picture">
                 <pic:pic xmlns:pic="http://schemas.openxmlformats.org/drawingml/2006/picture">
                   <pic:nvPicPr>
-                    <pic:cNvPr id="1692765481" name=""/>
+                    <pic:cNvPr id="1827792170" name=""/>
                     <pic:cNvPicPr/>
                   </pic:nvPicPr>
                   <pic:blipFill>
-                    <a:blip r:embed="rId4"/>
+                    <a:blip r:embed="rId7">
+                      <a:extLst>
+                        <a:ext uri="{96DAC541-7B7A-43D3-8B79-37D633B846F1}">
+                          <asvg:svgBlip xmlns:asvg="http://schemas.microsoft.com/office/drawing/2016/SVG/main" r:embed="rId8"/>
+                        </a:ext>
+                      </a:extLst>
+                    </a:blip>
                     <a:stretch>
                       <a:fillRect/>
                     </a:stretch>
@@ -126,7 +343,7 @@
                   <pic:spPr>
                     <a:xfrm>
                       <a:off x="0" y="0"/>
-                      <a:ext cx="5943600" cy="7307580"/>
+                      <a:ext cx="4876800" cy="4876800"/>
                     </a:xfrm>
                     <a:prstGeom prst="rect">
                       <a:avLst/>
@@ -147,15 +364,815 @@
           <w:lang w:val="hr-HR"/>
         </w:rPr>
       </w:pPr>
-      <w:r>
-        <w:rPr>
-          <w:sz w:val="32"/>
-          <w:szCs w:val="32"/>
-          <w:lang w:val="hr-HR"/>
+    </w:p>
+    <w:p>
+      <w:pPr>
+        <w:rPr>
+          <w:sz w:val="32"/>
+          <w:szCs w:val="32"/>
+          <w:lang w:val="hr-HR"/>
+        </w:rPr>
+      </w:pPr>
+    </w:p>
+    <w:p>
+      <w:pPr>
+        <w:rPr>
+          <w:sz w:val="32"/>
+          <w:szCs w:val="32"/>
+          <w:lang w:val="hr-HR"/>
+        </w:rPr>
+      </w:pPr>
+      <w:r>
+        <w:rPr>
+          <w:sz w:val="32"/>
+          <w:szCs w:val="32"/>
+          <w:lang w:val="hr-HR"/>
+        </w:rPr>
+        <w:t>Plan razvoja:</w:t>
+      </w:r>
+    </w:p>
+    <w:p>
+      <w:pPr>
+        <w:rPr>
+          <w:sz w:val="32"/>
+          <w:szCs w:val="32"/>
+          <w:lang w:val="hr-HR"/>
+        </w:rPr>
+      </w:pPr>
+      <w:r>
+        <w:rPr>
+          <w:sz w:val="32"/>
+          <w:szCs w:val="32"/>
+          <w:lang w:val="hr-HR"/>
+        </w:rPr>
+        <w:drawing>
+          <wp:inline distT="0" distB="0" distL="0" distR="0" wp14:anchorId="6B92AB80" wp14:editId="0E59B684">
+            <wp:extent cx="6692978" cy="1644445"/>
+            <wp:effectExtent l="0" t="0" r="0" b="0"/>
+            <wp:docPr id="105277004" name="Slika 1"/>
+            <wp:cNvGraphicFramePr>
+              <a:graphicFrameLocks xmlns:a="http://schemas.openxmlformats.org/drawingml/2006/main" noChangeAspect="1"/>
+            </wp:cNvGraphicFramePr>
+            <a:graphic xmlns:a="http://schemas.openxmlformats.org/drawingml/2006/main">
+              <a:graphicData uri="http://schemas.openxmlformats.org/drawingml/2006/picture">
+                <pic:pic xmlns:pic="http://schemas.openxmlformats.org/drawingml/2006/picture">
+                  <pic:nvPicPr>
+                    <pic:cNvPr id="105277004" name=""/>
+                    <pic:cNvPicPr/>
+                  </pic:nvPicPr>
+                  <pic:blipFill>
+                    <a:blip r:embed="rId9"/>
+                    <a:stretch>
+                      <a:fillRect/>
+                    </a:stretch>
+                  </pic:blipFill>
+                  <pic:spPr>
+                    <a:xfrm>
+                      <a:off x="0" y="0"/>
+                      <a:ext cx="6734459" cy="1654637"/>
+                    </a:xfrm>
+                    <a:prstGeom prst="rect">
+                      <a:avLst/>
+                    </a:prstGeom>
+                  </pic:spPr>
+                </pic:pic>
+              </a:graphicData>
+            </a:graphic>
+          </wp:inline>
+        </w:drawing>
+      </w:r>
+    </w:p>
+    <w:p>
+      <w:pPr>
+        <w:rPr>
+          <w:sz w:val="32"/>
+          <w:szCs w:val="32"/>
+          <w:lang w:val="hr-HR"/>
+        </w:rPr>
+      </w:pPr>
+    </w:p>
+    <w:p>
+      <w:pPr>
+        <w:rPr>
+          <w:sz w:val="32"/>
+          <w:szCs w:val="32"/>
+          <w:lang w:val="hr-HR"/>
+        </w:rPr>
+      </w:pPr>
+    </w:p>
+    <w:p>
+      <w:pPr>
+        <w:rPr>
+          <w:sz w:val="32"/>
+          <w:szCs w:val="32"/>
+          <w:lang w:val="hr-HR"/>
+        </w:rPr>
+      </w:pPr>
+    </w:p>
+    <w:p>
+      <w:pPr>
+        <w:rPr>
+          <w:sz w:val="32"/>
+          <w:szCs w:val="32"/>
+          <w:lang w:val="hr-HR"/>
+        </w:rPr>
+      </w:pPr>
+    </w:p>
+    <w:p>
+      <w:pPr>
+        <w:rPr>
+          <w:sz w:val="32"/>
+          <w:szCs w:val="32"/>
+          <w:lang w:val="hr-HR"/>
+        </w:rPr>
+      </w:pPr>
+    </w:p>
+    <w:p>
+      <w:pPr>
+        <w:rPr>
+          <w:sz w:val="32"/>
+          <w:szCs w:val="32"/>
+          <w:lang w:val="hr-HR"/>
+        </w:rPr>
+      </w:pPr>
+    </w:p>
+    <w:p>
+      <w:pPr>
+        <w:rPr>
+          <w:sz w:val="32"/>
+          <w:szCs w:val="32"/>
+          <w:lang w:val="hr-HR"/>
+        </w:rPr>
+      </w:pPr>
+    </w:p>
+    <w:p>
+      <w:pPr>
+        <w:rPr>
+          <w:sz w:val="32"/>
+          <w:szCs w:val="32"/>
+          <w:lang w:val="hr-HR"/>
+        </w:rPr>
+      </w:pPr>
+    </w:p>
+    <w:p>
+      <w:pPr>
+        <w:rPr>
+          <w:sz w:val="32"/>
+          <w:szCs w:val="32"/>
+          <w:lang w:val="hr-HR"/>
+        </w:rPr>
+      </w:pPr>
+    </w:p>
+    <w:p>
+      <w:pPr>
+        <w:rPr>
+          <w:sz w:val="32"/>
+          <w:szCs w:val="32"/>
+          <w:lang w:val="hr-HR"/>
+        </w:rPr>
+      </w:pPr>
+    </w:p>
+    <w:p>
+      <w:pPr>
+        <w:rPr>
+          <w:sz w:val="32"/>
+          <w:szCs w:val="32"/>
+          <w:lang w:val="hr-HR"/>
+        </w:rPr>
+      </w:pPr>
+    </w:p>
+    <w:p>
+      <w:pPr>
+        <w:rPr>
+          <w:sz w:val="32"/>
+          <w:szCs w:val="32"/>
+          <w:lang w:val="hr-HR"/>
+        </w:rPr>
+      </w:pPr>
+    </w:p>
+    <w:p>
+      <w:pPr>
+        <w:rPr>
+          <w:sz w:val="32"/>
+          <w:szCs w:val="32"/>
+          <w:lang w:val="hr-HR"/>
+        </w:rPr>
+      </w:pPr>
+    </w:p>
+    <w:p>
+      <w:pPr>
+        <w:rPr>
+          <w:sz w:val="36"/>
+          <w:szCs w:val="36"/>
+          <w:lang w:val="hr-HR"/>
+        </w:rPr>
+      </w:pPr>
+      <w:r>
+        <w:rPr>
+          <w:sz w:val="36"/>
+          <w:szCs w:val="36"/>
+          <w:lang w:val="hr-HR"/>
+        </w:rPr>
+        <w:lastRenderedPageBreak/>
+        <w:t xml:space="preserve">Faza 1. Izrada baze podataka u </w:t>
+      </w:r>
+      <w:proofErr w:type="spellStart"/>
+      <w:r>
+        <w:rPr>
+          <w:sz w:val="36"/>
+          <w:szCs w:val="36"/>
+          <w:lang w:val="hr-HR"/>
+        </w:rPr>
+        <w:t>Supabase</w:t>
+      </w:r>
+      <w:proofErr w:type="spellEnd"/>
+    </w:p>
+    <w:p>
+      <w:pPr>
+        <w:pStyle w:val="Odlomakpopisa"/>
+        <w:numPr>
+          <w:ilvl w:val="0"/>
+          <w:numId w:val="1"/>
+        </w:numPr>
+        <w:rPr>
+          <w:sz w:val="32"/>
+          <w:szCs w:val="32"/>
+        </w:rPr>
+      </w:pPr>
+      <w:proofErr w:type="spellStart"/>
+      <w:r>
+        <w:rPr>
+          <w:sz w:val="32"/>
+          <w:szCs w:val="32"/>
+        </w:rPr>
+        <w:t>Supabase</w:t>
+      </w:r>
+      <w:proofErr w:type="spellEnd"/>
+      <w:r>
+        <w:rPr>
+          <w:sz w:val="32"/>
+          <w:szCs w:val="32"/>
+        </w:rPr>
+        <w:t xml:space="preserve"> je backend-as-a-service </w:t>
+      </w:r>
+      <w:proofErr w:type="spellStart"/>
+      <w:r>
+        <w:rPr>
+          <w:sz w:val="32"/>
+          <w:szCs w:val="32"/>
+        </w:rPr>
+        <w:t>platforma</w:t>
+      </w:r>
+      <w:proofErr w:type="spellEnd"/>
+      <w:r>
+        <w:rPr>
+          <w:sz w:val="32"/>
+          <w:szCs w:val="32"/>
+        </w:rPr>
+        <w:t xml:space="preserve"> </w:t>
+      </w:r>
+      <w:proofErr w:type="spellStart"/>
+      <w:r>
+        <w:rPr>
+          <w:sz w:val="32"/>
+          <w:szCs w:val="32"/>
+        </w:rPr>
+        <w:t>koja</w:t>
+      </w:r>
+      <w:proofErr w:type="spellEnd"/>
+      <w:r>
+        <w:rPr>
+          <w:sz w:val="32"/>
+          <w:szCs w:val="32"/>
+        </w:rPr>
+        <w:t xml:space="preserve"> </w:t>
+      </w:r>
+      <w:proofErr w:type="spellStart"/>
+      <w:r>
+        <w:rPr>
+          <w:sz w:val="32"/>
+          <w:szCs w:val="32"/>
+        </w:rPr>
+        <w:t>omogućuje</w:t>
+      </w:r>
+      <w:proofErr w:type="spellEnd"/>
+      <w:r>
+        <w:rPr>
+          <w:sz w:val="32"/>
+          <w:szCs w:val="32"/>
+        </w:rPr>
+        <w:t xml:space="preserve"> da </w:t>
+      </w:r>
+      <w:proofErr w:type="spellStart"/>
+      <w:r>
+        <w:rPr>
+          <w:sz w:val="32"/>
+          <w:szCs w:val="32"/>
+        </w:rPr>
+        <w:t>aplikacije</w:t>
+      </w:r>
+      <w:proofErr w:type="spellEnd"/>
+      <w:r>
+        <w:rPr>
+          <w:sz w:val="32"/>
+          <w:szCs w:val="32"/>
+        </w:rPr>
+        <w:t xml:space="preserve"> </w:t>
+      </w:r>
+      <w:proofErr w:type="spellStart"/>
+      <w:r>
+        <w:rPr>
+          <w:sz w:val="32"/>
+          <w:szCs w:val="32"/>
+        </w:rPr>
+        <w:t>koriste</w:t>
+      </w:r>
+      <w:proofErr w:type="spellEnd"/>
+      <w:r>
+        <w:rPr>
+          <w:sz w:val="32"/>
+          <w:szCs w:val="32"/>
+        </w:rPr>
+        <w:t xml:space="preserve"> </w:t>
+      </w:r>
+      <w:proofErr w:type="spellStart"/>
+      <w:r>
+        <w:rPr>
+          <w:sz w:val="32"/>
+          <w:szCs w:val="32"/>
+        </w:rPr>
+        <w:t>bazu</w:t>
+      </w:r>
+      <w:proofErr w:type="spellEnd"/>
+      <w:r>
+        <w:rPr>
+          <w:sz w:val="32"/>
+          <w:szCs w:val="32"/>
+        </w:rPr>
+        <w:t xml:space="preserve"> </w:t>
+      </w:r>
+      <w:proofErr w:type="spellStart"/>
+      <w:r>
+        <w:rPr>
+          <w:sz w:val="32"/>
+          <w:szCs w:val="32"/>
+        </w:rPr>
+        <w:t>podataka</w:t>
+      </w:r>
+      <w:proofErr w:type="spellEnd"/>
+      <w:r>
+        <w:rPr>
+          <w:sz w:val="32"/>
+          <w:szCs w:val="32"/>
+        </w:rPr>
+        <w:t xml:space="preserve">, </w:t>
+      </w:r>
+      <w:proofErr w:type="spellStart"/>
+      <w:r>
+        <w:rPr>
+          <w:sz w:val="32"/>
+          <w:szCs w:val="32"/>
+        </w:rPr>
+        <w:t>autentifikaciju</w:t>
+      </w:r>
+      <w:proofErr w:type="spellEnd"/>
+      <w:r>
+        <w:rPr>
+          <w:sz w:val="32"/>
+          <w:szCs w:val="32"/>
+        </w:rPr>
+        <w:t xml:space="preserve"> </w:t>
+      </w:r>
+      <w:proofErr w:type="spellStart"/>
+      <w:r>
+        <w:rPr>
+          <w:sz w:val="32"/>
+          <w:szCs w:val="32"/>
+        </w:rPr>
+        <w:t>i</w:t>
+      </w:r>
+      <w:proofErr w:type="spellEnd"/>
+      <w:r>
+        <w:rPr>
+          <w:sz w:val="32"/>
+          <w:szCs w:val="32"/>
+        </w:rPr>
+        <w:t xml:space="preserve"> API-je bez </w:t>
+      </w:r>
+      <w:proofErr w:type="spellStart"/>
+      <w:r>
+        <w:rPr>
+          <w:sz w:val="32"/>
+          <w:szCs w:val="32"/>
+        </w:rPr>
+        <w:t>potrebe</w:t>
+      </w:r>
+      <w:proofErr w:type="spellEnd"/>
+      <w:r>
+        <w:rPr>
+          <w:sz w:val="32"/>
+          <w:szCs w:val="32"/>
+        </w:rPr>
+        <w:t xml:space="preserve"> za </w:t>
+      </w:r>
+      <w:proofErr w:type="spellStart"/>
+      <w:r>
+        <w:rPr>
+          <w:sz w:val="32"/>
+          <w:szCs w:val="32"/>
+        </w:rPr>
+        <w:t>vlastitim</w:t>
+      </w:r>
+      <w:proofErr w:type="spellEnd"/>
+      <w:r>
+        <w:rPr>
+          <w:sz w:val="32"/>
+          <w:szCs w:val="32"/>
+        </w:rPr>
+        <w:t xml:space="preserve"> </w:t>
+      </w:r>
+      <w:proofErr w:type="spellStart"/>
+      <w:r>
+        <w:rPr>
+          <w:sz w:val="32"/>
+          <w:szCs w:val="32"/>
+        </w:rPr>
+        <w:t>serverom</w:t>
+      </w:r>
+      <w:proofErr w:type="spellEnd"/>
+      <w:r>
+        <w:rPr>
+          <w:sz w:val="32"/>
+          <w:szCs w:val="32"/>
+        </w:rPr>
+        <w:t>.</w:t>
+      </w:r>
+    </w:p>
+    <w:p>
+      <w:pPr>
+        <w:pStyle w:val="Odlomakpopisa"/>
+        <w:rPr>
+          <w:sz w:val="32"/>
+          <w:szCs w:val="32"/>
+        </w:rPr>
+      </w:pPr>
+    </w:p>
+    <w:p>
+      <w:pPr>
+        <w:pStyle w:val="Odlomakpopisa"/>
+        <w:rPr>
+          <w:sz w:val="32"/>
+          <w:szCs w:val="32"/>
+        </w:rPr>
+      </w:pPr>
+      <w:r>
+        <w:rPr>
+          <w:sz w:val="32"/>
+          <w:szCs w:val="32"/>
+        </w:rPr>
+        <w:drawing>
+          <wp:inline distT="0" distB="0" distL="0" distR="0" wp14:anchorId="58D117E4" wp14:editId="277A68A2">
+            <wp:extent cx="6055556" cy="5743074"/>
+            <wp:effectExtent l="0" t="0" r="2540" b="0"/>
+            <wp:docPr id="1201923122" name="Slika 1"/>
+            <wp:cNvGraphicFramePr>
+              <a:graphicFrameLocks xmlns:a="http://schemas.openxmlformats.org/drawingml/2006/main" noChangeAspect="1"/>
+            </wp:cNvGraphicFramePr>
+            <a:graphic xmlns:a="http://schemas.openxmlformats.org/drawingml/2006/main">
+              <a:graphicData uri="http://schemas.openxmlformats.org/drawingml/2006/picture">
+                <pic:pic xmlns:pic="http://schemas.openxmlformats.org/drawingml/2006/picture">
+                  <pic:nvPicPr>
+                    <pic:cNvPr id="1201923122" name=""/>
+                    <pic:cNvPicPr/>
+                  </pic:nvPicPr>
+                  <pic:blipFill>
+                    <a:blip r:embed="rId10"/>
+                    <a:stretch>
+                      <a:fillRect/>
+                    </a:stretch>
+                  </pic:blipFill>
+                  <pic:spPr>
+                    <a:xfrm>
+                      <a:off x="0" y="0"/>
+                      <a:ext cx="6068614" cy="5755459"/>
+                    </a:xfrm>
+                    <a:prstGeom prst="rect">
+                      <a:avLst/>
+                    </a:prstGeom>
+                  </pic:spPr>
+                </pic:pic>
+              </a:graphicData>
+            </a:graphic>
+          </wp:inline>
+        </w:drawing>
+      </w:r>
+    </w:p>
+    <w:p>
+      <w:pPr>
+        <w:pStyle w:val="Odlomakpopisa"/>
+        <w:rPr>
+          <w:sz w:val="32"/>
+          <w:szCs w:val="32"/>
+        </w:rPr>
+      </w:pPr>
+    </w:p>
+    <w:p>
+      <w:pPr>
+        <w:pStyle w:val="Odlomakpopisa"/>
+        <w:rPr>
+          <w:sz w:val="32"/>
+          <w:szCs w:val="32"/>
+        </w:rPr>
+      </w:pPr>
+    </w:p>
+    <w:p>
+      <w:pPr>
+        <w:rPr>
+          <w:sz w:val="36"/>
+          <w:szCs w:val="36"/>
+        </w:rPr>
+      </w:pPr>
+      <w:proofErr w:type="spellStart"/>
+      <w:r>
+        <w:rPr>
+          <w:sz w:val="36"/>
+          <w:szCs w:val="36"/>
+        </w:rPr>
+        <w:lastRenderedPageBreak/>
+        <w:t>Faza</w:t>
+      </w:r>
+      <w:proofErr w:type="spellEnd"/>
+      <w:r>
+        <w:rPr>
+          <w:sz w:val="36"/>
+          <w:szCs w:val="36"/>
+        </w:rPr>
+        <w:t xml:space="preserve"> 2. Layout I </w:t>
+      </w:r>
+      <w:proofErr w:type="spellStart"/>
+      <w:r>
+        <w:rPr>
+          <w:sz w:val="36"/>
+          <w:szCs w:val="36"/>
+        </w:rPr>
+        <w:t>osnovna</w:t>
+      </w:r>
+      <w:proofErr w:type="spellEnd"/>
+      <w:r>
+        <w:rPr>
+          <w:sz w:val="36"/>
+          <w:szCs w:val="36"/>
+        </w:rPr>
+        <w:t xml:space="preserve"> </w:t>
+      </w:r>
+      <w:proofErr w:type="spellStart"/>
+      <w:r>
+        <w:rPr>
+          <w:sz w:val="36"/>
+          <w:szCs w:val="36"/>
+        </w:rPr>
+        <w:t>s</w:t>
+      </w:r>
+      <w:r>
+        <w:rPr>
+          <w:sz w:val="36"/>
+          <w:szCs w:val="36"/>
+        </w:rPr>
+        <w:t>truktura</w:t>
+      </w:r>
+      <w:proofErr w:type="spellEnd"/>
+      <w:r>
+        <w:rPr>
+          <w:sz w:val="36"/>
+          <w:szCs w:val="36"/>
+        </w:rPr>
+        <w:t xml:space="preserve"> </w:t>
+      </w:r>
+      <w:proofErr w:type="spellStart"/>
+      <w:r>
+        <w:rPr>
+          <w:sz w:val="36"/>
+          <w:szCs w:val="36"/>
+        </w:rPr>
+        <w:t>projekta</w:t>
+      </w:r>
+      <w:proofErr w:type="spellEnd"/>
+    </w:p>
+    <w:p>
+      <w:pPr>
+        <w:rPr>
+          <w:sz w:val="36"/>
+          <w:szCs w:val="36"/>
+        </w:rPr>
+      </w:pPr>
+    </w:p>
+    <w:p>
+      <w:pPr>
+        <w:rPr>
+          <w:sz w:val="36"/>
+          <w:szCs w:val="36"/>
+        </w:rPr>
+      </w:pPr>
+      <w:r>
+        <w:rPr>
+          <w:noProof/>
+          <w:sz w:val="36"/>
+          <w:szCs w:val="36"/>
+        </w:rPr>
+        <w:drawing>
+          <wp:inline distT="0" distB="0" distL="0" distR="0" wp14:anchorId="40556AA2" wp14:editId="38B0472C">
+            <wp:extent cx="5943600" cy="3344566"/>
+            <wp:effectExtent l="0" t="0" r="0" b="8255"/>
+            <wp:docPr id="1844940402" name="Slika 3"/>
+            <wp:cNvGraphicFramePr>
+              <a:graphicFrameLocks xmlns:a="http://schemas.openxmlformats.org/drawingml/2006/main" noChangeAspect="1"/>
+            </wp:cNvGraphicFramePr>
+            <a:graphic xmlns:a="http://schemas.openxmlformats.org/drawingml/2006/main">
+              <a:graphicData uri="http://schemas.openxmlformats.org/drawingml/2006/picture">
+                <pic:pic xmlns:pic="http://schemas.openxmlformats.org/drawingml/2006/picture">
+                  <pic:nvPicPr>
+                    <pic:cNvPr id="0" name="Picture 3"/>
+                    <pic:cNvPicPr>
+                      <a:picLocks noChangeAspect="1" noChangeArrowheads="1"/>
+                    </pic:cNvPicPr>
+                  </pic:nvPicPr>
+                  <pic:blipFill>
+                    <a:blip r:embed="rId11" cstate="print">
+                      <a:extLst>
+                        <a:ext uri="{28A0092B-C50C-407E-A947-70E740481C1C}">
+                          <a14:useLocalDpi xmlns:a14="http://schemas.microsoft.com/office/drawing/2010/main" val="0"/>
+                        </a:ext>
+                      </a:extLst>
+                    </a:blip>
+                    <a:srcRect/>
+                    <a:stretch>
+                      <a:fillRect/>
+                    </a:stretch>
+                  </pic:blipFill>
+                  <pic:spPr bwMode="auto">
+                    <a:xfrm>
+                      <a:off x="0" y="0"/>
+                      <a:ext cx="5943600" cy="3344566"/>
+                    </a:xfrm>
+                    <a:prstGeom prst="rect">
+                      <a:avLst/>
+                    </a:prstGeom>
+                    <a:noFill/>
+                    <a:ln>
+                      <a:noFill/>
+                    </a:ln>
+                  </pic:spPr>
+                </pic:pic>
+              </a:graphicData>
+            </a:graphic>
+          </wp:inline>
+        </w:drawing>
+      </w:r>
+      <w:r>
+        <w:rPr>
+          <w:noProof/>
+          <w:sz w:val="36"/>
+          <w:szCs w:val="36"/>
+        </w:rPr>
+        <w:drawing>
+          <wp:inline distT="0" distB="0" distL="0" distR="0" wp14:anchorId="1498253E" wp14:editId="3F54DA81">
+            <wp:extent cx="5943600" cy="3344545"/>
+            <wp:effectExtent l="0" t="0" r="0" b="8255"/>
+            <wp:docPr id="67012729" name="Slika 5"/>
+            <wp:cNvGraphicFramePr>
+              <a:graphicFrameLocks xmlns:a="http://schemas.openxmlformats.org/drawingml/2006/main" noChangeAspect="1"/>
+            </wp:cNvGraphicFramePr>
+            <a:graphic xmlns:a="http://schemas.openxmlformats.org/drawingml/2006/main">
+              <a:graphicData uri="http://schemas.openxmlformats.org/drawingml/2006/picture">
+                <pic:pic xmlns:pic="http://schemas.openxmlformats.org/drawingml/2006/picture">
+                  <pic:nvPicPr>
+                    <pic:cNvPr id="0" name="Picture 5"/>
+                    <pic:cNvPicPr>
+                      <a:picLocks noChangeAspect="1" noChangeArrowheads="1"/>
+                    </pic:cNvPicPr>
+                  </pic:nvPicPr>
+                  <pic:blipFill>
+                    <a:blip r:embed="rId12" cstate="print">
+                      <a:extLst>
+                        <a:ext uri="{28A0092B-C50C-407E-A947-70E740481C1C}">
+                          <a14:useLocalDpi xmlns:a14="http://schemas.microsoft.com/office/drawing/2010/main" val="0"/>
+                        </a:ext>
+                      </a:extLst>
+                    </a:blip>
+                    <a:srcRect/>
+                    <a:stretch>
+                      <a:fillRect/>
+                    </a:stretch>
+                  </pic:blipFill>
+                  <pic:spPr bwMode="auto">
+                    <a:xfrm>
+                      <a:off x="0" y="0"/>
+                      <a:ext cx="5943600" cy="3344545"/>
+                    </a:xfrm>
+                    <a:prstGeom prst="rect">
+                      <a:avLst/>
+                    </a:prstGeom>
+                    <a:noFill/>
+                    <a:ln>
+                      <a:noFill/>
+                    </a:ln>
+                  </pic:spPr>
+                </pic:pic>
+              </a:graphicData>
+            </a:graphic>
+          </wp:inline>
+        </w:drawing>
+      </w:r>
+      <w:r>
+        <w:rPr>
+          <w:sz w:val="36"/>
+          <w:szCs w:val="36"/>
+        </w:rPr>
+        <w:t xml:space="preserve"> </w:t>
+      </w:r>
+    </w:p>
+    <w:p>
+      <w:pPr>
+        <w:rPr>
+          <w:sz w:val="36"/>
+          <w:szCs w:val="36"/>
+        </w:rPr>
+      </w:pPr>
+      <w:r>
+        <w:rPr>
+          <w:noProof/>
+          <w:sz w:val="36"/>
+          <w:szCs w:val="36"/>
         </w:rPr>
         <w:lastRenderedPageBreak/>
         <w:drawing>
-          <wp:inline distT="0" distB="0" distL="0" distR="0" wp14:anchorId="405BC88C" wp14:editId="1C297668">
+          <wp:inline distT="0" distB="0" distL="0" distR="0" wp14:anchorId="17BB5E03" wp14:editId="31182B29">
+            <wp:extent cx="5943600" cy="3344545"/>
+            <wp:effectExtent l="0" t="0" r="0" b="8255"/>
+            <wp:docPr id="1865878038" name="Slika 4"/>
+            <wp:cNvGraphicFramePr>
+              <a:graphicFrameLocks xmlns:a="http://schemas.openxmlformats.org/drawingml/2006/main" noChangeAspect="1"/>
+            </wp:cNvGraphicFramePr>
+            <a:graphic xmlns:a="http://schemas.openxmlformats.org/drawingml/2006/main">
+              <a:graphicData uri="http://schemas.openxmlformats.org/drawingml/2006/picture">
+                <pic:pic xmlns:pic="http://schemas.openxmlformats.org/drawingml/2006/picture">
+                  <pic:nvPicPr>
+                    <pic:cNvPr id="0" name="Picture 4"/>
+                    <pic:cNvPicPr>
+                      <a:picLocks noChangeAspect="1" noChangeArrowheads="1"/>
+                    </pic:cNvPicPr>
+                  </pic:nvPicPr>
+                  <pic:blipFill>
+                    <a:blip r:embed="rId13" cstate="print">
+                      <a:extLst>
+                        <a:ext uri="{28A0092B-C50C-407E-A947-70E740481C1C}">
+                          <a14:useLocalDpi xmlns:a14="http://schemas.microsoft.com/office/drawing/2010/main" val="0"/>
+                        </a:ext>
+                      </a:extLst>
+                    </a:blip>
+                    <a:srcRect/>
+                    <a:stretch>
+                      <a:fillRect/>
+                    </a:stretch>
+                  </pic:blipFill>
+                  <pic:spPr bwMode="auto">
+                    <a:xfrm>
+                      <a:off x="0" y="0"/>
+                      <a:ext cx="5943600" cy="3344545"/>
+                    </a:xfrm>
+                    <a:prstGeom prst="rect">
+                      <a:avLst/>
+                    </a:prstGeom>
+                    <a:noFill/>
+                    <a:ln>
+                      <a:noFill/>
+                    </a:ln>
+                  </pic:spPr>
+                </pic:pic>
+              </a:graphicData>
+            </a:graphic>
+          </wp:inline>
+        </w:drawing>
+      </w:r>
+    </w:p>
+    <w:p>
+      <w:pPr>
+        <w:rPr>
+          <w:sz w:val="32"/>
+          <w:szCs w:val="32"/>
+          <w:lang w:val="hr-HR"/>
+        </w:rPr>
+      </w:pPr>
+      <w:r>
+        <w:rPr>
+          <w:noProof/>
+          <w:sz w:val="32"/>
+          <w:szCs w:val="32"/>
+          <w:lang w:val="hr-HR"/>
+        </w:rPr>
+        <w:lastRenderedPageBreak/>
+        <w:drawing>
+          <wp:inline distT="0" distB="0" distL="0" distR="0" wp14:anchorId="2FC99B77" wp14:editId="645DF407">
             <wp:extent cx="5255260" cy="8229600"/>
             <wp:effectExtent l="0" t="0" r="2540" b="0"/>
             <wp:docPr id="209151679" name="Slika 1"/>
@@ -170,7 +1187,7 @@
                     <pic:cNvPicPr/>
                   </pic:nvPicPr>
                   <pic:blipFill>
-                    <a:blip r:embed="rId5"/>
+                    <a:blip r:embed="rId14"/>
                     <a:stretch>
                       <a:fillRect/>
                     </a:stretch>
@@ -191,6 +1208,3489 @@
         </w:drawing>
       </w:r>
     </w:p>
+    <w:p>
+      <w:pPr>
+        <w:rPr>
+          <w:sz w:val="36"/>
+          <w:szCs w:val="36"/>
+          <w:lang w:val="hr-HR"/>
+        </w:rPr>
+      </w:pPr>
+    </w:p>
+    <w:p>
+      <w:pPr>
+        <w:rPr>
+          <w:sz w:val="36"/>
+          <w:szCs w:val="36"/>
+          <w:lang w:val="hr-HR"/>
+        </w:rPr>
+      </w:pPr>
+      <w:r>
+        <w:rPr>
+          <w:sz w:val="36"/>
+          <w:szCs w:val="36"/>
+          <w:lang w:val="hr-HR"/>
+        </w:rPr>
+        <w:t xml:space="preserve">Faza 3. UI dizajn &amp; </w:t>
+      </w:r>
+      <w:proofErr w:type="spellStart"/>
+      <w:r>
+        <w:rPr>
+          <w:sz w:val="36"/>
+          <w:szCs w:val="36"/>
+          <w:lang w:val="hr-HR"/>
+        </w:rPr>
+        <w:t>assets</w:t>
+      </w:r>
+      <w:proofErr w:type="spellEnd"/>
+    </w:p>
+    <w:p>
+      <w:pPr>
+        <w:pStyle w:val="Odlomakpopisa"/>
+        <w:numPr>
+          <w:ilvl w:val="0"/>
+          <w:numId w:val="1"/>
+        </w:numPr>
+        <w:rPr>
+          <w:sz w:val="36"/>
+          <w:szCs w:val="36"/>
+          <w:lang w:val="hr-HR"/>
+        </w:rPr>
+      </w:pPr>
+      <w:r>
+        <w:rPr>
+          <w:sz w:val="36"/>
+          <w:szCs w:val="36"/>
+          <w:lang w:val="hr-HR"/>
+        </w:rPr>
+        <w:t xml:space="preserve">Jedna vanjska </w:t>
+      </w:r>
+      <w:proofErr w:type="spellStart"/>
+      <w:r>
+        <w:rPr>
+          <w:sz w:val="36"/>
+          <w:szCs w:val="36"/>
+          <w:lang w:val="hr-HR"/>
+        </w:rPr>
+        <w:t>css</w:t>
+      </w:r>
+      <w:proofErr w:type="spellEnd"/>
+      <w:r>
+        <w:rPr>
+          <w:sz w:val="36"/>
+          <w:szCs w:val="36"/>
+          <w:lang w:val="hr-HR"/>
+        </w:rPr>
+        <w:t xml:space="preserve"> datoteka</w:t>
+      </w:r>
+      <w:r>
+        <w:rPr>
+          <w:sz w:val="36"/>
+          <w:szCs w:val="36"/>
+          <w:lang w:val="hr-HR"/>
+        </w:rPr>
+        <w:t xml:space="preserve"> i slike </w:t>
+      </w:r>
+    </w:p>
+    <w:p>
+      <w:pPr>
+        <w:rPr>
+          <w:sz w:val="36"/>
+          <w:szCs w:val="36"/>
+          <w:lang w:val="hr-HR"/>
+        </w:rPr>
+      </w:pPr>
+      <w:r>
+        <w:rPr>
+          <w:sz w:val="36"/>
+          <w:szCs w:val="36"/>
+          <w:lang w:val="hr-HR"/>
+        </w:rPr>
+        <w:drawing>
+          <wp:inline distT="0" distB="0" distL="0" distR="0" wp14:anchorId="1B6ACB46" wp14:editId="6B050EB3">
+            <wp:extent cx="2152950" cy="562053"/>
+            <wp:effectExtent l="0" t="0" r="0" b="9525"/>
+            <wp:docPr id="315523180" name="Slika 1"/>
+            <wp:cNvGraphicFramePr>
+              <a:graphicFrameLocks xmlns:a="http://schemas.openxmlformats.org/drawingml/2006/main" noChangeAspect="1"/>
+            </wp:cNvGraphicFramePr>
+            <a:graphic xmlns:a="http://schemas.openxmlformats.org/drawingml/2006/main">
+              <a:graphicData uri="http://schemas.openxmlformats.org/drawingml/2006/picture">
+                <pic:pic xmlns:pic="http://schemas.openxmlformats.org/drawingml/2006/picture">
+                  <pic:nvPicPr>
+                    <pic:cNvPr id="315523180" name=""/>
+                    <pic:cNvPicPr/>
+                  </pic:nvPicPr>
+                  <pic:blipFill>
+                    <a:blip r:embed="rId15"/>
+                    <a:stretch>
+                      <a:fillRect/>
+                    </a:stretch>
+                  </pic:blipFill>
+                  <pic:spPr>
+                    <a:xfrm>
+                      <a:off x="0" y="0"/>
+                      <a:ext cx="2152950" cy="562053"/>
+                    </a:xfrm>
+                    <a:prstGeom prst="rect">
+                      <a:avLst/>
+                    </a:prstGeom>
+                  </pic:spPr>
+                </pic:pic>
+              </a:graphicData>
+            </a:graphic>
+          </wp:inline>
+        </w:drawing>
+      </w:r>
+    </w:p>
+    <w:p>
+      <w:pPr>
+        <w:rPr>
+          <w:sz w:val="32"/>
+          <w:szCs w:val="32"/>
+          <w:lang w:val="hr-HR"/>
+        </w:rPr>
+      </w:pPr>
+      <w:r>
+        <w:rPr>
+          <w:sz w:val="32"/>
+          <w:szCs w:val="32"/>
+          <w:lang w:val="hr-HR"/>
+        </w:rPr>
+        <w:drawing>
+          <wp:inline distT="0" distB="0" distL="0" distR="0" wp14:anchorId="3125F5B0" wp14:editId="184F26B3">
+            <wp:extent cx="3496163" cy="5915851"/>
+            <wp:effectExtent l="0" t="0" r="9525" b="8890"/>
+            <wp:docPr id="199408278" name="Slika 1"/>
+            <wp:cNvGraphicFramePr>
+              <a:graphicFrameLocks xmlns:a="http://schemas.openxmlformats.org/drawingml/2006/main" noChangeAspect="1"/>
+            </wp:cNvGraphicFramePr>
+            <a:graphic xmlns:a="http://schemas.openxmlformats.org/drawingml/2006/main">
+              <a:graphicData uri="http://schemas.openxmlformats.org/drawingml/2006/picture">
+                <pic:pic xmlns:pic="http://schemas.openxmlformats.org/drawingml/2006/picture">
+                  <pic:nvPicPr>
+                    <pic:cNvPr id="199408278" name=""/>
+                    <pic:cNvPicPr/>
+                  </pic:nvPicPr>
+                  <pic:blipFill>
+                    <a:blip r:embed="rId16"/>
+                    <a:stretch>
+                      <a:fillRect/>
+                    </a:stretch>
+                  </pic:blipFill>
+                  <pic:spPr>
+                    <a:xfrm>
+                      <a:off x="0" y="0"/>
+                      <a:ext cx="3496163" cy="5915851"/>
+                    </a:xfrm>
+                    <a:prstGeom prst="rect">
+                      <a:avLst/>
+                    </a:prstGeom>
+                  </pic:spPr>
+                </pic:pic>
+              </a:graphicData>
+            </a:graphic>
+          </wp:inline>
+        </w:drawing>
+      </w:r>
+    </w:p>
+    <w:p>
+      <w:pPr>
+        <w:rPr>
+          <w:sz w:val="36"/>
+          <w:szCs w:val="36"/>
+          <w:lang w:val="hr-HR"/>
+        </w:rPr>
+      </w:pPr>
+      <w:r>
+        <w:rPr>
+          <w:sz w:val="36"/>
+          <w:szCs w:val="36"/>
+          <w:lang w:val="hr-HR"/>
+        </w:rPr>
+        <w:lastRenderedPageBreak/>
+        <w:t xml:space="preserve">Faza 4. Implementacija </w:t>
+      </w:r>
+      <w:proofErr w:type="spellStart"/>
+      <w:r>
+        <w:rPr>
+          <w:sz w:val="36"/>
+          <w:szCs w:val="36"/>
+          <w:lang w:val="hr-HR"/>
+        </w:rPr>
+        <w:t>Javascript</w:t>
+      </w:r>
+      <w:proofErr w:type="spellEnd"/>
+      <w:r>
+        <w:rPr>
+          <w:sz w:val="36"/>
+          <w:szCs w:val="36"/>
+          <w:lang w:val="hr-HR"/>
+        </w:rPr>
+        <w:t>-a</w:t>
+      </w:r>
+    </w:p>
+    <w:p>
+      <w:pPr>
+        <w:rPr>
+          <w:sz w:val="30"/>
+          <w:szCs w:val="30"/>
+        </w:rPr>
+      </w:pPr>
+      <w:r>
+        <w:rPr>
+          <w:sz w:val="30"/>
+          <w:szCs w:val="30"/>
+        </w:rPr>
+        <w:t xml:space="preserve">JavaScript je </w:t>
+      </w:r>
+      <w:proofErr w:type="spellStart"/>
+      <w:r>
+        <w:rPr>
+          <w:sz w:val="30"/>
+          <w:szCs w:val="30"/>
+        </w:rPr>
+        <w:t>programski</w:t>
+      </w:r>
+      <w:proofErr w:type="spellEnd"/>
+      <w:r>
+        <w:rPr>
+          <w:sz w:val="30"/>
+          <w:szCs w:val="30"/>
+        </w:rPr>
+        <w:t xml:space="preserve"> </w:t>
+      </w:r>
+      <w:proofErr w:type="spellStart"/>
+      <w:r>
+        <w:rPr>
+          <w:sz w:val="30"/>
+          <w:szCs w:val="30"/>
+        </w:rPr>
+        <w:t>jezik</w:t>
+      </w:r>
+      <w:proofErr w:type="spellEnd"/>
+      <w:r>
+        <w:rPr>
+          <w:sz w:val="30"/>
+          <w:szCs w:val="30"/>
+        </w:rPr>
+        <w:t xml:space="preserve"> koji web </w:t>
+      </w:r>
+      <w:proofErr w:type="spellStart"/>
+      <w:r>
+        <w:rPr>
+          <w:sz w:val="30"/>
+          <w:szCs w:val="30"/>
+        </w:rPr>
+        <w:t>stranicama</w:t>
+      </w:r>
+      <w:proofErr w:type="spellEnd"/>
+      <w:r>
+        <w:rPr>
+          <w:sz w:val="30"/>
+          <w:szCs w:val="30"/>
+        </w:rPr>
+        <w:t xml:space="preserve"> </w:t>
+      </w:r>
+      <w:proofErr w:type="spellStart"/>
+      <w:r>
+        <w:rPr>
+          <w:sz w:val="30"/>
+          <w:szCs w:val="30"/>
+        </w:rPr>
+        <w:t>omogućuje</w:t>
+      </w:r>
+      <w:proofErr w:type="spellEnd"/>
+      <w:r>
+        <w:rPr>
+          <w:sz w:val="30"/>
+          <w:szCs w:val="30"/>
+        </w:rPr>
+        <w:t xml:space="preserve"> </w:t>
+      </w:r>
+      <w:proofErr w:type="spellStart"/>
+      <w:r>
+        <w:rPr>
+          <w:sz w:val="30"/>
+          <w:szCs w:val="30"/>
+        </w:rPr>
+        <w:t>interaktivnost</w:t>
+      </w:r>
+      <w:proofErr w:type="spellEnd"/>
+      <w:r>
+        <w:rPr>
+          <w:sz w:val="30"/>
+          <w:szCs w:val="30"/>
+        </w:rPr>
+        <w:t xml:space="preserve">. On </w:t>
+      </w:r>
+      <w:proofErr w:type="spellStart"/>
+      <w:r>
+        <w:rPr>
+          <w:sz w:val="30"/>
+          <w:szCs w:val="30"/>
+        </w:rPr>
+        <w:t>omogućuje</w:t>
+      </w:r>
+      <w:proofErr w:type="spellEnd"/>
+      <w:r>
+        <w:rPr>
+          <w:sz w:val="30"/>
+          <w:szCs w:val="30"/>
+        </w:rPr>
+        <w:t xml:space="preserve"> </w:t>
+      </w:r>
+      <w:proofErr w:type="spellStart"/>
+      <w:r>
+        <w:rPr>
+          <w:sz w:val="30"/>
+          <w:szCs w:val="30"/>
+        </w:rPr>
+        <w:t>otvaranje</w:t>
+      </w:r>
+      <w:proofErr w:type="spellEnd"/>
+      <w:r>
+        <w:rPr>
+          <w:sz w:val="30"/>
+          <w:szCs w:val="30"/>
+        </w:rPr>
+        <w:t xml:space="preserve"> pop-up </w:t>
+      </w:r>
+      <w:proofErr w:type="spellStart"/>
+      <w:r>
+        <w:rPr>
+          <w:sz w:val="30"/>
+          <w:szCs w:val="30"/>
+        </w:rPr>
+        <w:t>prozora</w:t>
+      </w:r>
+      <w:proofErr w:type="spellEnd"/>
+      <w:r>
+        <w:rPr>
+          <w:sz w:val="30"/>
+          <w:szCs w:val="30"/>
+        </w:rPr>
+        <w:t xml:space="preserve">, </w:t>
+      </w:r>
+      <w:proofErr w:type="spellStart"/>
+      <w:r>
+        <w:rPr>
+          <w:sz w:val="30"/>
+          <w:szCs w:val="30"/>
+        </w:rPr>
+        <w:t>prikazivanje</w:t>
+      </w:r>
+      <w:proofErr w:type="spellEnd"/>
+      <w:r>
+        <w:rPr>
+          <w:sz w:val="30"/>
+          <w:szCs w:val="30"/>
+        </w:rPr>
+        <w:t xml:space="preserve"> </w:t>
+      </w:r>
+      <w:proofErr w:type="spellStart"/>
+      <w:r>
+        <w:rPr>
+          <w:sz w:val="30"/>
+          <w:szCs w:val="30"/>
+        </w:rPr>
+        <w:t>obavijesti</w:t>
+      </w:r>
+      <w:proofErr w:type="spellEnd"/>
+      <w:r>
+        <w:rPr>
+          <w:sz w:val="30"/>
+          <w:szCs w:val="30"/>
+        </w:rPr>
+        <w:t xml:space="preserve">, </w:t>
+      </w:r>
+      <w:proofErr w:type="spellStart"/>
+      <w:r>
+        <w:rPr>
+          <w:sz w:val="30"/>
+          <w:szCs w:val="30"/>
+        </w:rPr>
+        <w:t>slanje</w:t>
+      </w:r>
+      <w:proofErr w:type="spellEnd"/>
+      <w:r>
+        <w:rPr>
+          <w:sz w:val="30"/>
+          <w:szCs w:val="30"/>
+        </w:rPr>
+        <w:t xml:space="preserve"> </w:t>
+      </w:r>
+      <w:proofErr w:type="spellStart"/>
+      <w:r>
+        <w:rPr>
+          <w:sz w:val="30"/>
+          <w:szCs w:val="30"/>
+        </w:rPr>
+        <w:t>podataka</w:t>
+      </w:r>
+      <w:proofErr w:type="spellEnd"/>
+      <w:r>
+        <w:rPr>
+          <w:sz w:val="30"/>
+          <w:szCs w:val="30"/>
+        </w:rPr>
+        <w:t xml:space="preserve"> u </w:t>
+      </w:r>
+      <w:proofErr w:type="spellStart"/>
+      <w:r>
+        <w:rPr>
+          <w:sz w:val="30"/>
+          <w:szCs w:val="30"/>
+        </w:rPr>
+        <w:t>bazu</w:t>
+      </w:r>
+      <w:proofErr w:type="spellEnd"/>
+      <w:r>
+        <w:rPr>
+          <w:sz w:val="30"/>
+          <w:szCs w:val="30"/>
+        </w:rPr>
+        <w:t xml:space="preserve"> bez </w:t>
+      </w:r>
+      <w:proofErr w:type="spellStart"/>
+      <w:r>
+        <w:rPr>
+          <w:sz w:val="30"/>
+          <w:szCs w:val="30"/>
+        </w:rPr>
+        <w:t>osvježavanja</w:t>
+      </w:r>
+      <w:proofErr w:type="spellEnd"/>
+      <w:r>
+        <w:rPr>
+          <w:sz w:val="30"/>
+          <w:szCs w:val="30"/>
+        </w:rPr>
+        <w:t xml:space="preserve"> </w:t>
+      </w:r>
+      <w:proofErr w:type="spellStart"/>
+      <w:r>
+        <w:rPr>
+          <w:sz w:val="30"/>
+          <w:szCs w:val="30"/>
+        </w:rPr>
+        <w:t>stranice</w:t>
+      </w:r>
+      <w:proofErr w:type="spellEnd"/>
+      <w:r>
+        <w:rPr>
+          <w:sz w:val="30"/>
+          <w:szCs w:val="30"/>
+        </w:rPr>
+        <w:t xml:space="preserve"> </w:t>
+      </w:r>
+      <w:proofErr w:type="spellStart"/>
+      <w:r>
+        <w:rPr>
+          <w:sz w:val="30"/>
+          <w:szCs w:val="30"/>
+        </w:rPr>
+        <w:t>itd</w:t>
+      </w:r>
+      <w:proofErr w:type="spellEnd"/>
+      <w:r>
+        <w:rPr>
+          <w:sz w:val="30"/>
+          <w:szCs w:val="30"/>
+        </w:rPr>
+        <w:t>.</w:t>
+      </w:r>
+    </w:p>
+    <w:p>
+      <w:pPr>
+        <w:rPr>
+          <w:sz w:val="32"/>
+          <w:szCs w:val="32"/>
+        </w:rPr>
+      </w:pPr>
+      <w:r>
+        <w:rPr>
+          <w:sz w:val="32"/>
+          <w:szCs w:val="32"/>
+        </w:rPr>
+        <w:drawing>
+          <wp:inline distT="0" distB="0" distL="0" distR="0" wp14:anchorId="6A4BE514" wp14:editId="6A20BDEC">
+            <wp:extent cx="5973097" cy="6856938"/>
+            <wp:effectExtent l="0" t="0" r="8890" b="1270"/>
+            <wp:docPr id="135886486" name="Slika 1"/>
+            <wp:cNvGraphicFramePr>
+              <a:graphicFrameLocks xmlns:a="http://schemas.openxmlformats.org/drawingml/2006/main" noChangeAspect="1"/>
+            </wp:cNvGraphicFramePr>
+            <a:graphic xmlns:a="http://schemas.openxmlformats.org/drawingml/2006/main">
+              <a:graphicData uri="http://schemas.openxmlformats.org/drawingml/2006/picture">
+                <pic:pic xmlns:pic="http://schemas.openxmlformats.org/drawingml/2006/picture">
+                  <pic:nvPicPr>
+                    <pic:cNvPr id="135886486" name=""/>
+                    <pic:cNvPicPr/>
+                  </pic:nvPicPr>
+                  <pic:blipFill>
+                    <a:blip r:embed="rId17"/>
+                    <a:stretch>
+                      <a:fillRect/>
+                    </a:stretch>
+                  </pic:blipFill>
+                  <pic:spPr>
+                    <a:xfrm>
+                      <a:off x="0" y="0"/>
+                      <a:ext cx="6004619" cy="6893124"/>
+                    </a:xfrm>
+                    <a:prstGeom prst="rect">
+                      <a:avLst/>
+                    </a:prstGeom>
+                  </pic:spPr>
+                </pic:pic>
+              </a:graphicData>
+            </a:graphic>
+          </wp:inline>
+        </w:drawing>
+      </w:r>
+    </w:p>
+    <w:p>
+      <w:pPr>
+        <w:rPr>
+          <w:sz w:val="32"/>
+          <w:szCs w:val="32"/>
+        </w:rPr>
+      </w:pPr>
+    </w:p>
+    <w:p>
+      <w:pPr>
+        <w:rPr>
+          <w:sz w:val="32"/>
+          <w:szCs w:val="32"/>
+        </w:rPr>
+      </w:pPr>
+      <w:r>
+        <w:rPr>
+          <w:b/>
+          <w:bCs/>
+          <w:sz w:val="32"/>
+          <w:szCs w:val="32"/>
+        </w:rPr>
+        <w:t>app.js</w:t>
+      </w:r>
+      <w:r>
+        <w:rPr>
+          <w:sz w:val="32"/>
+          <w:szCs w:val="32"/>
+        </w:rPr>
+        <w:t xml:space="preserve"> - </w:t>
+      </w:r>
+      <w:proofErr w:type="spellStart"/>
+      <w:r>
+        <w:rPr>
+          <w:sz w:val="32"/>
+          <w:szCs w:val="32"/>
+        </w:rPr>
+        <w:t>odlučuje</w:t>
+      </w:r>
+      <w:proofErr w:type="spellEnd"/>
+      <w:r>
+        <w:rPr>
+          <w:sz w:val="32"/>
+          <w:szCs w:val="32"/>
+        </w:rPr>
+        <w:t xml:space="preserve"> </w:t>
+      </w:r>
+      <w:proofErr w:type="spellStart"/>
+      <w:r>
+        <w:rPr>
+          <w:sz w:val="32"/>
+          <w:szCs w:val="32"/>
+        </w:rPr>
+        <w:t>što</w:t>
+      </w:r>
+      <w:proofErr w:type="spellEnd"/>
+      <w:r>
+        <w:rPr>
+          <w:sz w:val="32"/>
+          <w:szCs w:val="32"/>
+        </w:rPr>
+        <w:t xml:space="preserve"> </w:t>
+      </w:r>
+      <w:proofErr w:type="spellStart"/>
+      <w:r>
+        <w:rPr>
+          <w:sz w:val="32"/>
+          <w:szCs w:val="32"/>
+        </w:rPr>
+        <w:t>će</w:t>
+      </w:r>
+      <w:proofErr w:type="spellEnd"/>
+      <w:r>
+        <w:rPr>
+          <w:sz w:val="32"/>
+          <w:szCs w:val="32"/>
+        </w:rPr>
+        <w:t xml:space="preserve"> se </w:t>
+      </w:r>
+      <w:proofErr w:type="spellStart"/>
+      <w:r>
+        <w:rPr>
+          <w:sz w:val="32"/>
+          <w:szCs w:val="32"/>
+        </w:rPr>
+        <w:t>učitati</w:t>
+      </w:r>
+      <w:proofErr w:type="spellEnd"/>
+      <w:r>
+        <w:rPr>
+          <w:sz w:val="32"/>
+          <w:szCs w:val="32"/>
+        </w:rPr>
+        <w:t>.</w:t>
+      </w:r>
+    </w:p>
+    <w:p>
+      <w:pPr>
+        <w:rPr>
+          <w:sz w:val="32"/>
+          <w:szCs w:val="32"/>
+        </w:rPr>
+      </w:pPr>
+      <w:r>
+        <w:rPr>
+          <w:b/>
+          <w:bCs/>
+          <w:sz w:val="32"/>
+          <w:szCs w:val="32"/>
+        </w:rPr>
+        <w:t>ui.js</w:t>
+      </w:r>
+      <w:r>
+        <w:rPr>
+          <w:sz w:val="32"/>
+          <w:szCs w:val="32"/>
+        </w:rPr>
+        <w:t xml:space="preserve"> - </w:t>
+      </w:r>
+      <w:proofErr w:type="spellStart"/>
+      <w:r>
+        <w:rPr>
+          <w:sz w:val="32"/>
+          <w:szCs w:val="32"/>
+        </w:rPr>
+        <w:t>u</w:t>
+      </w:r>
+      <w:r>
+        <w:rPr>
+          <w:sz w:val="32"/>
+          <w:szCs w:val="32"/>
+        </w:rPr>
+        <w:t>pravlja</w:t>
+      </w:r>
+      <w:proofErr w:type="spellEnd"/>
+      <w:r>
+        <w:rPr>
+          <w:sz w:val="32"/>
+          <w:szCs w:val="32"/>
+        </w:rPr>
+        <w:t xml:space="preserve"> </w:t>
+      </w:r>
+      <w:proofErr w:type="spellStart"/>
+      <w:r>
+        <w:rPr>
+          <w:sz w:val="32"/>
+          <w:szCs w:val="32"/>
+        </w:rPr>
+        <w:t>vizualnim</w:t>
+      </w:r>
+      <w:proofErr w:type="spellEnd"/>
+      <w:r>
+        <w:rPr>
+          <w:sz w:val="32"/>
+          <w:szCs w:val="32"/>
+        </w:rPr>
+        <w:t xml:space="preserve"> </w:t>
+      </w:r>
+      <w:proofErr w:type="spellStart"/>
+      <w:r>
+        <w:rPr>
+          <w:sz w:val="32"/>
+          <w:szCs w:val="32"/>
+        </w:rPr>
+        <w:t>komponentama</w:t>
+      </w:r>
+      <w:proofErr w:type="spellEnd"/>
+      <w:r>
+        <w:rPr>
+          <w:sz w:val="32"/>
+          <w:szCs w:val="32"/>
+        </w:rPr>
+        <w:t xml:space="preserve"> </w:t>
+      </w:r>
+      <w:proofErr w:type="spellStart"/>
+      <w:r>
+        <w:rPr>
+          <w:sz w:val="32"/>
+          <w:szCs w:val="32"/>
+        </w:rPr>
+        <w:t>poput</w:t>
+      </w:r>
+      <w:proofErr w:type="spellEnd"/>
+      <w:r>
+        <w:rPr>
+          <w:sz w:val="32"/>
+          <w:szCs w:val="32"/>
+        </w:rPr>
+        <w:t xml:space="preserve"> </w:t>
+      </w:r>
+      <w:proofErr w:type="spellStart"/>
+      <w:r>
+        <w:rPr>
+          <w:sz w:val="32"/>
+          <w:szCs w:val="32"/>
+        </w:rPr>
+        <w:t>headera</w:t>
+      </w:r>
+      <w:proofErr w:type="spellEnd"/>
+      <w:r>
+        <w:rPr>
+          <w:sz w:val="32"/>
+          <w:szCs w:val="32"/>
+        </w:rPr>
+        <w:t xml:space="preserve">, </w:t>
+      </w:r>
+      <w:proofErr w:type="spellStart"/>
+      <w:r>
+        <w:rPr>
+          <w:sz w:val="32"/>
+          <w:szCs w:val="32"/>
+        </w:rPr>
+        <w:t>footera</w:t>
+      </w:r>
+      <w:proofErr w:type="spellEnd"/>
+      <w:r>
+        <w:rPr>
+          <w:sz w:val="32"/>
+          <w:szCs w:val="32"/>
+        </w:rPr>
+        <w:t xml:space="preserve"> </w:t>
+      </w:r>
+      <w:proofErr w:type="spellStart"/>
+      <w:r>
+        <w:rPr>
+          <w:sz w:val="32"/>
+          <w:szCs w:val="32"/>
+        </w:rPr>
+        <w:t>i</w:t>
+      </w:r>
+      <w:proofErr w:type="spellEnd"/>
+      <w:r>
+        <w:rPr>
+          <w:sz w:val="32"/>
+          <w:szCs w:val="32"/>
+        </w:rPr>
+        <w:t xml:space="preserve"> </w:t>
+      </w:r>
+      <w:proofErr w:type="spellStart"/>
+      <w:r>
+        <w:rPr>
+          <w:sz w:val="32"/>
+          <w:szCs w:val="32"/>
+        </w:rPr>
+        <w:t>obavijesti</w:t>
+      </w:r>
+      <w:proofErr w:type="spellEnd"/>
+    </w:p>
+    <w:p>
+      <w:pPr>
+        <w:rPr>
+          <w:sz w:val="32"/>
+          <w:szCs w:val="32"/>
+        </w:rPr>
+      </w:pPr>
+      <w:r>
+        <w:rPr>
+          <w:b/>
+          <w:bCs/>
+          <w:sz w:val="32"/>
+          <w:szCs w:val="32"/>
+        </w:rPr>
+        <w:t>Moduli (booking.js, services.js)</w:t>
+      </w:r>
+      <w:r>
+        <w:rPr>
+          <w:sz w:val="32"/>
+          <w:szCs w:val="32"/>
+        </w:rPr>
+        <w:t xml:space="preserve"> - </w:t>
+      </w:r>
+      <w:proofErr w:type="spellStart"/>
+      <w:r>
+        <w:rPr>
+          <w:sz w:val="32"/>
+          <w:szCs w:val="32"/>
+        </w:rPr>
+        <w:t>Učitavaju</w:t>
+      </w:r>
+      <w:proofErr w:type="spellEnd"/>
+      <w:r>
+        <w:rPr>
+          <w:sz w:val="32"/>
+          <w:szCs w:val="32"/>
+        </w:rPr>
+        <w:t xml:space="preserve"> se </w:t>
+      </w:r>
+      <w:proofErr w:type="spellStart"/>
+      <w:r>
+        <w:rPr>
+          <w:sz w:val="32"/>
+          <w:szCs w:val="32"/>
+        </w:rPr>
+        <w:t>isključivo</w:t>
+      </w:r>
+      <w:proofErr w:type="spellEnd"/>
+      <w:r>
+        <w:rPr>
+          <w:sz w:val="32"/>
+          <w:szCs w:val="32"/>
+        </w:rPr>
+        <w:t xml:space="preserve"> po </w:t>
+      </w:r>
+      <w:proofErr w:type="spellStart"/>
+      <w:r>
+        <w:rPr>
+          <w:sz w:val="32"/>
+          <w:szCs w:val="32"/>
+        </w:rPr>
+        <w:t>potrebi</w:t>
+      </w:r>
+      <w:proofErr w:type="spellEnd"/>
+      <w:r>
+        <w:rPr>
+          <w:sz w:val="32"/>
+          <w:szCs w:val="32"/>
+        </w:rPr>
+        <w:t xml:space="preserve"> </w:t>
+      </w:r>
+      <w:proofErr w:type="spellStart"/>
+      <w:r>
+        <w:rPr>
+          <w:sz w:val="32"/>
+          <w:szCs w:val="32"/>
+        </w:rPr>
+        <w:t>na</w:t>
+      </w:r>
+      <w:proofErr w:type="spellEnd"/>
+      <w:r>
+        <w:rPr>
+          <w:sz w:val="32"/>
+          <w:szCs w:val="32"/>
+        </w:rPr>
+        <w:t xml:space="preserve"> </w:t>
+      </w:r>
+      <w:proofErr w:type="spellStart"/>
+      <w:r>
+        <w:rPr>
+          <w:sz w:val="32"/>
+          <w:szCs w:val="32"/>
+        </w:rPr>
+        <w:t>točno</w:t>
+      </w:r>
+      <w:proofErr w:type="spellEnd"/>
+      <w:r>
+        <w:rPr>
+          <w:sz w:val="32"/>
+          <w:szCs w:val="32"/>
+        </w:rPr>
+        <w:t xml:space="preserve"> </w:t>
+      </w:r>
+      <w:proofErr w:type="spellStart"/>
+      <w:r>
+        <w:rPr>
+          <w:sz w:val="32"/>
+          <w:szCs w:val="32"/>
+        </w:rPr>
+        <w:t>određenim</w:t>
+      </w:r>
+      <w:proofErr w:type="spellEnd"/>
+      <w:r>
+        <w:rPr>
+          <w:sz w:val="32"/>
+          <w:szCs w:val="32"/>
+        </w:rPr>
+        <w:t xml:space="preserve"> </w:t>
+      </w:r>
+      <w:proofErr w:type="spellStart"/>
+      <w:r>
+        <w:rPr>
+          <w:sz w:val="32"/>
+          <w:szCs w:val="32"/>
+        </w:rPr>
+        <w:t>stranicama</w:t>
+      </w:r>
+      <w:proofErr w:type="spellEnd"/>
+      <w:r>
+        <w:rPr>
+          <w:sz w:val="32"/>
+          <w:szCs w:val="32"/>
+        </w:rPr>
+        <w:t>.</w:t>
+      </w:r>
+    </w:p>
+    <w:p>
+      <w:pPr>
+        <w:rPr>
+          <w:sz w:val="32"/>
+          <w:szCs w:val="32"/>
+        </w:rPr>
+      </w:pPr>
+      <w:r>
+        <w:rPr>
+          <w:b/>
+          <w:bCs/>
+          <w:sz w:val="32"/>
+          <w:szCs w:val="32"/>
+        </w:rPr>
+        <w:t>supabase.js</w:t>
+      </w:r>
+      <w:r>
+        <w:rPr>
+          <w:sz w:val="32"/>
+          <w:szCs w:val="32"/>
+        </w:rPr>
+        <w:t xml:space="preserve"> –</w:t>
+      </w:r>
+      <w:r>
+        <w:rPr>
+          <w:sz w:val="32"/>
+          <w:szCs w:val="32"/>
+        </w:rPr>
+        <w:t xml:space="preserve"> </w:t>
+      </w:r>
+      <w:proofErr w:type="spellStart"/>
+      <w:r>
+        <w:rPr>
+          <w:sz w:val="32"/>
+          <w:szCs w:val="32"/>
+        </w:rPr>
+        <w:t>komunicira</w:t>
+      </w:r>
+      <w:proofErr w:type="spellEnd"/>
+      <w:r>
+        <w:rPr>
+          <w:sz w:val="32"/>
+          <w:szCs w:val="32"/>
+        </w:rPr>
+        <w:t xml:space="preserve"> s </w:t>
+      </w:r>
+      <w:proofErr w:type="spellStart"/>
+      <w:r>
+        <w:rPr>
+          <w:sz w:val="32"/>
+          <w:szCs w:val="32"/>
+        </w:rPr>
+        <w:t>Supabase</w:t>
+      </w:r>
+      <w:proofErr w:type="spellEnd"/>
+      <w:r>
+        <w:rPr>
+          <w:sz w:val="32"/>
+          <w:szCs w:val="32"/>
+        </w:rPr>
+        <w:t xml:space="preserve"> </w:t>
+      </w:r>
+      <w:proofErr w:type="spellStart"/>
+      <w:r>
+        <w:rPr>
+          <w:sz w:val="32"/>
+          <w:szCs w:val="32"/>
+        </w:rPr>
+        <w:t>baz</w:t>
+      </w:r>
+      <w:r>
+        <w:rPr>
+          <w:sz w:val="32"/>
+          <w:szCs w:val="32"/>
+        </w:rPr>
+        <w:t>om</w:t>
+      </w:r>
+      <w:proofErr w:type="spellEnd"/>
+      <w:r>
+        <w:rPr>
+          <w:sz w:val="32"/>
+          <w:szCs w:val="32"/>
+        </w:rPr>
+        <w:t xml:space="preserve"> </w:t>
+      </w:r>
+      <w:proofErr w:type="spellStart"/>
+      <w:r>
+        <w:rPr>
+          <w:sz w:val="32"/>
+          <w:szCs w:val="32"/>
+        </w:rPr>
+        <w:t>podataka</w:t>
+      </w:r>
+      <w:proofErr w:type="spellEnd"/>
+      <w:r>
+        <w:rPr>
+          <w:sz w:val="32"/>
+          <w:szCs w:val="32"/>
+        </w:rPr>
+        <w:t>.</w:t>
+      </w:r>
+    </w:p>
+    <w:p>
+      <w:pPr>
+        <w:rPr>
+          <w:sz w:val="32"/>
+          <w:szCs w:val="32"/>
+        </w:rPr>
+      </w:pPr>
+    </w:p>
+    <w:p>
+      <w:pPr>
+        <w:rPr>
+          <w:sz w:val="32"/>
+          <w:szCs w:val="32"/>
+        </w:rPr>
+      </w:pPr>
+    </w:p>
+    <w:p>
+      <w:pPr>
+        <w:rPr>
+          <w:sz w:val="36"/>
+          <w:szCs w:val="36"/>
+          <w:lang w:val="hr-HR"/>
+        </w:rPr>
+      </w:pPr>
+      <w:r>
+        <w:rPr>
+          <w:sz w:val="36"/>
+          <w:szCs w:val="36"/>
+          <w:lang w:val="hr-HR"/>
+        </w:rPr>
+        <w:t xml:space="preserve">Faza 5. Spajanje </w:t>
+      </w:r>
+      <w:proofErr w:type="spellStart"/>
+      <w:r>
+        <w:rPr>
+          <w:sz w:val="36"/>
+          <w:szCs w:val="36"/>
+          <w:lang w:val="hr-HR"/>
+        </w:rPr>
+        <w:t>Supabase</w:t>
+      </w:r>
+      <w:proofErr w:type="spellEnd"/>
+      <w:r>
+        <w:rPr>
+          <w:sz w:val="36"/>
+          <w:szCs w:val="36"/>
+          <w:lang w:val="hr-HR"/>
+        </w:rPr>
+        <w:t xml:space="preserve"> i JS &amp; Security</w:t>
+      </w:r>
+    </w:p>
+    <w:p>
+      <w:pPr>
+        <w:rPr>
+          <w:sz w:val="36"/>
+          <w:szCs w:val="36"/>
+          <w:lang w:val="hr-HR"/>
+        </w:rPr>
+      </w:pPr>
+      <w:r>
+        <w:rPr>
+          <w:sz w:val="36"/>
+          <w:szCs w:val="36"/>
+          <w:lang w:val="hr-HR"/>
+        </w:rPr>
+        <w:drawing>
+          <wp:inline distT="0" distB="0" distL="0" distR="0" wp14:anchorId="6A6D0DF1" wp14:editId="74BCBACD">
+            <wp:extent cx="2962688" cy="428685"/>
+            <wp:effectExtent l="0" t="0" r="0" b="9525"/>
+            <wp:docPr id="651795946" name="Slika 1"/>
+            <wp:cNvGraphicFramePr>
+              <a:graphicFrameLocks xmlns:a="http://schemas.openxmlformats.org/drawingml/2006/main" noChangeAspect="1"/>
+            </wp:cNvGraphicFramePr>
+            <a:graphic xmlns:a="http://schemas.openxmlformats.org/drawingml/2006/main">
+              <a:graphicData uri="http://schemas.openxmlformats.org/drawingml/2006/picture">
+                <pic:pic xmlns:pic="http://schemas.openxmlformats.org/drawingml/2006/picture">
+                  <pic:nvPicPr>
+                    <pic:cNvPr id="651795946" name=""/>
+                    <pic:cNvPicPr/>
+                  </pic:nvPicPr>
+                  <pic:blipFill>
+                    <a:blip r:embed="rId18"/>
+                    <a:stretch>
+                      <a:fillRect/>
+                    </a:stretch>
+                  </pic:blipFill>
+                  <pic:spPr>
+                    <a:xfrm>
+                      <a:off x="0" y="0"/>
+                      <a:ext cx="2962688" cy="428685"/>
+                    </a:xfrm>
+                    <a:prstGeom prst="rect">
+                      <a:avLst/>
+                    </a:prstGeom>
+                  </pic:spPr>
+                </pic:pic>
+              </a:graphicData>
+            </a:graphic>
+          </wp:inline>
+        </w:drawing>
+      </w:r>
+    </w:p>
+    <w:p>
+      <w:pPr>
+        <w:rPr>
+          <w:sz w:val="36"/>
+          <w:szCs w:val="36"/>
+          <w:lang w:val="hr-HR"/>
+        </w:rPr>
+      </w:pPr>
+      <w:r>
+        <w:rPr>
+          <w:sz w:val="36"/>
+          <w:szCs w:val="36"/>
+          <w:lang w:val="hr-HR"/>
+        </w:rPr>
+        <w:drawing>
+          <wp:inline distT="0" distB="0" distL="0" distR="0" wp14:anchorId="334FB732" wp14:editId="1433B689">
+            <wp:extent cx="2772162" cy="409632"/>
+            <wp:effectExtent l="0" t="0" r="9525" b="9525"/>
+            <wp:docPr id="1144279596" name="Slika 1"/>
+            <wp:cNvGraphicFramePr>
+              <a:graphicFrameLocks xmlns:a="http://schemas.openxmlformats.org/drawingml/2006/main" noChangeAspect="1"/>
+            </wp:cNvGraphicFramePr>
+            <a:graphic xmlns:a="http://schemas.openxmlformats.org/drawingml/2006/main">
+              <a:graphicData uri="http://schemas.openxmlformats.org/drawingml/2006/picture">
+                <pic:pic xmlns:pic="http://schemas.openxmlformats.org/drawingml/2006/picture">
+                  <pic:nvPicPr>
+                    <pic:cNvPr id="1144279596" name=""/>
+                    <pic:cNvPicPr/>
+                  </pic:nvPicPr>
+                  <pic:blipFill>
+                    <a:blip r:embed="rId19"/>
+                    <a:stretch>
+                      <a:fillRect/>
+                    </a:stretch>
+                  </pic:blipFill>
+                  <pic:spPr>
+                    <a:xfrm>
+                      <a:off x="0" y="0"/>
+                      <a:ext cx="2772162" cy="409632"/>
+                    </a:xfrm>
+                    <a:prstGeom prst="rect">
+                      <a:avLst/>
+                    </a:prstGeom>
+                  </pic:spPr>
+                </pic:pic>
+              </a:graphicData>
+            </a:graphic>
+          </wp:inline>
+        </w:drawing>
+      </w:r>
+    </w:p>
+    <w:p>
+      <w:pPr>
+        <w:rPr>
+          <w:sz w:val="36"/>
+          <w:szCs w:val="36"/>
+          <w:lang w:val="hr-HR"/>
+        </w:rPr>
+      </w:pPr>
+    </w:p>
+    <w:p>
+      <w:pPr>
+        <w:pStyle w:val="Odlomakpopisa"/>
+        <w:numPr>
+          <w:ilvl w:val="0"/>
+          <w:numId w:val="1"/>
+        </w:numPr>
+        <w:rPr>
+          <w:sz w:val="36"/>
+          <w:szCs w:val="36"/>
+        </w:rPr>
+      </w:pPr>
+      <w:r>
+        <w:rPr>
+          <w:sz w:val="36"/>
+          <w:szCs w:val="36"/>
+        </w:rPr>
+        <w:t xml:space="preserve">API </w:t>
+      </w:r>
+      <w:proofErr w:type="spellStart"/>
+      <w:r>
+        <w:rPr>
+          <w:sz w:val="36"/>
+          <w:szCs w:val="36"/>
+        </w:rPr>
+        <w:t>ključevi</w:t>
+      </w:r>
+      <w:proofErr w:type="spellEnd"/>
+      <w:r>
+        <w:rPr>
+          <w:sz w:val="36"/>
+          <w:szCs w:val="36"/>
+        </w:rPr>
+        <w:t xml:space="preserve"> </w:t>
+      </w:r>
+      <w:proofErr w:type="spellStart"/>
+      <w:r>
+        <w:rPr>
+          <w:sz w:val="36"/>
+          <w:szCs w:val="36"/>
+        </w:rPr>
+        <w:t>su</w:t>
+      </w:r>
+      <w:proofErr w:type="spellEnd"/>
+      <w:r>
+        <w:rPr>
+          <w:sz w:val="36"/>
+          <w:szCs w:val="36"/>
+        </w:rPr>
+        <w:t xml:space="preserve"> </w:t>
+      </w:r>
+      <w:proofErr w:type="spellStart"/>
+      <w:r>
+        <w:rPr>
+          <w:sz w:val="36"/>
+          <w:szCs w:val="36"/>
+        </w:rPr>
+        <w:t>vidljivi</w:t>
+      </w:r>
+      <w:proofErr w:type="spellEnd"/>
+      <w:r>
+        <w:rPr>
+          <w:sz w:val="36"/>
+          <w:szCs w:val="36"/>
+        </w:rPr>
+        <w:t xml:space="preserve"> </w:t>
+      </w:r>
+      <w:proofErr w:type="spellStart"/>
+      <w:r>
+        <w:rPr>
+          <w:sz w:val="36"/>
+          <w:szCs w:val="36"/>
+        </w:rPr>
+        <w:t>svakome</w:t>
+      </w:r>
+      <w:proofErr w:type="spellEnd"/>
+      <w:r>
+        <w:rPr>
+          <w:sz w:val="36"/>
+          <w:szCs w:val="36"/>
+        </w:rPr>
+        <w:t xml:space="preserve"> </w:t>
+      </w:r>
+      <w:proofErr w:type="spellStart"/>
+      <w:r>
+        <w:rPr>
+          <w:sz w:val="36"/>
+          <w:szCs w:val="36"/>
+        </w:rPr>
+        <w:t>tko</w:t>
+      </w:r>
+      <w:proofErr w:type="spellEnd"/>
+      <w:r>
+        <w:rPr>
+          <w:sz w:val="36"/>
+          <w:szCs w:val="36"/>
+        </w:rPr>
+        <w:t xml:space="preserve"> </w:t>
+      </w:r>
+      <w:proofErr w:type="spellStart"/>
+      <w:r>
+        <w:rPr>
+          <w:sz w:val="36"/>
+          <w:szCs w:val="36"/>
+        </w:rPr>
+        <w:t>otvori</w:t>
+      </w:r>
+      <w:proofErr w:type="spellEnd"/>
+      <w:r>
+        <w:rPr>
+          <w:sz w:val="36"/>
+          <w:szCs w:val="36"/>
+        </w:rPr>
+        <w:t xml:space="preserve"> </w:t>
+      </w:r>
+      <w:proofErr w:type="spellStart"/>
+      <w:r>
+        <w:rPr>
+          <w:sz w:val="36"/>
+          <w:szCs w:val="36"/>
+        </w:rPr>
+        <w:t>kod</w:t>
+      </w:r>
+      <w:proofErr w:type="spellEnd"/>
+      <w:r>
+        <w:rPr>
+          <w:sz w:val="36"/>
+          <w:szCs w:val="36"/>
+        </w:rPr>
+        <w:t xml:space="preserve"> u </w:t>
+      </w:r>
+      <w:proofErr w:type="spellStart"/>
+      <w:r>
+        <w:rPr>
+          <w:sz w:val="36"/>
+          <w:szCs w:val="36"/>
+        </w:rPr>
+        <w:t>pregledniku</w:t>
+      </w:r>
+      <w:proofErr w:type="spellEnd"/>
+      <w:r>
+        <w:rPr>
+          <w:sz w:val="36"/>
+          <w:szCs w:val="36"/>
+        </w:rPr>
+        <w:t xml:space="preserve">, </w:t>
+      </w:r>
+      <w:proofErr w:type="spellStart"/>
+      <w:r>
+        <w:rPr>
+          <w:sz w:val="36"/>
+          <w:szCs w:val="36"/>
+        </w:rPr>
+        <w:t>ali</w:t>
+      </w:r>
+      <w:proofErr w:type="spellEnd"/>
+      <w:r>
+        <w:rPr>
+          <w:sz w:val="36"/>
+          <w:szCs w:val="36"/>
+        </w:rPr>
+        <w:t xml:space="preserve"> </w:t>
+      </w:r>
+      <w:proofErr w:type="spellStart"/>
+      <w:r>
+        <w:rPr>
+          <w:sz w:val="36"/>
+          <w:szCs w:val="36"/>
+        </w:rPr>
+        <w:t>aplikacija</w:t>
+      </w:r>
+      <w:proofErr w:type="spellEnd"/>
+      <w:r>
+        <w:rPr>
+          <w:sz w:val="36"/>
+          <w:szCs w:val="36"/>
+        </w:rPr>
+        <w:t xml:space="preserve"> je </w:t>
+      </w:r>
+      <w:proofErr w:type="spellStart"/>
+      <w:r>
+        <w:rPr>
+          <w:sz w:val="36"/>
+          <w:szCs w:val="36"/>
+        </w:rPr>
+        <w:t>sigurna</w:t>
+      </w:r>
+      <w:proofErr w:type="spellEnd"/>
+      <w:r>
+        <w:rPr>
+          <w:sz w:val="36"/>
+          <w:szCs w:val="36"/>
+        </w:rPr>
+        <w:t xml:space="preserve"> </w:t>
+      </w:r>
+      <w:proofErr w:type="spellStart"/>
+      <w:r>
+        <w:rPr>
+          <w:sz w:val="36"/>
+          <w:szCs w:val="36"/>
+        </w:rPr>
+        <w:t>zahvaljujući</w:t>
+      </w:r>
+      <w:proofErr w:type="spellEnd"/>
+      <w:r>
+        <w:rPr>
+          <w:sz w:val="36"/>
+          <w:szCs w:val="36"/>
+        </w:rPr>
+        <w:t> </w:t>
+      </w:r>
+      <w:r>
+        <w:rPr>
+          <w:b/>
+          <w:bCs/>
+          <w:sz w:val="36"/>
+          <w:szCs w:val="36"/>
+        </w:rPr>
+        <w:t>RLS-u (Row Level Security)</w:t>
+      </w:r>
+      <w:r>
+        <w:rPr>
+          <w:sz w:val="36"/>
+          <w:szCs w:val="36"/>
+        </w:rPr>
+        <w:t>.</w:t>
+      </w:r>
+      <w:r>
+        <w:rPr>
+          <w:sz w:val="36"/>
+          <w:szCs w:val="36"/>
+        </w:rPr>
+        <w:t xml:space="preserve"> RLS </w:t>
+      </w:r>
+      <w:proofErr w:type="spellStart"/>
+      <w:r>
+        <w:rPr>
+          <w:sz w:val="36"/>
+          <w:szCs w:val="36"/>
+        </w:rPr>
+        <w:t>radi</w:t>
+      </w:r>
+      <w:proofErr w:type="spellEnd"/>
+      <w:r>
+        <w:rPr>
+          <w:sz w:val="36"/>
+          <w:szCs w:val="36"/>
+        </w:rPr>
+        <w:t xml:space="preserve"> </w:t>
+      </w:r>
+      <w:proofErr w:type="spellStart"/>
+      <w:r>
+        <w:rPr>
+          <w:sz w:val="36"/>
+          <w:szCs w:val="36"/>
+        </w:rPr>
+        <w:t>na</w:t>
+      </w:r>
+      <w:proofErr w:type="spellEnd"/>
+      <w:r>
+        <w:rPr>
+          <w:sz w:val="36"/>
+          <w:szCs w:val="36"/>
+        </w:rPr>
+        <w:t xml:space="preserve"> </w:t>
+      </w:r>
+      <w:proofErr w:type="spellStart"/>
+      <w:r>
+        <w:rPr>
+          <w:sz w:val="36"/>
+          <w:szCs w:val="36"/>
+        </w:rPr>
+        <w:t>svakom</w:t>
+      </w:r>
+      <w:proofErr w:type="spellEnd"/>
+      <w:r>
+        <w:rPr>
+          <w:sz w:val="36"/>
+          <w:szCs w:val="36"/>
+        </w:rPr>
+        <w:t xml:space="preserve"> </w:t>
+      </w:r>
+      <w:proofErr w:type="spellStart"/>
+      <w:r>
+        <w:rPr>
+          <w:sz w:val="36"/>
+          <w:szCs w:val="36"/>
+        </w:rPr>
+        <w:t>retku</w:t>
+      </w:r>
+      <w:proofErr w:type="spellEnd"/>
+      <w:r>
+        <w:rPr>
+          <w:sz w:val="36"/>
+          <w:szCs w:val="36"/>
+        </w:rPr>
+        <w:t xml:space="preserve"> </w:t>
+      </w:r>
+      <w:proofErr w:type="spellStart"/>
+      <w:r>
+        <w:rPr>
+          <w:sz w:val="36"/>
+          <w:szCs w:val="36"/>
+        </w:rPr>
+        <w:t>tablice</w:t>
+      </w:r>
+      <w:proofErr w:type="spellEnd"/>
+      <w:r>
+        <w:rPr>
+          <w:sz w:val="36"/>
+          <w:szCs w:val="36"/>
+        </w:rPr>
+        <w:t>.</w:t>
+      </w:r>
+    </w:p>
+    <w:p>
+      <w:pPr>
+        <w:pStyle w:val="Odlomakpopisa"/>
+        <w:numPr>
+          <w:ilvl w:val="0"/>
+          <w:numId w:val="1"/>
+        </w:numPr>
+        <w:rPr>
+          <w:i/>
+          <w:iCs/>
+          <w:sz w:val="36"/>
+          <w:szCs w:val="36"/>
+        </w:rPr>
+      </w:pPr>
+      <w:proofErr w:type="spellStart"/>
+      <w:r>
+        <w:rPr>
+          <w:i/>
+          <w:iCs/>
+          <w:sz w:val="36"/>
+          <w:szCs w:val="36"/>
+        </w:rPr>
+        <w:t>Primjer</w:t>
+      </w:r>
+      <w:proofErr w:type="spellEnd"/>
+      <w:r>
+        <w:rPr>
+          <w:i/>
+          <w:iCs/>
+          <w:sz w:val="36"/>
+          <w:szCs w:val="36"/>
+        </w:rPr>
+        <w:t xml:space="preserve"> </w:t>
+      </w:r>
+      <w:proofErr w:type="spellStart"/>
+      <w:r>
+        <w:rPr>
+          <w:i/>
+          <w:iCs/>
+          <w:sz w:val="36"/>
+          <w:szCs w:val="36"/>
+        </w:rPr>
+        <w:t>pravila</w:t>
+      </w:r>
+      <w:proofErr w:type="spellEnd"/>
+      <w:r>
+        <w:rPr>
+          <w:i/>
+          <w:iCs/>
+          <w:sz w:val="36"/>
+          <w:szCs w:val="36"/>
+        </w:rPr>
+        <w:t xml:space="preserve">: </w:t>
+      </w:r>
+      <w:proofErr w:type="spellStart"/>
+      <w:r>
+        <w:rPr>
+          <w:i/>
+          <w:iCs/>
+          <w:sz w:val="36"/>
+          <w:szCs w:val="36"/>
+        </w:rPr>
+        <w:t>dozvoljeno</w:t>
+      </w:r>
+      <w:proofErr w:type="spellEnd"/>
+      <w:r>
+        <w:rPr>
+          <w:i/>
+          <w:iCs/>
+          <w:sz w:val="36"/>
+          <w:szCs w:val="36"/>
+        </w:rPr>
+        <w:t xml:space="preserve"> je </w:t>
+      </w:r>
+      <w:proofErr w:type="spellStart"/>
+      <w:r>
+        <w:rPr>
+          <w:i/>
+          <w:iCs/>
+          <w:sz w:val="36"/>
+          <w:szCs w:val="36"/>
+        </w:rPr>
+        <w:t>svim</w:t>
+      </w:r>
+      <w:proofErr w:type="spellEnd"/>
+      <w:r>
+        <w:rPr>
+          <w:i/>
+          <w:iCs/>
+          <w:sz w:val="36"/>
+          <w:szCs w:val="36"/>
+        </w:rPr>
+        <w:t xml:space="preserve"> </w:t>
+      </w:r>
+      <w:proofErr w:type="spellStart"/>
+      <w:r>
+        <w:rPr>
+          <w:i/>
+          <w:iCs/>
+          <w:sz w:val="36"/>
+          <w:szCs w:val="36"/>
+        </w:rPr>
+        <w:t>posjetiteljima</w:t>
+      </w:r>
+      <w:proofErr w:type="spellEnd"/>
+      <w:r>
+        <w:rPr>
+          <w:i/>
+          <w:iCs/>
+          <w:sz w:val="36"/>
+          <w:szCs w:val="36"/>
+        </w:rPr>
+        <w:t xml:space="preserve"> </w:t>
+      </w:r>
+      <w:proofErr w:type="spellStart"/>
+      <w:r>
+        <w:rPr>
+          <w:i/>
+          <w:iCs/>
+          <w:sz w:val="36"/>
+          <w:szCs w:val="36"/>
+        </w:rPr>
+        <w:t>stranice</w:t>
+      </w:r>
+      <w:proofErr w:type="spellEnd"/>
+      <w:r>
+        <w:rPr>
+          <w:i/>
+          <w:iCs/>
+          <w:sz w:val="36"/>
+          <w:szCs w:val="36"/>
+        </w:rPr>
+        <w:t xml:space="preserve"> da s</w:t>
+      </w:r>
+      <w:proofErr w:type="spellStart"/>
+      <w:r>
+        <w:rPr>
+          <w:i/>
+          <w:iCs/>
+          <w:sz w:val="36"/>
+          <w:szCs w:val="36"/>
+        </w:rPr>
+        <w:t>amo</w:t>
+      </w:r>
+      <w:proofErr w:type="spellEnd"/>
+      <w:r>
+        <w:rPr>
+          <w:i/>
+          <w:iCs/>
+          <w:sz w:val="36"/>
+          <w:szCs w:val="36"/>
+        </w:rPr>
+        <w:t xml:space="preserve"> </w:t>
+      </w:r>
+      <w:proofErr w:type="spellStart"/>
+      <w:r>
+        <w:rPr>
+          <w:i/>
+          <w:iCs/>
+          <w:sz w:val="36"/>
+          <w:szCs w:val="36"/>
+        </w:rPr>
+        <w:t>čitaju</w:t>
+      </w:r>
+      <w:proofErr w:type="spellEnd"/>
+      <w:r>
+        <w:rPr>
+          <w:i/>
+          <w:iCs/>
+          <w:sz w:val="36"/>
+          <w:szCs w:val="36"/>
+        </w:rPr>
+        <w:t xml:space="preserve"> </w:t>
+      </w:r>
+      <w:proofErr w:type="spellStart"/>
+      <w:r>
+        <w:rPr>
+          <w:i/>
+          <w:iCs/>
+          <w:sz w:val="36"/>
+          <w:szCs w:val="36"/>
+        </w:rPr>
+        <w:t>tablicu</w:t>
+      </w:r>
+      <w:proofErr w:type="spellEnd"/>
+      <w:r>
+        <w:rPr>
+          <w:i/>
+          <w:iCs/>
+          <w:sz w:val="36"/>
+          <w:szCs w:val="36"/>
+        </w:rPr>
+        <w:t xml:space="preserve"> "</w:t>
+      </w:r>
+      <w:proofErr w:type="spellStart"/>
+      <w:r>
+        <w:rPr>
+          <w:i/>
+          <w:iCs/>
+          <w:sz w:val="36"/>
+          <w:szCs w:val="36"/>
+        </w:rPr>
+        <w:t>usluge</w:t>
+      </w:r>
+      <w:proofErr w:type="spellEnd"/>
+      <w:r>
+        <w:rPr>
+          <w:i/>
+          <w:iCs/>
+          <w:sz w:val="36"/>
+          <w:szCs w:val="36"/>
+        </w:rPr>
+        <w:t xml:space="preserve">" </w:t>
+      </w:r>
+      <w:proofErr w:type="spellStart"/>
+      <w:r>
+        <w:rPr>
+          <w:i/>
+          <w:iCs/>
+          <w:sz w:val="36"/>
+          <w:szCs w:val="36"/>
+        </w:rPr>
+        <w:t>ali</w:t>
+      </w:r>
+      <w:proofErr w:type="spellEnd"/>
+      <w:r>
+        <w:rPr>
+          <w:i/>
+          <w:iCs/>
+          <w:sz w:val="36"/>
+          <w:szCs w:val="36"/>
+        </w:rPr>
+        <w:t xml:space="preserve"> je </w:t>
+      </w:r>
+      <w:proofErr w:type="spellStart"/>
+      <w:r>
+        <w:rPr>
+          <w:i/>
+          <w:iCs/>
+          <w:sz w:val="36"/>
+          <w:szCs w:val="36"/>
+        </w:rPr>
+        <w:t>zabranjeno</w:t>
+      </w:r>
+      <w:proofErr w:type="spellEnd"/>
+      <w:r>
+        <w:rPr>
+          <w:i/>
+          <w:iCs/>
+          <w:sz w:val="36"/>
+          <w:szCs w:val="36"/>
+        </w:rPr>
+        <w:t xml:space="preserve"> </w:t>
+      </w:r>
+      <w:proofErr w:type="spellStart"/>
+      <w:r>
+        <w:rPr>
+          <w:i/>
+          <w:iCs/>
+          <w:sz w:val="36"/>
+          <w:szCs w:val="36"/>
+        </w:rPr>
+        <w:t>išta</w:t>
+      </w:r>
+      <w:proofErr w:type="spellEnd"/>
+      <w:r>
+        <w:rPr>
+          <w:i/>
+          <w:iCs/>
+          <w:sz w:val="36"/>
+          <w:szCs w:val="36"/>
+        </w:rPr>
+        <w:t xml:space="preserve"> </w:t>
+      </w:r>
+      <w:proofErr w:type="spellStart"/>
+      <w:r>
+        <w:rPr>
+          <w:i/>
+          <w:iCs/>
+          <w:sz w:val="36"/>
+          <w:szCs w:val="36"/>
+        </w:rPr>
+        <w:t>mijenjati</w:t>
+      </w:r>
+      <w:proofErr w:type="spellEnd"/>
+      <w:r>
+        <w:rPr>
+          <w:i/>
+          <w:iCs/>
+          <w:sz w:val="36"/>
+          <w:szCs w:val="36"/>
+        </w:rPr>
+        <w:t xml:space="preserve"> bez </w:t>
+      </w:r>
+      <w:proofErr w:type="spellStart"/>
+      <w:r>
+        <w:rPr>
+          <w:i/>
+          <w:iCs/>
+          <w:sz w:val="36"/>
+          <w:szCs w:val="36"/>
+        </w:rPr>
+        <w:t>ovlasti</w:t>
+      </w:r>
+      <w:proofErr w:type="spellEnd"/>
+      <w:r>
+        <w:rPr>
+          <w:i/>
+          <w:iCs/>
+          <w:sz w:val="36"/>
+          <w:szCs w:val="36"/>
+        </w:rPr>
+        <w:t xml:space="preserve"> </w:t>
+      </w:r>
+      <w:proofErr w:type="spellStart"/>
+      <w:r>
+        <w:rPr>
+          <w:i/>
+          <w:iCs/>
+          <w:sz w:val="36"/>
+          <w:szCs w:val="36"/>
+        </w:rPr>
+        <w:t>administratora</w:t>
+      </w:r>
+      <w:proofErr w:type="spellEnd"/>
+      <w:r>
+        <w:rPr>
+          <w:i/>
+          <w:iCs/>
+          <w:sz w:val="36"/>
+          <w:szCs w:val="36"/>
+        </w:rPr>
+        <w:t>.</w:t>
+      </w:r>
+    </w:p>
+    <w:p>
+      <w:pPr>
+        <w:pStyle w:val="Odlomakpopisa"/>
+        <w:numPr>
+          <w:ilvl w:val="0"/>
+          <w:numId w:val="1"/>
+        </w:numPr>
+        <w:rPr>
+          <w:sz w:val="36"/>
+          <w:szCs w:val="36"/>
+        </w:rPr>
+      </w:pPr>
+      <w:proofErr w:type="spellStart"/>
+      <w:r>
+        <w:rPr>
+          <w:i/>
+          <w:iCs/>
+          <w:sz w:val="36"/>
+          <w:szCs w:val="36"/>
+        </w:rPr>
+        <w:t>Korisnik</w:t>
+      </w:r>
+      <w:proofErr w:type="spellEnd"/>
+      <w:r>
+        <w:rPr>
+          <w:i/>
+          <w:iCs/>
+          <w:sz w:val="36"/>
+          <w:szCs w:val="36"/>
+        </w:rPr>
+        <w:t xml:space="preserve"> </w:t>
+      </w:r>
+      <w:proofErr w:type="spellStart"/>
+      <w:r>
+        <w:rPr>
+          <w:i/>
+          <w:iCs/>
+          <w:sz w:val="36"/>
+          <w:szCs w:val="36"/>
+        </w:rPr>
+        <w:t>može</w:t>
+      </w:r>
+      <w:proofErr w:type="spellEnd"/>
+      <w:r>
+        <w:rPr>
+          <w:i/>
+          <w:iCs/>
+          <w:sz w:val="36"/>
+          <w:szCs w:val="36"/>
+        </w:rPr>
+        <w:t xml:space="preserve"> </w:t>
+      </w:r>
+      <w:proofErr w:type="spellStart"/>
+      <w:r>
+        <w:rPr>
+          <w:i/>
+          <w:iCs/>
+          <w:sz w:val="36"/>
+          <w:szCs w:val="36"/>
+        </w:rPr>
+        <w:t>vidjeti</w:t>
+      </w:r>
+      <w:proofErr w:type="spellEnd"/>
+      <w:r>
+        <w:rPr>
+          <w:i/>
+          <w:iCs/>
+          <w:sz w:val="36"/>
+          <w:szCs w:val="36"/>
+        </w:rPr>
+        <w:t xml:space="preserve"> </w:t>
+      </w:r>
+      <w:proofErr w:type="spellStart"/>
+      <w:r>
+        <w:rPr>
+          <w:i/>
+          <w:iCs/>
+          <w:sz w:val="36"/>
+          <w:szCs w:val="36"/>
+        </w:rPr>
+        <w:t>samo</w:t>
+      </w:r>
+      <w:proofErr w:type="spellEnd"/>
+      <w:r>
+        <w:rPr>
+          <w:i/>
+          <w:iCs/>
+          <w:sz w:val="36"/>
+          <w:szCs w:val="36"/>
+        </w:rPr>
+        <w:t xml:space="preserve"> one </w:t>
+      </w:r>
+      <w:proofErr w:type="spellStart"/>
+      <w:r>
+        <w:rPr>
+          <w:i/>
+          <w:iCs/>
+          <w:sz w:val="36"/>
+          <w:szCs w:val="36"/>
+        </w:rPr>
+        <w:t>rezervacije</w:t>
+      </w:r>
+      <w:proofErr w:type="spellEnd"/>
+      <w:r>
+        <w:rPr>
+          <w:i/>
+          <w:iCs/>
+          <w:sz w:val="36"/>
+          <w:szCs w:val="36"/>
+        </w:rPr>
+        <w:t xml:space="preserve"> u </w:t>
+      </w:r>
+      <w:proofErr w:type="spellStart"/>
+      <w:r>
+        <w:rPr>
+          <w:i/>
+          <w:iCs/>
+          <w:sz w:val="36"/>
+          <w:szCs w:val="36"/>
+        </w:rPr>
+        <w:t>kojima</w:t>
+      </w:r>
+      <w:proofErr w:type="spellEnd"/>
+      <w:r>
+        <w:rPr>
+          <w:i/>
+          <w:iCs/>
+          <w:sz w:val="36"/>
+          <w:szCs w:val="36"/>
+        </w:rPr>
+        <w:t xml:space="preserve"> se </w:t>
+      </w:r>
+      <w:proofErr w:type="spellStart"/>
+      <w:r>
+        <w:rPr>
+          <w:i/>
+          <w:iCs/>
+          <w:sz w:val="36"/>
+          <w:szCs w:val="36"/>
+        </w:rPr>
+        <w:t>njegov</w:t>
+      </w:r>
+      <w:proofErr w:type="spellEnd"/>
+      <w:r>
+        <w:rPr>
+          <w:i/>
+          <w:iCs/>
+          <w:sz w:val="36"/>
+          <w:szCs w:val="36"/>
+        </w:rPr>
+        <w:t xml:space="preserve"> ID </w:t>
+      </w:r>
+      <w:proofErr w:type="spellStart"/>
+      <w:r>
+        <w:rPr>
+          <w:i/>
+          <w:iCs/>
+          <w:sz w:val="36"/>
+          <w:szCs w:val="36"/>
+        </w:rPr>
+        <w:t>podudara</w:t>
+      </w:r>
+      <w:proofErr w:type="spellEnd"/>
+      <w:r>
+        <w:rPr>
+          <w:i/>
+          <w:iCs/>
+          <w:sz w:val="36"/>
+          <w:szCs w:val="36"/>
+        </w:rPr>
+        <w:t xml:space="preserve"> </w:t>
+      </w:r>
+      <w:proofErr w:type="spellStart"/>
+      <w:r>
+        <w:rPr>
+          <w:i/>
+          <w:iCs/>
+          <w:sz w:val="36"/>
+          <w:szCs w:val="36"/>
+        </w:rPr>
+        <w:t>sa</w:t>
+      </w:r>
+      <w:proofErr w:type="spellEnd"/>
+      <w:r>
+        <w:rPr>
+          <w:i/>
+          <w:iCs/>
+          <w:sz w:val="36"/>
+          <w:szCs w:val="36"/>
+        </w:rPr>
+        <w:t xml:space="preserve"> </w:t>
+      </w:r>
+      <w:proofErr w:type="spellStart"/>
+      <w:r>
+        <w:rPr>
+          <w:i/>
+          <w:iCs/>
+          <w:sz w:val="36"/>
+          <w:szCs w:val="36"/>
+        </w:rPr>
+        <w:t>zapisom</w:t>
+      </w:r>
+      <w:proofErr w:type="spellEnd"/>
+      <w:r>
+        <w:rPr>
+          <w:i/>
+          <w:iCs/>
+          <w:sz w:val="36"/>
+          <w:szCs w:val="36"/>
+        </w:rPr>
+        <w:t xml:space="preserve"> u </w:t>
+      </w:r>
+      <w:proofErr w:type="spellStart"/>
+      <w:r>
+        <w:rPr>
+          <w:i/>
+          <w:iCs/>
+          <w:sz w:val="36"/>
+          <w:szCs w:val="36"/>
+        </w:rPr>
+        <w:t>bazi</w:t>
+      </w:r>
+      <w:proofErr w:type="spellEnd"/>
+    </w:p>
+    <w:p>
+      <w:pPr>
+        <w:pStyle w:val="Odlomakpopisa"/>
+        <w:numPr>
+          <w:ilvl w:val="0"/>
+          <w:numId w:val="1"/>
+        </w:numPr>
+        <w:rPr>
+          <w:sz w:val="36"/>
+          <w:szCs w:val="36"/>
+        </w:rPr>
+      </w:pPr>
+      <w:r>
+        <w:rPr>
+          <w:i/>
+          <w:iCs/>
+          <w:sz w:val="36"/>
+          <w:szCs w:val="36"/>
+        </w:rPr>
+        <w:lastRenderedPageBreak/>
+        <w:t xml:space="preserve">RATE LIMITS </w:t>
+      </w:r>
+      <w:proofErr w:type="spellStart"/>
+      <w:r>
+        <w:rPr>
+          <w:i/>
+          <w:iCs/>
+          <w:sz w:val="36"/>
+          <w:szCs w:val="36"/>
+        </w:rPr>
+        <w:t>npr</w:t>
+      </w:r>
+      <w:proofErr w:type="spellEnd"/>
+      <w:r>
+        <w:rPr>
+          <w:i/>
+          <w:iCs/>
+          <w:sz w:val="36"/>
+          <w:szCs w:val="36"/>
+        </w:rPr>
+        <w:t xml:space="preserve">. za </w:t>
+      </w:r>
+      <w:proofErr w:type="spellStart"/>
+      <w:r>
+        <w:rPr>
+          <w:i/>
+          <w:iCs/>
+          <w:sz w:val="36"/>
+          <w:szCs w:val="36"/>
+        </w:rPr>
+        <w:t>slanje</w:t>
+      </w:r>
+      <w:proofErr w:type="spellEnd"/>
+      <w:r>
+        <w:rPr>
+          <w:i/>
+          <w:iCs/>
+          <w:sz w:val="36"/>
+          <w:szCs w:val="36"/>
+        </w:rPr>
+        <w:t xml:space="preserve"> </w:t>
+      </w:r>
+      <w:proofErr w:type="spellStart"/>
+      <w:r>
+        <w:rPr>
+          <w:i/>
+          <w:iCs/>
+          <w:sz w:val="36"/>
+          <w:szCs w:val="36"/>
+        </w:rPr>
+        <w:t>emailova</w:t>
+      </w:r>
+      <w:proofErr w:type="spellEnd"/>
+      <w:r>
+        <w:rPr>
+          <w:i/>
+          <w:iCs/>
+          <w:sz w:val="36"/>
+          <w:szCs w:val="36"/>
+        </w:rPr>
+        <w:t xml:space="preserve">, </w:t>
+      </w:r>
+      <w:proofErr w:type="spellStart"/>
+      <w:r>
+        <w:rPr>
+          <w:i/>
+          <w:iCs/>
+          <w:sz w:val="36"/>
+          <w:szCs w:val="36"/>
+        </w:rPr>
+        <w:t>broj</w:t>
+      </w:r>
+      <w:proofErr w:type="spellEnd"/>
+      <w:r>
+        <w:rPr>
+          <w:i/>
+          <w:iCs/>
+          <w:sz w:val="36"/>
+          <w:szCs w:val="36"/>
+        </w:rPr>
+        <w:t xml:space="preserve"> sign in-ova po </w:t>
+      </w:r>
+      <w:proofErr w:type="spellStart"/>
+      <w:r>
+        <w:rPr>
+          <w:i/>
+          <w:iCs/>
+          <w:sz w:val="36"/>
+          <w:szCs w:val="36"/>
+        </w:rPr>
+        <w:t>satu</w:t>
+      </w:r>
+      <w:proofErr w:type="spellEnd"/>
+      <w:r>
+        <w:rPr>
+          <w:i/>
+          <w:iCs/>
+          <w:sz w:val="36"/>
+          <w:szCs w:val="36"/>
+        </w:rPr>
+        <w:t xml:space="preserve">, </w:t>
+      </w:r>
+      <w:proofErr w:type="spellStart"/>
+      <w:r>
+        <w:rPr>
+          <w:i/>
+          <w:iCs/>
+          <w:sz w:val="36"/>
+          <w:szCs w:val="36"/>
+        </w:rPr>
+        <w:t>broj</w:t>
+      </w:r>
+      <w:proofErr w:type="spellEnd"/>
+      <w:r>
+        <w:rPr>
+          <w:i/>
+          <w:iCs/>
+          <w:sz w:val="36"/>
+          <w:szCs w:val="36"/>
+        </w:rPr>
+        <w:t xml:space="preserve"> termina po </w:t>
+      </w:r>
+      <w:proofErr w:type="spellStart"/>
+      <w:r>
+        <w:rPr>
+          <w:i/>
+          <w:iCs/>
+          <w:sz w:val="36"/>
+          <w:szCs w:val="36"/>
+        </w:rPr>
+        <w:t>satu</w:t>
+      </w:r>
+      <w:proofErr w:type="spellEnd"/>
+      <w:r>
+        <w:rPr>
+          <w:i/>
+          <w:iCs/>
+          <w:sz w:val="36"/>
+          <w:szCs w:val="36"/>
+        </w:rPr>
+        <w:t xml:space="preserve"> (5).</w:t>
+      </w:r>
+    </w:p>
+    <w:p>
+      <w:pPr>
+        <w:pStyle w:val="Odlomakpopisa"/>
+        <w:rPr>
+          <w:sz w:val="36"/>
+          <w:szCs w:val="36"/>
+        </w:rPr>
+      </w:pPr>
+      <w:r>
+        <w:rPr>
+          <w:sz w:val="36"/>
+          <w:szCs w:val="36"/>
+        </w:rPr>
+        <w:drawing>
+          <wp:inline distT="0" distB="0" distL="0" distR="0" wp14:anchorId="340023F3" wp14:editId="0D26FE00">
+            <wp:extent cx="5943600" cy="7439025"/>
+            <wp:effectExtent l="0" t="0" r="0" b="9525"/>
+            <wp:docPr id="1308758439" name="Slika 1"/>
+            <wp:cNvGraphicFramePr>
+              <a:graphicFrameLocks xmlns:a="http://schemas.openxmlformats.org/drawingml/2006/main" noChangeAspect="1"/>
+            </wp:cNvGraphicFramePr>
+            <a:graphic xmlns:a="http://schemas.openxmlformats.org/drawingml/2006/main">
+              <a:graphicData uri="http://schemas.openxmlformats.org/drawingml/2006/picture">
+                <pic:pic xmlns:pic="http://schemas.openxmlformats.org/drawingml/2006/picture">
+                  <pic:nvPicPr>
+                    <pic:cNvPr id="1308758439" name=""/>
+                    <pic:cNvPicPr/>
+                  </pic:nvPicPr>
+                  <pic:blipFill>
+                    <a:blip r:embed="rId20"/>
+                    <a:stretch>
+                      <a:fillRect/>
+                    </a:stretch>
+                  </pic:blipFill>
+                  <pic:spPr>
+                    <a:xfrm>
+                      <a:off x="0" y="0"/>
+                      <a:ext cx="5943600" cy="7439025"/>
+                    </a:xfrm>
+                    <a:prstGeom prst="rect">
+                      <a:avLst/>
+                    </a:prstGeom>
+                  </pic:spPr>
+                </pic:pic>
+              </a:graphicData>
+            </a:graphic>
+          </wp:inline>
+        </w:drawing>
+      </w:r>
+    </w:p>
+    <w:p>
+      <w:pPr>
+        <w:rPr>
+          <w:sz w:val="36"/>
+          <w:szCs w:val="36"/>
+          <w:lang w:val="hr-HR"/>
+        </w:rPr>
+      </w:pPr>
+      <w:r>
+        <w:rPr>
+          <w:sz w:val="36"/>
+          <w:szCs w:val="36"/>
+          <w:lang w:val="hr-HR"/>
+        </w:rPr>
+        <w:lastRenderedPageBreak/>
+        <w:t>Faza 6. Testiranje</w:t>
+      </w:r>
+    </w:p>
+    <w:p>
+      <w:pPr>
+        <w:rPr>
+          <w:sz w:val="36"/>
+          <w:szCs w:val="36"/>
+          <w:lang w:val="hr-HR"/>
+        </w:rPr>
+      </w:pPr>
+      <w:r>
+        <w:rPr>
+          <w:sz w:val="36"/>
+          <w:szCs w:val="36"/>
+          <w:lang w:val="hr-HR"/>
+        </w:rPr>
+        <w:t xml:space="preserve">Faza 7. SEO optimizacija &amp; </w:t>
+      </w:r>
+      <w:proofErr w:type="spellStart"/>
+      <w:r>
+        <w:rPr>
+          <w:sz w:val="36"/>
+          <w:szCs w:val="36"/>
+          <w:lang w:val="hr-HR"/>
+        </w:rPr>
+        <w:t>Deployment</w:t>
+      </w:r>
+      <w:proofErr w:type="spellEnd"/>
+      <w:r>
+        <w:rPr>
+          <w:sz w:val="36"/>
+          <w:szCs w:val="36"/>
+          <w:lang w:val="hr-HR"/>
+        </w:rPr>
+        <w:t xml:space="preserve"> </w:t>
+      </w:r>
+    </w:p>
+    <w:p>
+      <w:pPr>
+        <w:pStyle w:val="Odlomakpopisa"/>
+        <w:numPr>
+          <w:ilvl w:val="0"/>
+          <w:numId w:val="1"/>
+        </w:numPr>
+        <w:rPr>
+          <w:sz w:val="36"/>
+          <w:szCs w:val="36"/>
+          <w:lang w:val="hr-HR"/>
+        </w:rPr>
+      </w:pPr>
+      <w:r>
+        <w:rPr>
+          <w:sz w:val="36"/>
+          <w:szCs w:val="36"/>
+          <w:lang w:val="hr-HR"/>
+        </w:rPr>
+        <w:t xml:space="preserve">Osim meta podataka na svakoj stranici dodani su </w:t>
+      </w:r>
+      <w:r>
+        <w:rPr>
+          <w:b/>
+          <w:bCs/>
+          <w:sz w:val="36"/>
+          <w:szCs w:val="36"/>
+          <w:lang w:val="hr-HR"/>
+        </w:rPr>
+        <w:t>sitemap.xml i robots.txt</w:t>
+      </w:r>
+    </w:p>
+    <w:p>
+      <w:pPr>
+        <w:pStyle w:val="Odlomakpopisa"/>
+        <w:numPr>
+          <w:ilvl w:val="0"/>
+          <w:numId w:val="1"/>
+        </w:numPr>
+        <w:rPr>
+          <w:sz w:val="36"/>
+          <w:szCs w:val="36"/>
+          <w:lang w:val="hr-HR"/>
+        </w:rPr>
+      </w:pPr>
+      <w:r>
+        <w:rPr>
+          <w:sz w:val="36"/>
+          <w:szCs w:val="36"/>
+        </w:rPr>
+        <w:t xml:space="preserve">Sitemap.xml </w:t>
+      </w:r>
+      <w:r>
+        <w:rPr>
+          <w:sz w:val="36"/>
+          <w:szCs w:val="36"/>
+        </w:rPr>
+        <w:t xml:space="preserve">je </w:t>
+      </w:r>
+      <w:proofErr w:type="spellStart"/>
+      <w:r>
+        <w:rPr>
+          <w:sz w:val="36"/>
+          <w:szCs w:val="36"/>
+        </w:rPr>
+        <w:t>datoteka</w:t>
+      </w:r>
+      <w:proofErr w:type="spellEnd"/>
+      <w:r>
+        <w:rPr>
+          <w:sz w:val="36"/>
+          <w:szCs w:val="36"/>
+        </w:rPr>
+        <w:t xml:space="preserve"> s </w:t>
+      </w:r>
+      <w:proofErr w:type="spellStart"/>
+      <w:r>
+        <w:rPr>
+          <w:sz w:val="36"/>
+          <w:szCs w:val="36"/>
+        </w:rPr>
+        <w:t>popisom</w:t>
+      </w:r>
+      <w:proofErr w:type="spellEnd"/>
+      <w:r>
+        <w:rPr>
+          <w:sz w:val="36"/>
+          <w:szCs w:val="36"/>
+        </w:rPr>
+        <w:t xml:space="preserve"> </w:t>
+      </w:r>
+      <w:proofErr w:type="spellStart"/>
+      <w:r>
+        <w:rPr>
+          <w:sz w:val="36"/>
+          <w:szCs w:val="36"/>
+        </w:rPr>
+        <w:t>svih</w:t>
+      </w:r>
+      <w:proofErr w:type="spellEnd"/>
+      <w:r>
+        <w:rPr>
+          <w:sz w:val="36"/>
+          <w:szCs w:val="36"/>
+        </w:rPr>
+        <w:t xml:space="preserve"> URL-ova </w:t>
+      </w:r>
+      <w:proofErr w:type="spellStart"/>
+      <w:r>
+        <w:rPr>
+          <w:sz w:val="36"/>
+          <w:szCs w:val="36"/>
+        </w:rPr>
+        <w:t>na</w:t>
+      </w:r>
+      <w:proofErr w:type="spellEnd"/>
+      <w:r>
+        <w:rPr>
+          <w:sz w:val="36"/>
+          <w:szCs w:val="36"/>
+        </w:rPr>
+        <w:t xml:space="preserve"> web </w:t>
+      </w:r>
+      <w:proofErr w:type="spellStart"/>
+      <w:r>
+        <w:rPr>
+          <w:sz w:val="36"/>
+          <w:szCs w:val="36"/>
+        </w:rPr>
+        <w:t>stranici</w:t>
+      </w:r>
+      <w:proofErr w:type="spellEnd"/>
+      <w:r>
+        <w:rPr>
+          <w:sz w:val="36"/>
+          <w:szCs w:val="36"/>
+        </w:rPr>
+        <w:t xml:space="preserve"> </w:t>
+      </w:r>
+      <w:proofErr w:type="spellStart"/>
+      <w:r>
+        <w:rPr>
+          <w:sz w:val="36"/>
+          <w:szCs w:val="36"/>
+        </w:rPr>
+        <w:t>napisana</w:t>
+      </w:r>
+      <w:proofErr w:type="spellEnd"/>
+      <w:r>
+        <w:rPr>
+          <w:sz w:val="36"/>
+          <w:szCs w:val="36"/>
+        </w:rPr>
+        <w:t xml:space="preserve"> u </w:t>
+      </w:r>
+      <w:proofErr w:type="spellStart"/>
+      <w:r>
+        <w:rPr>
+          <w:sz w:val="36"/>
+          <w:szCs w:val="36"/>
+        </w:rPr>
+        <w:t>formatu</w:t>
+      </w:r>
+      <w:proofErr w:type="spellEnd"/>
+      <w:r>
+        <w:rPr>
+          <w:sz w:val="36"/>
+          <w:szCs w:val="36"/>
+        </w:rPr>
+        <w:t xml:space="preserve"> </w:t>
+      </w:r>
+      <w:proofErr w:type="spellStart"/>
+      <w:r>
+        <w:rPr>
+          <w:sz w:val="36"/>
+          <w:szCs w:val="36"/>
+        </w:rPr>
+        <w:t>razumljivom</w:t>
+      </w:r>
+      <w:proofErr w:type="spellEnd"/>
+      <w:r>
+        <w:rPr>
+          <w:sz w:val="36"/>
+          <w:szCs w:val="36"/>
+        </w:rPr>
+        <w:t xml:space="preserve"> </w:t>
+      </w:r>
+      <w:proofErr w:type="spellStart"/>
+      <w:r>
+        <w:rPr>
+          <w:sz w:val="36"/>
+          <w:szCs w:val="36"/>
+        </w:rPr>
+        <w:t>tražilicama</w:t>
+      </w:r>
+      <w:proofErr w:type="spellEnd"/>
+      <w:r>
+        <w:rPr>
+          <w:sz w:val="36"/>
+          <w:szCs w:val="36"/>
+        </w:rPr>
+        <w:t xml:space="preserve">. </w:t>
+      </w:r>
+      <w:proofErr w:type="spellStart"/>
+      <w:r>
+        <w:rPr>
+          <w:sz w:val="36"/>
+          <w:szCs w:val="36"/>
+        </w:rPr>
+        <w:t>Govori</w:t>
+      </w:r>
+      <w:proofErr w:type="spellEnd"/>
+      <w:r>
+        <w:rPr>
+          <w:sz w:val="36"/>
+          <w:szCs w:val="36"/>
+        </w:rPr>
+        <w:t xml:space="preserve"> </w:t>
+      </w:r>
+      <w:r>
+        <w:rPr>
+          <w:sz w:val="36"/>
+          <w:szCs w:val="36"/>
+        </w:rPr>
+        <w:t xml:space="preserve">browser </w:t>
+      </w:r>
+      <w:proofErr w:type="spellStart"/>
+      <w:r>
+        <w:rPr>
+          <w:sz w:val="36"/>
+          <w:szCs w:val="36"/>
+        </w:rPr>
+        <w:t>koje</w:t>
+      </w:r>
+      <w:proofErr w:type="spellEnd"/>
+      <w:r>
+        <w:rPr>
+          <w:sz w:val="36"/>
+          <w:szCs w:val="36"/>
+        </w:rPr>
+        <w:t xml:space="preserve"> </w:t>
+      </w:r>
+      <w:proofErr w:type="spellStart"/>
+      <w:r>
+        <w:rPr>
+          <w:sz w:val="36"/>
+          <w:szCs w:val="36"/>
+        </w:rPr>
+        <w:t>sve</w:t>
+      </w:r>
+      <w:proofErr w:type="spellEnd"/>
+      <w:r>
+        <w:rPr>
+          <w:sz w:val="36"/>
+          <w:szCs w:val="36"/>
+        </w:rPr>
+        <w:t xml:space="preserve"> </w:t>
+      </w:r>
+      <w:proofErr w:type="spellStart"/>
+      <w:r>
+        <w:rPr>
+          <w:sz w:val="36"/>
+          <w:szCs w:val="36"/>
+        </w:rPr>
+        <w:t>podstranice</w:t>
+      </w:r>
+      <w:proofErr w:type="spellEnd"/>
+      <w:r>
+        <w:rPr>
+          <w:sz w:val="36"/>
+          <w:szCs w:val="36"/>
+        </w:rPr>
+        <w:t xml:space="preserve"> </w:t>
+      </w:r>
+      <w:proofErr w:type="spellStart"/>
+      <w:r>
+        <w:rPr>
+          <w:sz w:val="36"/>
+          <w:szCs w:val="36"/>
+        </w:rPr>
+        <w:t>postoje</w:t>
+      </w:r>
+      <w:proofErr w:type="spellEnd"/>
+      <w:r>
+        <w:rPr>
+          <w:sz w:val="36"/>
+          <w:szCs w:val="36"/>
+        </w:rPr>
+        <w:t xml:space="preserve"> </w:t>
+      </w:r>
+      <w:proofErr w:type="spellStart"/>
+      <w:r>
+        <w:rPr>
+          <w:sz w:val="36"/>
+          <w:szCs w:val="36"/>
+        </w:rPr>
+        <w:t>i</w:t>
+      </w:r>
+      <w:proofErr w:type="spellEnd"/>
+      <w:r>
+        <w:rPr>
+          <w:sz w:val="36"/>
+          <w:szCs w:val="36"/>
+        </w:rPr>
+        <w:t xml:space="preserve"> </w:t>
+      </w:r>
+      <w:proofErr w:type="spellStart"/>
+      <w:r>
+        <w:rPr>
+          <w:sz w:val="36"/>
+          <w:szCs w:val="36"/>
+        </w:rPr>
+        <w:t>pomaže</w:t>
+      </w:r>
+      <w:proofErr w:type="spellEnd"/>
+      <w:r>
+        <w:rPr>
+          <w:sz w:val="36"/>
+          <w:szCs w:val="36"/>
+        </w:rPr>
+        <w:t xml:space="preserve"> </w:t>
+      </w:r>
+      <w:proofErr w:type="spellStart"/>
+      <w:r>
+        <w:rPr>
+          <w:sz w:val="36"/>
+          <w:szCs w:val="36"/>
+        </w:rPr>
+        <w:t>njegovim</w:t>
+      </w:r>
+      <w:proofErr w:type="spellEnd"/>
+      <w:r>
+        <w:rPr>
+          <w:sz w:val="36"/>
+          <w:szCs w:val="36"/>
+        </w:rPr>
+        <w:t xml:space="preserve"> </w:t>
+      </w:r>
+      <w:proofErr w:type="spellStart"/>
+      <w:r>
+        <w:rPr>
+          <w:sz w:val="36"/>
+          <w:szCs w:val="36"/>
+        </w:rPr>
+        <w:t>robotima</w:t>
+      </w:r>
+      <w:proofErr w:type="spellEnd"/>
+      <w:r>
+        <w:rPr>
+          <w:sz w:val="36"/>
+          <w:szCs w:val="36"/>
+        </w:rPr>
+        <w:t xml:space="preserve"> da </w:t>
+      </w:r>
+      <w:proofErr w:type="spellStart"/>
+      <w:r>
+        <w:rPr>
+          <w:sz w:val="36"/>
+          <w:szCs w:val="36"/>
+        </w:rPr>
+        <w:t>ih</w:t>
+      </w:r>
+      <w:proofErr w:type="spellEnd"/>
+      <w:r>
+        <w:rPr>
+          <w:sz w:val="36"/>
+          <w:szCs w:val="36"/>
+        </w:rPr>
+        <w:t xml:space="preserve"> </w:t>
+      </w:r>
+      <w:proofErr w:type="spellStart"/>
+      <w:r>
+        <w:rPr>
+          <w:sz w:val="36"/>
+          <w:szCs w:val="36"/>
+        </w:rPr>
+        <w:t>brže</w:t>
+      </w:r>
+      <w:proofErr w:type="spellEnd"/>
+      <w:r>
+        <w:rPr>
+          <w:sz w:val="36"/>
+          <w:szCs w:val="36"/>
+        </w:rPr>
+        <w:t xml:space="preserve"> </w:t>
+      </w:r>
+      <w:proofErr w:type="spellStart"/>
+      <w:r>
+        <w:rPr>
+          <w:sz w:val="36"/>
+          <w:szCs w:val="36"/>
+        </w:rPr>
+        <w:t>pronađu</w:t>
+      </w:r>
+      <w:proofErr w:type="spellEnd"/>
+      <w:r>
+        <w:rPr>
+          <w:sz w:val="36"/>
+          <w:szCs w:val="36"/>
+        </w:rPr>
+        <w:t xml:space="preserve"> </w:t>
+      </w:r>
+      <w:proofErr w:type="spellStart"/>
+      <w:r>
+        <w:rPr>
+          <w:sz w:val="36"/>
+          <w:szCs w:val="36"/>
+        </w:rPr>
+        <w:t>i</w:t>
+      </w:r>
+      <w:proofErr w:type="spellEnd"/>
+      <w:r>
+        <w:rPr>
+          <w:sz w:val="36"/>
+          <w:szCs w:val="36"/>
+        </w:rPr>
+        <w:t xml:space="preserve"> </w:t>
+      </w:r>
+      <w:proofErr w:type="spellStart"/>
+      <w:r>
+        <w:rPr>
+          <w:sz w:val="36"/>
+          <w:szCs w:val="36"/>
+        </w:rPr>
+        <w:t>indeksiraju</w:t>
+      </w:r>
+      <w:proofErr w:type="spellEnd"/>
+      <w:r>
+        <w:rPr>
+          <w:sz w:val="36"/>
+          <w:szCs w:val="36"/>
+        </w:rPr>
+        <w:t>.</w:t>
+      </w:r>
+    </w:p>
+    <w:p>
+      <w:pPr>
+        <w:pStyle w:val="Odlomakpopisa"/>
+        <w:numPr>
+          <w:ilvl w:val="0"/>
+          <w:numId w:val="1"/>
+        </w:numPr>
+        <w:rPr>
+          <w:sz w:val="36"/>
+          <w:szCs w:val="36"/>
+          <w:lang w:val="hr-HR"/>
+        </w:rPr>
+      </w:pPr>
+      <w:proofErr w:type="spellStart"/>
+      <w:r>
+        <w:rPr>
+          <w:sz w:val="36"/>
+          <w:szCs w:val="36"/>
+        </w:rPr>
+        <w:t>Roboti</w:t>
+      </w:r>
+      <w:proofErr w:type="spellEnd"/>
+      <w:r>
+        <w:rPr>
+          <w:sz w:val="36"/>
+          <w:szCs w:val="36"/>
+        </w:rPr>
+        <w:t xml:space="preserve"> </w:t>
+      </w:r>
+      <w:proofErr w:type="spellStart"/>
+      <w:r>
+        <w:rPr>
+          <w:sz w:val="36"/>
+          <w:szCs w:val="36"/>
+        </w:rPr>
+        <w:t>su</w:t>
+      </w:r>
+      <w:proofErr w:type="spellEnd"/>
+      <w:r>
+        <w:rPr>
+          <w:sz w:val="36"/>
+          <w:szCs w:val="36"/>
+        </w:rPr>
+        <w:t xml:space="preserve"> </w:t>
+      </w:r>
+      <w:proofErr w:type="spellStart"/>
+      <w:r>
+        <w:rPr>
+          <w:sz w:val="36"/>
+          <w:szCs w:val="36"/>
+        </w:rPr>
+        <w:t>automatizirani</w:t>
+      </w:r>
+      <w:proofErr w:type="spellEnd"/>
+      <w:r>
+        <w:rPr>
+          <w:sz w:val="36"/>
+          <w:szCs w:val="36"/>
+        </w:rPr>
+        <w:t xml:space="preserve"> program koji </w:t>
+      </w:r>
+      <w:proofErr w:type="spellStart"/>
+      <w:proofErr w:type="gramStart"/>
+      <w:r>
+        <w:rPr>
+          <w:sz w:val="36"/>
+          <w:szCs w:val="36"/>
+        </w:rPr>
+        <w:t>prikupljaju</w:t>
+      </w:r>
+      <w:proofErr w:type="spellEnd"/>
+      <w:r>
+        <w:rPr>
+          <w:sz w:val="36"/>
+          <w:szCs w:val="36"/>
+        </w:rPr>
+        <w:t xml:space="preserve">  </w:t>
+      </w:r>
+      <w:proofErr w:type="spellStart"/>
+      <w:r>
+        <w:rPr>
+          <w:sz w:val="36"/>
+          <w:szCs w:val="36"/>
+        </w:rPr>
+        <w:t>i</w:t>
+      </w:r>
+      <w:proofErr w:type="spellEnd"/>
+      <w:proofErr w:type="gramEnd"/>
+      <w:r>
+        <w:rPr>
+          <w:sz w:val="36"/>
+          <w:szCs w:val="36"/>
+        </w:rPr>
+        <w:t xml:space="preserve"> </w:t>
+      </w:r>
+      <w:proofErr w:type="spellStart"/>
+      <w:r>
+        <w:rPr>
+          <w:sz w:val="36"/>
+          <w:szCs w:val="36"/>
+        </w:rPr>
+        <w:t>obrađuju</w:t>
+      </w:r>
+      <w:proofErr w:type="spellEnd"/>
+      <w:r>
+        <w:rPr>
+          <w:sz w:val="36"/>
+          <w:szCs w:val="36"/>
+        </w:rPr>
+        <w:t xml:space="preserve"> </w:t>
+      </w:r>
+      <w:proofErr w:type="spellStart"/>
+      <w:r>
+        <w:rPr>
+          <w:sz w:val="36"/>
+          <w:szCs w:val="36"/>
+        </w:rPr>
+        <w:t>podatke</w:t>
+      </w:r>
+      <w:proofErr w:type="spellEnd"/>
+      <w:r>
+        <w:rPr>
+          <w:sz w:val="36"/>
+          <w:szCs w:val="36"/>
+        </w:rPr>
+        <w:t xml:space="preserve"> s </w:t>
+      </w:r>
+      <w:proofErr w:type="spellStart"/>
+      <w:r>
+        <w:rPr>
+          <w:sz w:val="36"/>
+          <w:szCs w:val="36"/>
+        </w:rPr>
+        <w:t>interneta</w:t>
+      </w:r>
+      <w:proofErr w:type="spellEnd"/>
+      <w:r>
+        <w:rPr>
+          <w:sz w:val="36"/>
+          <w:szCs w:val="36"/>
+        </w:rPr>
+        <w:t xml:space="preserve">. </w:t>
+      </w:r>
+      <w:r>
+        <w:rPr>
+          <w:b/>
+          <w:bCs/>
+          <w:sz w:val="36"/>
+          <w:szCs w:val="36"/>
+        </w:rPr>
+        <w:t>Robots.txt</w:t>
+      </w:r>
+      <w:r>
+        <w:rPr>
+          <w:sz w:val="36"/>
+          <w:szCs w:val="36"/>
+        </w:rPr>
+        <w:t xml:space="preserve"> </w:t>
+      </w:r>
+      <w:proofErr w:type="spellStart"/>
+      <w:r>
+        <w:rPr>
+          <w:sz w:val="36"/>
+          <w:szCs w:val="36"/>
+        </w:rPr>
+        <w:t>govori</w:t>
+      </w:r>
+      <w:proofErr w:type="spellEnd"/>
+      <w:r>
+        <w:rPr>
+          <w:sz w:val="36"/>
+          <w:szCs w:val="36"/>
+        </w:rPr>
+        <w:t xml:space="preserve"> </w:t>
+      </w:r>
+      <w:proofErr w:type="spellStart"/>
+      <w:r>
+        <w:rPr>
+          <w:sz w:val="36"/>
+          <w:szCs w:val="36"/>
+        </w:rPr>
+        <w:t>tim</w:t>
+      </w:r>
+      <w:proofErr w:type="spellEnd"/>
+      <w:r>
+        <w:rPr>
+          <w:sz w:val="36"/>
+          <w:szCs w:val="36"/>
+        </w:rPr>
+        <w:t xml:space="preserve"> web </w:t>
+      </w:r>
+      <w:proofErr w:type="spellStart"/>
+      <w:r>
+        <w:rPr>
+          <w:sz w:val="36"/>
+          <w:szCs w:val="36"/>
+        </w:rPr>
+        <w:t>robotima</w:t>
+      </w:r>
+      <w:proofErr w:type="spellEnd"/>
+      <w:r>
+        <w:rPr>
+          <w:sz w:val="36"/>
+          <w:szCs w:val="36"/>
+        </w:rPr>
+        <w:t xml:space="preserve"> </w:t>
+      </w:r>
+      <w:proofErr w:type="spellStart"/>
+      <w:r>
+        <w:rPr>
+          <w:sz w:val="36"/>
+          <w:szCs w:val="36"/>
+        </w:rPr>
+        <w:t>koje</w:t>
+      </w:r>
+      <w:proofErr w:type="spellEnd"/>
+      <w:r>
+        <w:rPr>
+          <w:sz w:val="36"/>
+          <w:szCs w:val="36"/>
+        </w:rPr>
+        <w:t xml:space="preserve"> </w:t>
+      </w:r>
+      <w:proofErr w:type="spellStart"/>
+      <w:r>
+        <w:rPr>
+          <w:sz w:val="36"/>
+          <w:szCs w:val="36"/>
+        </w:rPr>
+        <w:t>stranice</w:t>
+      </w:r>
+      <w:proofErr w:type="spellEnd"/>
+      <w:r>
+        <w:rPr>
+          <w:sz w:val="36"/>
+          <w:szCs w:val="36"/>
+        </w:rPr>
+        <w:t xml:space="preserve"> </w:t>
+      </w:r>
+      <w:proofErr w:type="spellStart"/>
+      <w:r>
+        <w:rPr>
+          <w:sz w:val="36"/>
+          <w:szCs w:val="36"/>
+        </w:rPr>
+        <w:t>smiju</w:t>
+      </w:r>
+      <w:proofErr w:type="spellEnd"/>
+      <w:r>
+        <w:rPr>
+          <w:sz w:val="36"/>
+          <w:szCs w:val="36"/>
+        </w:rPr>
+        <w:t xml:space="preserve"> </w:t>
+      </w:r>
+      <w:proofErr w:type="spellStart"/>
+      <w:r>
+        <w:rPr>
+          <w:sz w:val="36"/>
+          <w:szCs w:val="36"/>
+        </w:rPr>
+        <w:t>posjećivati</w:t>
+      </w:r>
+      <w:proofErr w:type="spellEnd"/>
+      <w:r>
+        <w:rPr>
+          <w:sz w:val="36"/>
+          <w:szCs w:val="36"/>
+        </w:rPr>
+        <w:t xml:space="preserve"> a </w:t>
+      </w:r>
+      <w:proofErr w:type="spellStart"/>
+      <w:r>
+        <w:rPr>
+          <w:sz w:val="36"/>
+          <w:szCs w:val="36"/>
+        </w:rPr>
+        <w:t>koje</w:t>
+      </w:r>
+      <w:proofErr w:type="spellEnd"/>
+      <w:r>
+        <w:rPr>
+          <w:sz w:val="36"/>
+          <w:szCs w:val="36"/>
+        </w:rPr>
+        <w:t xml:space="preserve"> ne (</w:t>
+      </w:r>
+      <w:proofErr w:type="spellStart"/>
+      <w:r>
+        <w:rPr>
+          <w:sz w:val="36"/>
+          <w:szCs w:val="36"/>
+        </w:rPr>
+        <w:t>crawlati</w:t>
+      </w:r>
+      <w:proofErr w:type="spellEnd"/>
+      <w:r>
+        <w:rPr>
+          <w:sz w:val="36"/>
+          <w:szCs w:val="36"/>
+        </w:rPr>
+        <w:t>)</w:t>
+      </w:r>
+    </w:p>
+    <w:p>
+      <w:pPr>
+        <w:pStyle w:val="Odlomakpopisa"/>
+        <w:numPr>
+          <w:ilvl w:val="0"/>
+          <w:numId w:val="1"/>
+        </w:numPr>
+        <w:rPr>
+          <w:sz w:val="36"/>
+          <w:szCs w:val="36"/>
+          <w:lang w:val="hr-HR"/>
+        </w:rPr>
+      </w:pPr>
+      <w:proofErr w:type="spellStart"/>
+      <w:r>
+        <w:rPr>
+          <w:sz w:val="36"/>
+          <w:szCs w:val="36"/>
+        </w:rPr>
+        <w:t>Stranica</w:t>
+      </w:r>
+      <w:proofErr w:type="spellEnd"/>
+      <w:r>
+        <w:rPr>
+          <w:sz w:val="36"/>
+          <w:szCs w:val="36"/>
+        </w:rPr>
+        <w:t xml:space="preserve"> se </w:t>
+      </w:r>
+      <w:proofErr w:type="spellStart"/>
+      <w:r>
+        <w:rPr>
+          <w:sz w:val="36"/>
+          <w:szCs w:val="36"/>
+        </w:rPr>
+        <w:t>također</w:t>
+      </w:r>
+      <w:proofErr w:type="spellEnd"/>
+      <w:r>
+        <w:rPr>
+          <w:sz w:val="36"/>
+          <w:szCs w:val="36"/>
+        </w:rPr>
+        <w:t xml:space="preserve"> </w:t>
+      </w:r>
+      <w:proofErr w:type="spellStart"/>
+      <w:r>
+        <w:rPr>
+          <w:sz w:val="36"/>
+          <w:szCs w:val="36"/>
+        </w:rPr>
+        <w:t>treba</w:t>
+      </w:r>
+      <w:proofErr w:type="spellEnd"/>
+      <w:r>
+        <w:rPr>
+          <w:sz w:val="36"/>
+          <w:szCs w:val="36"/>
+        </w:rPr>
+        <w:t xml:space="preserve"> </w:t>
+      </w:r>
+      <w:proofErr w:type="spellStart"/>
+      <w:r>
+        <w:rPr>
+          <w:sz w:val="36"/>
+          <w:szCs w:val="36"/>
+        </w:rPr>
+        <w:t>indeksorati</w:t>
+      </w:r>
+      <w:proofErr w:type="spellEnd"/>
+      <w:r>
+        <w:rPr>
+          <w:sz w:val="36"/>
+          <w:szCs w:val="36"/>
+        </w:rPr>
+        <w:t xml:space="preserve"> </w:t>
+      </w:r>
+      <w:proofErr w:type="spellStart"/>
+      <w:r>
+        <w:rPr>
+          <w:sz w:val="36"/>
+          <w:szCs w:val="36"/>
+        </w:rPr>
+        <w:t>pomoću</w:t>
+      </w:r>
+      <w:proofErr w:type="spellEnd"/>
+      <w:r>
+        <w:rPr>
+          <w:sz w:val="36"/>
+          <w:szCs w:val="36"/>
+        </w:rPr>
+        <w:t xml:space="preserve"> Google search console </w:t>
+      </w:r>
+    </w:p>
+    <w:p>
+      <w:pPr>
+        <w:pStyle w:val="Odlomakpopisa"/>
+        <w:rPr>
+          <w:sz w:val="36"/>
+          <w:szCs w:val="36"/>
+          <w:lang w:val="hr-HR"/>
+        </w:rPr>
+      </w:pPr>
+      <w:r>
+        <w:rPr>
+          <w:sz w:val="36"/>
+          <w:szCs w:val="36"/>
+          <w:lang w:val="hr-HR"/>
+        </w:rPr>
+        <w:drawing>
+          <wp:inline distT="0" distB="0" distL="0" distR="0" wp14:anchorId="66267567" wp14:editId="329C716A">
+            <wp:extent cx="5583219" cy="3023051"/>
+            <wp:effectExtent l="0" t="0" r="0" b="6350"/>
+            <wp:docPr id="1884965000" name="Slika 1"/>
+            <wp:cNvGraphicFramePr>
+              <a:graphicFrameLocks xmlns:a="http://schemas.openxmlformats.org/drawingml/2006/main" noChangeAspect="1"/>
+            </wp:cNvGraphicFramePr>
+            <a:graphic xmlns:a="http://schemas.openxmlformats.org/drawingml/2006/main">
+              <a:graphicData uri="http://schemas.openxmlformats.org/drawingml/2006/picture">
+                <pic:pic xmlns:pic="http://schemas.openxmlformats.org/drawingml/2006/picture">
+                  <pic:nvPicPr>
+                    <pic:cNvPr id="1884965000" name=""/>
+                    <pic:cNvPicPr/>
+                  </pic:nvPicPr>
+                  <pic:blipFill>
+                    <a:blip r:embed="rId21"/>
+                    <a:stretch>
+                      <a:fillRect/>
+                    </a:stretch>
+                  </pic:blipFill>
+                  <pic:spPr>
+                    <a:xfrm>
+                      <a:off x="0" y="0"/>
+                      <a:ext cx="5589187" cy="3026282"/>
+                    </a:xfrm>
+                    <a:prstGeom prst="rect">
+                      <a:avLst/>
+                    </a:prstGeom>
+                  </pic:spPr>
+                </pic:pic>
+              </a:graphicData>
+            </a:graphic>
+          </wp:inline>
+        </w:drawing>
+      </w:r>
+    </w:p>
+    <w:p>
+      <w:pPr>
+        <w:rPr>
+          <w:sz w:val="36"/>
+          <w:szCs w:val="36"/>
+          <w:lang w:val="hr-HR"/>
+        </w:rPr>
+      </w:pPr>
+      <w:proofErr w:type="spellStart"/>
+      <w:r>
+        <w:rPr>
+          <w:sz w:val="36"/>
+          <w:szCs w:val="36"/>
+          <w:lang w:val="hr-HR"/>
+        </w:rPr>
+        <w:lastRenderedPageBreak/>
+        <w:t>Deployment</w:t>
+      </w:r>
+      <w:proofErr w:type="spellEnd"/>
+      <w:r>
+        <w:rPr>
+          <w:sz w:val="36"/>
+          <w:szCs w:val="36"/>
+          <w:lang w:val="hr-HR"/>
+        </w:rPr>
+        <w:t xml:space="preserve"> pomoću </w:t>
+      </w:r>
+      <w:proofErr w:type="spellStart"/>
+      <w:r>
+        <w:rPr>
+          <w:sz w:val="36"/>
+          <w:szCs w:val="36"/>
+          <w:lang w:val="hr-HR"/>
+        </w:rPr>
+        <w:t>vercel</w:t>
+      </w:r>
+      <w:proofErr w:type="spellEnd"/>
+      <w:r>
+        <w:rPr>
+          <w:sz w:val="36"/>
+          <w:szCs w:val="36"/>
+          <w:lang w:val="hr-HR"/>
+        </w:rPr>
+        <w:t xml:space="preserve"> </w:t>
+      </w:r>
+      <w:proofErr w:type="spellStart"/>
+      <w:r>
+        <w:rPr>
+          <w:sz w:val="36"/>
+          <w:szCs w:val="36"/>
+          <w:lang w:val="hr-HR"/>
+        </w:rPr>
+        <w:t>subdomene</w:t>
+      </w:r>
+      <w:proofErr w:type="spellEnd"/>
+      <w:r>
+        <w:rPr>
+          <w:sz w:val="36"/>
+          <w:szCs w:val="36"/>
+          <w:lang w:val="hr-HR"/>
+        </w:rPr>
+        <w:t>.</w:t>
+      </w:r>
+    </w:p>
+    <w:p>
+      <w:pPr>
+        <w:rPr>
+          <w:sz w:val="36"/>
+          <w:szCs w:val="36"/>
+          <w:lang w:val="hr-HR"/>
+        </w:rPr>
+      </w:pPr>
+      <w:r>
+        <w:rPr>
+          <w:sz w:val="36"/>
+          <w:szCs w:val="36"/>
+          <w:lang w:val="hr-HR"/>
+        </w:rPr>
+        <w:drawing>
+          <wp:inline distT="0" distB="0" distL="0" distR="0" wp14:anchorId="46DDA1B7" wp14:editId="0547DB26">
+            <wp:extent cx="5943600" cy="3587849"/>
+            <wp:effectExtent l="0" t="0" r="0" b="0"/>
+            <wp:docPr id="1786022739" name="Slika 1"/>
+            <wp:cNvGraphicFramePr>
+              <a:graphicFrameLocks xmlns:a="http://schemas.openxmlformats.org/drawingml/2006/main" noChangeAspect="1"/>
+            </wp:cNvGraphicFramePr>
+            <a:graphic xmlns:a="http://schemas.openxmlformats.org/drawingml/2006/main">
+              <a:graphicData uri="http://schemas.openxmlformats.org/drawingml/2006/picture">
+                <pic:pic xmlns:pic="http://schemas.openxmlformats.org/drawingml/2006/picture">
+                  <pic:nvPicPr>
+                    <pic:cNvPr id="1786022739" name=""/>
+                    <pic:cNvPicPr/>
+                  </pic:nvPicPr>
+                  <pic:blipFill>
+                    <a:blip r:embed="rId22"/>
+                    <a:stretch>
+                      <a:fillRect/>
+                    </a:stretch>
+                  </pic:blipFill>
+                  <pic:spPr>
+                    <a:xfrm>
+                      <a:off x="0" y="0"/>
+                      <a:ext cx="5943600" cy="3587849"/>
+                    </a:xfrm>
+                    <a:prstGeom prst="rect">
+                      <a:avLst/>
+                    </a:prstGeom>
+                  </pic:spPr>
+                </pic:pic>
+              </a:graphicData>
+            </a:graphic>
+          </wp:inline>
+        </w:drawing>
+      </w:r>
+    </w:p>
+    <w:p>
+      <w:pPr>
+        <w:rPr>
+          <w:sz w:val="36"/>
+          <w:szCs w:val="36"/>
+          <w:lang w:val="hr-HR"/>
+        </w:rPr>
+      </w:pPr>
+    </w:p>
+    <w:p>
+      <w:pPr>
+        <w:rPr>
+          <w:sz w:val="36"/>
+          <w:szCs w:val="36"/>
+          <w:lang w:val="hr-HR"/>
+        </w:rPr>
+      </w:pPr>
+      <w:r>
+        <w:rPr>
+          <w:sz w:val="36"/>
+          <w:szCs w:val="36"/>
+          <w:lang w:val="hr-HR"/>
+        </w:rPr>
+        <w:t xml:space="preserve">Kod je na </w:t>
+      </w:r>
+      <w:proofErr w:type="spellStart"/>
+      <w:r>
+        <w:rPr>
+          <w:sz w:val="36"/>
+          <w:szCs w:val="36"/>
+          <w:lang w:val="hr-HR"/>
+        </w:rPr>
+        <w:t>git</w:t>
+      </w:r>
+      <w:proofErr w:type="spellEnd"/>
+      <w:r>
+        <w:rPr>
+          <w:sz w:val="36"/>
+          <w:szCs w:val="36"/>
+          <w:lang w:val="hr-HR"/>
+        </w:rPr>
+        <w:t xml:space="preserve"> </w:t>
+      </w:r>
+      <w:proofErr w:type="spellStart"/>
+      <w:r>
+        <w:rPr>
+          <w:sz w:val="36"/>
+          <w:szCs w:val="36"/>
+          <w:lang w:val="hr-HR"/>
+        </w:rPr>
+        <w:t>hub</w:t>
+      </w:r>
+      <w:proofErr w:type="spellEnd"/>
+      <w:r>
+        <w:rPr>
+          <w:sz w:val="36"/>
+          <w:szCs w:val="36"/>
+          <w:lang w:val="hr-HR"/>
+        </w:rPr>
+        <w:t>-u za lakše uređivanje i dostupnost:</w:t>
+      </w:r>
+    </w:p>
+    <w:p>
+      <w:pPr>
+        <w:rPr>
+          <w:sz w:val="36"/>
+          <w:szCs w:val="36"/>
+          <w:lang w:val="hr-HR"/>
+        </w:rPr>
+      </w:pPr>
+      <w:hyperlink r:id="rId23" w:history="1">
+        <w:r>
+          <w:rPr>
+            <w:rStyle w:val="Hiperveza"/>
+            <w:sz w:val="36"/>
+            <w:szCs w:val="36"/>
+            <w:lang w:val="hr-HR"/>
+          </w:rPr>
+          <w:t>https://github.</w:t>
+        </w:r>
+        <w:r>
+          <w:rPr>
+            <w:rStyle w:val="Hiperveza"/>
+            <w:sz w:val="36"/>
+            <w:szCs w:val="36"/>
+            <w:lang w:val="hr-HR"/>
+          </w:rPr>
+          <w:t>c</w:t>
+        </w:r>
+        <w:r>
+          <w:rPr>
+            <w:rStyle w:val="Hiperveza"/>
+            <w:sz w:val="36"/>
+            <w:szCs w:val="36"/>
+            <w:lang w:val="hr-HR"/>
+          </w:rPr>
+          <w:t>om/dtom</w:t>
+        </w:r>
+        <w:r>
+          <w:rPr>
+            <w:rStyle w:val="Hiperveza"/>
+            <w:sz w:val="36"/>
+            <w:szCs w:val="36"/>
+            <w:lang w:val="hr-HR"/>
+          </w:rPr>
+          <w:t>a</w:t>
+        </w:r>
+        <w:r>
+          <w:rPr>
+            <w:rStyle w:val="Hiperveza"/>
+            <w:sz w:val="36"/>
+            <w:szCs w:val="36"/>
+            <w:lang w:val="hr-HR"/>
+          </w:rPr>
+          <w:t>sko/SJWP-barbershop/tree/main</w:t>
+        </w:r>
+      </w:hyperlink>
+    </w:p>
+    <w:p>
+      <w:pPr>
+        <w:rPr>
+          <w:sz w:val="36"/>
+          <w:szCs w:val="36"/>
+          <w:lang w:val="hr-HR"/>
+        </w:rPr>
+      </w:pPr>
+    </w:p>
+    <w:p>
+      <w:pPr>
+        <w:rPr>
+          <w:sz w:val="44"/>
+          <w:szCs w:val="44"/>
+          <w:lang w:val="hr-HR"/>
+        </w:rPr>
+      </w:pPr>
+      <w:r>
+        <w:rPr>
+          <w:sz w:val="44"/>
+          <w:szCs w:val="44"/>
+          <w:lang w:val="hr-HR"/>
+        </w:rPr>
+        <w:t>Faza 8. Marketing</w:t>
+      </w:r>
+    </w:p>
+    <w:p>
+      <w:pPr>
+        <w:rPr>
+          <w:sz w:val="44"/>
+          <w:szCs w:val="44"/>
+          <w:lang w:val="hr-HR"/>
+        </w:rPr>
+      </w:pPr>
+    </w:p>
     <w:sectPr>
       <w:pgSz w:w="12240" w:h="15840"/>
       <w:pgMar w:top="1440" w:right="1440" w:bottom="1440" w:left="1440" w:header="720" w:footer="720" w:gutter="0"/>
@@ -199,6 +4699,559 @@
     </w:sectPr>
   </w:body>
 </w:document>
+</file>
+
+<file path=word/endnotes.xml><?xml version="1.0" encoding="utf-8"?>
+<w:endnotes xmlns:wpc="http://schemas.microsoft.com/office/word/2010/wordprocessingCanvas" xmlns:cx="http://schemas.microsoft.com/office/drawing/2014/chartex" xmlns:cx1="http://schemas.microsoft.com/office/drawing/2015/9/8/chartex" xmlns:cx2="http://schemas.microsoft.com/office/drawing/2015/10/21/chartex" xmlns:cx3="http://schemas.microsoft.com/office/drawing/2016/5/9/chartex" xmlns:cx4="http://schemas.microsoft.com/office/drawing/2016/5/10/chartex" xmlns:cx5="http://schemas.microsoft.com/office/drawing/2016/5/11/chartex" xmlns:cx6="http://schemas.microsoft.com/office/drawing/2016/5/12/chartex" xmlns:cx7="http://schemas.microsoft.com/office/drawing/2016/5/13/chartex" xmlns:cx8="http://schemas.microsoft.com/office/drawing/2016/5/14/chartex" xmlns:mc="http://schemas.openxmlformats.org/markup-compatibility/2006" xmlns:aink="http://schemas.microsoft.com/office/drawing/2016/ink" xmlns:am3d="http://schemas.microsoft.com/office/drawing/2017/model3d" xmlns:o="urn:schemas-microsoft-com:office:office" xmlns:oel="http://schemas.microsoft.com/office/2019/extlst" xmlns:r="http://schemas.openxmlformats.org/officeDocument/2006/relationships" xmlns:m="http://schemas.openxmlformats.org/officeDocument/2006/math" xmlns:v="urn:schemas-microsoft-com:vml" xmlns:wp14="http://schemas.microsoft.com/office/word/2010/wordprocessingDrawing" xmlns:wp="http://schemas.openxmlformats.org/drawingml/2006/wordprocessingDrawing" xmlns:w10="urn:schemas-microsoft-com:office:word" xmlns:w="http://schemas.openxmlformats.org/wordprocessingml/2006/main" xmlns:w14="http://schemas.microsoft.com/office/word/2010/wordml" xmlns:w15="http://schemas.microsoft.com/office/word/2012/wordml" xmlns:w16cex="http://schemas.microsoft.com/office/word/2018/wordml/cex" xmlns:w16cid="http://schemas.microsoft.com/office/word/2016/wordml/cid" xmlns:w16="http://schemas.microsoft.com/office/word/2018/wordml" xmlns:w16du="http://schemas.microsoft.com/office/word/2023/wordml/word16du" xmlns:w16sdtdh="http://schemas.microsoft.com/office/word/2020/wordml/sdtdatahash" xmlns:w16sdtfl="http://schemas.microsoft.com/office/word/2024/wordml/sdtformatlock" xmlns:w16se="http://schemas.microsoft.com/office/word/2015/wordml/symex" xmlns:wpg="http://schemas.microsoft.com/office/word/2010/wordprocessingGroup" xmlns:wpi="http://schemas.microsoft.com/office/word/2010/wordprocessingInk" xmlns:wne="http://schemas.microsoft.com/office/word/2006/wordml" xmlns:wps="http://schemas.microsoft.com/office/word/2010/wordprocessingShape" mc:Ignorable="w14 w15 w16se w16cid w16 w16cex w16sdtdh w16sdtfl w16du wp14">
+  <w:endnote w:type="separator" w:id="-1">
+    <w:p>
+      <w:pPr>
+        <w:spacing w:after="0" w:line="240" w:lineRule="auto"/>
+      </w:pPr>
+      <w:r>
+        <w:separator/>
+      </w:r>
+    </w:p>
+  </w:endnote>
+  <w:endnote w:type="continuationSeparator" w:id="0">
+    <w:p>
+      <w:pPr>
+        <w:spacing w:after="0" w:line="240" w:lineRule="auto"/>
+      </w:pPr>
+      <w:r>
+        <w:continuationSeparator/>
+      </w:r>
+    </w:p>
+  </w:endnote>
+</w:endnotes>
+</file>
+
+<file path=word/footnotes.xml><?xml version="1.0" encoding="utf-8"?>
+<w:footnotes xmlns:wpc="http://schemas.microsoft.com/office/word/2010/wordprocessingCanvas" xmlns:cx="http://schemas.microsoft.com/office/drawing/2014/chartex" xmlns:cx1="http://schemas.microsoft.com/office/drawing/2015/9/8/chartex" xmlns:cx2="http://schemas.microsoft.com/office/drawing/2015/10/21/chartex" xmlns:cx3="http://schemas.microsoft.com/office/drawing/2016/5/9/chartex" xmlns:cx4="http://schemas.microsoft.com/office/drawing/2016/5/10/chartex" xmlns:cx5="http://schemas.microsoft.com/office/drawing/2016/5/11/chartex" xmlns:cx6="http://schemas.microsoft.com/office/drawing/2016/5/12/chartex" xmlns:cx7="http://schemas.microsoft.com/office/drawing/2016/5/13/chartex" xmlns:cx8="http://schemas.microsoft.com/office/drawing/2016/5/14/chartex" xmlns:mc="http://schemas.openxmlformats.org/markup-compatibility/2006" xmlns:aink="http://schemas.microsoft.com/office/drawing/2016/ink" xmlns:am3d="http://schemas.microsoft.com/office/drawing/2017/model3d" xmlns:o="urn:schemas-microsoft-com:office:office" xmlns:oel="http://schemas.microsoft.com/office/2019/extlst" xmlns:r="http://schemas.openxmlformats.org/officeDocument/2006/relationships" xmlns:m="http://schemas.openxmlformats.org/officeDocument/2006/math" xmlns:v="urn:schemas-microsoft-com:vml" xmlns:wp14="http://schemas.microsoft.com/office/word/2010/wordprocessingDrawing" xmlns:wp="http://schemas.openxmlformats.org/drawingml/2006/wordprocessingDrawing" xmlns:w10="urn:schemas-microsoft-com:office:word" xmlns:w="http://schemas.openxmlformats.org/wordprocessingml/2006/main" xmlns:w14="http://schemas.microsoft.com/office/word/2010/wordml" xmlns:w15="http://schemas.microsoft.com/office/word/2012/wordml" xmlns:w16cex="http://schemas.microsoft.com/office/word/2018/wordml/cex" xmlns:w16cid="http://schemas.microsoft.com/office/word/2016/wordml/cid" xmlns:w16="http://schemas.microsoft.com/office/word/2018/wordml" xmlns:w16du="http://schemas.microsoft.com/office/word/2023/wordml/word16du" xmlns:w16sdtdh="http://schemas.microsoft.com/office/word/2020/wordml/sdtdatahash" xmlns:w16sdtfl="http://schemas.microsoft.com/office/word/2024/wordml/sdtformatlock" xmlns:w16se="http://schemas.microsoft.com/office/word/2015/wordml/symex" xmlns:wpg="http://schemas.microsoft.com/office/word/2010/wordprocessingGroup" xmlns:wpi="http://schemas.microsoft.com/office/word/2010/wordprocessingInk" xmlns:wne="http://schemas.microsoft.com/office/word/2006/wordml" xmlns:wps="http://schemas.microsoft.com/office/word/2010/wordprocessingShape" mc:Ignorable="w14 w15 w16se w16cid w16 w16cex w16sdtdh w16sdtfl w16du wp14">
+  <w:footnote w:type="separator" w:id="-1">
+    <w:p>
+      <w:pPr>
+        <w:spacing w:after="0" w:line="240" w:lineRule="auto"/>
+      </w:pPr>
+      <w:r>
+        <w:separator/>
+      </w:r>
+    </w:p>
+  </w:footnote>
+  <w:footnote w:type="continuationSeparator" w:id="0">
+    <w:p>
+      <w:pPr>
+        <w:spacing w:after="0" w:line="240" w:lineRule="auto"/>
+      </w:pPr>
+      <w:r>
+        <w:continuationSeparator/>
+      </w:r>
+    </w:p>
+  </w:footnote>
+</w:footnotes>
+</file>
+
+<file path=word/numbering.xml><?xml version="1.0" encoding="utf-8"?>
+<w:numbering xmlns:wpc="http://schemas.microsoft.com/office/word/2010/wordprocessingCanvas" xmlns:cx="http://schemas.microsoft.com/office/drawing/2014/chartex" xmlns:cx1="http://schemas.microsoft.com/office/drawing/2015/9/8/chartex" xmlns:cx2="http://schemas.microsoft.com/office/drawing/2015/10/21/chartex" xmlns:cx3="http://schemas.microsoft.com/office/drawing/2016/5/9/chartex" xmlns:cx4="http://schemas.microsoft.com/office/drawing/2016/5/10/chartex" xmlns:cx5="http://schemas.microsoft.com/office/drawing/2016/5/11/chartex" xmlns:cx6="http://schemas.microsoft.com/office/drawing/2016/5/12/chartex" xmlns:cx7="http://schemas.microsoft.com/office/drawing/2016/5/13/chartex" xmlns:cx8="http://schemas.microsoft.com/office/drawing/2016/5/14/chartex" xmlns:mc="http://schemas.openxmlformats.org/markup-compatibility/2006" xmlns:aink="http://schemas.microsoft.com/office/drawing/2016/ink" xmlns:am3d="http://schemas.microsoft.com/office/drawing/2017/model3d" xmlns:o="urn:schemas-microsoft-com:office:office" xmlns:oel="http://schemas.microsoft.com/office/2019/extlst" xmlns:r="http://schemas.openxmlformats.org/officeDocument/2006/relationships" xmlns:m="http://schemas.openxmlformats.org/officeDocument/2006/math" xmlns:v="urn:schemas-microsoft-com:vml" xmlns:wp14="http://schemas.microsoft.com/office/word/2010/wordprocessingDrawing" xmlns:wp="http://schemas.openxmlformats.org/drawingml/2006/wordprocessingDrawing" xmlns:w10="urn:schemas-microsoft-com:office:word" xmlns:w="http://schemas.openxmlformats.org/wordprocessingml/2006/main" xmlns:w14="http://schemas.microsoft.com/office/word/2010/wordml" xmlns:w15="http://schemas.microsoft.com/office/word/2012/wordml" xmlns:w16cex="http://schemas.microsoft.com/office/word/2018/wordml/cex" xmlns:w16cid="http://schemas.microsoft.com/office/word/2016/wordml/cid" xmlns:w16="http://schemas.microsoft.com/office/word/2018/wordml" xmlns:w16du="http://schemas.microsoft.com/office/word/2023/wordml/word16du" xmlns:w16sdtdh="http://schemas.microsoft.com/office/word/2020/wordml/sdtdatahash" xmlns:w16sdtfl="http://schemas.microsoft.com/office/word/2024/wordml/sdtformatlock" xmlns:w16se="http://schemas.microsoft.com/office/word/2015/wordml/symex" xmlns:wpg="http://schemas.microsoft.com/office/word/2010/wordprocessingGroup" xmlns:wpi="http://schemas.microsoft.com/office/word/2010/wordprocessingInk" xmlns:wne="http://schemas.microsoft.com/office/word/2006/wordml" xmlns:wps="http://schemas.microsoft.com/office/word/2010/wordprocessingShape" mc:Ignorable="w14 w15 w16se w16cid w16 w16cex w16sdtdh w16sdtfl w16du wp14">
+  <w:abstractNum w:abstractNumId="0" w15:restartNumberingAfterBreak="0">
+    <w:nsid w:val="061050B8"/>
+    <w:multiLevelType w:val="multilevel"/>
+    <w:tmpl w:val="C4487158"/>
+    <w:lvl w:ilvl="0">
+      <w:start w:val="1"/>
+      <w:numFmt w:val="bullet"/>
+      <w:lvlText w:val=""/>
+      <w:lvlJc w:val="left"/>
+      <w:pPr>
+        <w:tabs>
+          <w:tab w:val="num" w:pos="720"/>
+        </w:tabs>
+        <w:ind w:left="720" w:hanging="360"/>
+      </w:pPr>
+      <w:rPr>
+        <w:rFonts w:ascii="Symbol" w:hAnsi="Symbol" w:hint="default"/>
+        <w:sz w:val="20"/>
+      </w:rPr>
+    </w:lvl>
+    <w:lvl w:ilvl="1" w:tentative="1">
+      <w:start w:val="1"/>
+      <w:numFmt w:val="bullet"/>
+      <w:lvlText w:val="o"/>
+      <w:lvlJc w:val="left"/>
+      <w:pPr>
+        <w:tabs>
+          <w:tab w:val="num" w:pos="1440"/>
+        </w:tabs>
+        <w:ind w:left="1440" w:hanging="360"/>
+      </w:pPr>
+      <w:rPr>
+        <w:rFonts w:ascii="Courier New" w:hAnsi="Courier New" w:hint="default"/>
+        <w:sz w:val="20"/>
+      </w:rPr>
+    </w:lvl>
+    <w:lvl w:ilvl="2" w:tentative="1">
+      <w:start w:val="1"/>
+      <w:numFmt w:val="bullet"/>
+      <w:lvlText w:val=""/>
+      <w:lvlJc w:val="left"/>
+      <w:pPr>
+        <w:tabs>
+          <w:tab w:val="num" w:pos="2160"/>
+        </w:tabs>
+        <w:ind w:left="2160" w:hanging="360"/>
+      </w:pPr>
+      <w:rPr>
+        <w:rFonts w:ascii="Wingdings" w:hAnsi="Wingdings" w:hint="default"/>
+        <w:sz w:val="20"/>
+      </w:rPr>
+    </w:lvl>
+    <w:lvl w:ilvl="3" w:tentative="1">
+      <w:start w:val="1"/>
+      <w:numFmt w:val="bullet"/>
+      <w:lvlText w:val=""/>
+      <w:lvlJc w:val="left"/>
+      <w:pPr>
+        <w:tabs>
+          <w:tab w:val="num" w:pos="2880"/>
+        </w:tabs>
+        <w:ind w:left="2880" w:hanging="360"/>
+      </w:pPr>
+      <w:rPr>
+        <w:rFonts w:ascii="Wingdings" w:hAnsi="Wingdings" w:hint="default"/>
+        <w:sz w:val="20"/>
+      </w:rPr>
+    </w:lvl>
+    <w:lvl w:ilvl="4" w:tentative="1">
+      <w:start w:val="1"/>
+      <w:numFmt w:val="bullet"/>
+      <w:lvlText w:val=""/>
+      <w:lvlJc w:val="left"/>
+      <w:pPr>
+        <w:tabs>
+          <w:tab w:val="num" w:pos="3600"/>
+        </w:tabs>
+        <w:ind w:left="3600" w:hanging="360"/>
+      </w:pPr>
+      <w:rPr>
+        <w:rFonts w:ascii="Wingdings" w:hAnsi="Wingdings" w:hint="default"/>
+        <w:sz w:val="20"/>
+      </w:rPr>
+    </w:lvl>
+    <w:lvl w:ilvl="5" w:tentative="1">
+      <w:start w:val="1"/>
+      <w:numFmt w:val="bullet"/>
+      <w:lvlText w:val=""/>
+      <w:lvlJc w:val="left"/>
+      <w:pPr>
+        <w:tabs>
+          <w:tab w:val="num" w:pos="4320"/>
+        </w:tabs>
+        <w:ind w:left="4320" w:hanging="360"/>
+      </w:pPr>
+      <w:rPr>
+        <w:rFonts w:ascii="Wingdings" w:hAnsi="Wingdings" w:hint="default"/>
+        <w:sz w:val="20"/>
+      </w:rPr>
+    </w:lvl>
+    <w:lvl w:ilvl="6" w:tentative="1">
+      <w:start w:val="1"/>
+      <w:numFmt w:val="bullet"/>
+      <w:lvlText w:val=""/>
+      <w:lvlJc w:val="left"/>
+      <w:pPr>
+        <w:tabs>
+          <w:tab w:val="num" w:pos="5040"/>
+        </w:tabs>
+        <w:ind w:left="5040" w:hanging="360"/>
+      </w:pPr>
+      <w:rPr>
+        <w:rFonts w:ascii="Wingdings" w:hAnsi="Wingdings" w:hint="default"/>
+        <w:sz w:val="20"/>
+      </w:rPr>
+    </w:lvl>
+    <w:lvl w:ilvl="7" w:tentative="1">
+      <w:start w:val="1"/>
+      <w:numFmt w:val="bullet"/>
+      <w:lvlText w:val=""/>
+      <w:lvlJc w:val="left"/>
+      <w:pPr>
+        <w:tabs>
+          <w:tab w:val="num" w:pos="5760"/>
+        </w:tabs>
+        <w:ind w:left="5760" w:hanging="360"/>
+      </w:pPr>
+      <w:rPr>
+        <w:rFonts w:ascii="Wingdings" w:hAnsi="Wingdings" w:hint="default"/>
+        <w:sz w:val="20"/>
+      </w:rPr>
+    </w:lvl>
+    <w:lvl w:ilvl="8" w:tentative="1">
+      <w:start w:val="1"/>
+      <w:numFmt w:val="bullet"/>
+      <w:lvlText w:val=""/>
+      <w:lvlJc w:val="left"/>
+      <w:pPr>
+        <w:tabs>
+          <w:tab w:val="num" w:pos="6480"/>
+        </w:tabs>
+        <w:ind w:left="6480" w:hanging="360"/>
+      </w:pPr>
+      <w:rPr>
+        <w:rFonts w:ascii="Wingdings" w:hAnsi="Wingdings" w:hint="default"/>
+        <w:sz w:val="20"/>
+      </w:rPr>
+    </w:lvl>
+  </w:abstractNum>
+  <w:abstractNum w:abstractNumId="1" w15:restartNumberingAfterBreak="0">
+    <w:nsid w:val="40942121"/>
+    <w:multiLevelType w:val="hybridMultilevel"/>
+    <w:tmpl w:val="1DA45F62"/>
+    <w:lvl w:ilvl="0" w:tplc="16AC35EC">
+      <w:numFmt w:val="bullet"/>
+      <w:lvlText w:val="-"/>
+      <w:lvlJc w:val="left"/>
+      <w:pPr>
+        <w:ind w:left="720" w:hanging="360"/>
+      </w:pPr>
+      <w:rPr>
+        <w:rFonts w:ascii="Aptos" w:eastAsiaTheme="minorHAnsi" w:hAnsi="Aptos" w:cstheme="minorBidi" w:hint="default"/>
+      </w:rPr>
+    </w:lvl>
+    <w:lvl w:ilvl="1" w:tplc="04090003" w:tentative="1">
+      <w:start w:val="1"/>
+      <w:numFmt w:val="bullet"/>
+      <w:lvlText w:val="o"/>
+      <w:lvlJc w:val="left"/>
+      <w:pPr>
+        <w:ind w:left="1440" w:hanging="360"/>
+      </w:pPr>
+      <w:rPr>
+        <w:rFonts w:ascii="Courier New" w:hAnsi="Courier New" w:cs="Courier New" w:hint="default"/>
+      </w:rPr>
+    </w:lvl>
+    <w:lvl w:ilvl="2" w:tplc="04090005" w:tentative="1">
+      <w:start w:val="1"/>
+      <w:numFmt w:val="bullet"/>
+      <w:lvlText w:val=""/>
+      <w:lvlJc w:val="left"/>
+      <w:pPr>
+        <w:ind w:left="2160" w:hanging="360"/>
+      </w:pPr>
+      <w:rPr>
+        <w:rFonts w:ascii="Wingdings" w:hAnsi="Wingdings" w:hint="default"/>
+      </w:rPr>
+    </w:lvl>
+    <w:lvl w:ilvl="3" w:tplc="04090001" w:tentative="1">
+      <w:start w:val="1"/>
+      <w:numFmt w:val="bullet"/>
+      <w:lvlText w:val=""/>
+      <w:lvlJc w:val="left"/>
+      <w:pPr>
+        <w:ind w:left="2880" w:hanging="360"/>
+      </w:pPr>
+      <w:rPr>
+        <w:rFonts w:ascii="Symbol" w:hAnsi="Symbol" w:hint="default"/>
+      </w:rPr>
+    </w:lvl>
+    <w:lvl w:ilvl="4" w:tplc="04090003" w:tentative="1">
+      <w:start w:val="1"/>
+      <w:numFmt w:val="bullet"/>
+      <w:lvlText w:val="o"/>
+      <w:lvlJc w:val="left"/>
+      <w:pPr>
+        <w:ind w:left="3600" w:hanging="360"/>
+      </w:pPr>
+      <w:rPr>
+        <w:rFonts w:ascii="Courier New" w:hAnsi="Courier New" w:cs="Courier New" w:hint="default"/>
+      </w:rPr>
+    </w:lvl>
+    <w:lvl w:ilvl="5" w:tplc="04090005" w:tentative="1">
+      <w:start w:val="1"/>
+      <w:numFmt w:val="bullet"/>
+      <w:lvlText w:val=""/>
+      <w:lvlJc w:val="left"/>
+      <w:pPr>
+        <w:ind w:left="4320" w:hanging="360"/>
+      </w:pPr>
+      <w:rPr>
+        <w:rFonts w:ascii="Wingdings" w:hAnsi="Wingdings" w:hint="default"/>
+      </w:rPr>
+    </w:lvl>
+    <w:lvl w:ilvl="6" w:tplc="04090001" w:tentative="1">
+      <w:start w:val="1"/>
+      <w:numFmt w:val="bullet"/>
+      <w:lvlText w:val=""/>
+      <w:lvlJc w:val="left"/>
+      <w:pPr>
+        <w:ind w:left="5040" w:hanging="360"/>
+      </w:pPr>
+      <w:rPr>
+        <w:rFonts w:ascii="Symbol" w:hAnsi="Symbol" w:hint="default"/>
+      </w:rPr>
+    </w:lvl>
+    <w:lvl w:ilvl="7" w:tplc="04090003" w:tentative="1">
+      <w:start w:val="1"/>
+      <w:numFmt w:val="bullet"/>
+      <w:lvlText w:val="o"/>
+      <w:lvlJc w:val="left"/>
+      <w:pPr>
+        <w:ind w:left="5760" w:hanging="360"/>
+      </w:pPr>
+      <w:rPr>
+        <w:rFonts w:ascii="Courier New" w:hAnsi="Courier New" w:cs="Courier New" w:hint="default"/>
+      </w:rPr>
+    </w:lvl>
+    <w:lvl w:ilvl="8" w:tplc="04090005" w:tentative="1">
+      <w:start w:val="1"/>
+      <w:numFmt w:val="bullet"/>
+      <w:lvlText w:val=""/>
+      <w:lvlJc w:val="left"/>
+      <w:pPr>
+        <w:ind w:left="6480" w:hanging="360"/>
+      </w:pPr>
+      <w:rPr>
+        <w:rFonts w:ascii="Wingdings" w:hAnsi="Wingdings" w:hint="default"/>
+      </w:rPr>
+    </w:lvl>
+  </w:abstractNum>
+  <w:abstractNum w:abstractNumId="2" w15:restartNumberingAfterBreak="0">
+    <w:nsid w:val="447923F0"/>
+    <w:multiLevelType w:val="multilevel"/>
+    <w:tmpl w:val="F35A6F4A"/>
+    <w:lvl w:ilvl="0">
+      <w:start w:val="1"/>
+      <w:numFmt w:val="decimal"/>
+      <w:lvlText w:val="%1."/>
+      <w:lvlJc w:val="left"/>
+      <w:pPr>
+        <w:tabs>
+          <w:tab w:val="num" w:pos="720"/>
+        </w:tabs>
+        <w:ind w:left="720" w:hanging="360"/>
+      </w:pPr>
+    </w:lvl>
+    <w:lvl w:ilvl="1" w:tentative="1">
+      <w:start w:val="1"/>
+      <w:numFmt w:val="decimal"/>
+      <w:lvlText w:val="%2."/>
+      <w:lvlJc w:val="left"/>
+      <w:pPr>
+        <w:tabs>
+          <w:tab w:val="num" w:pos="1440"/>
+        </w:tabs>
+        <w:ind w:left="1440" w:hanging="360"/>
+      </w:pPr>
+    </w:lvl>
+    <w:lvl w:ilvl="2" w:tentative="1">
+      <w:start w:val="1"/>
+      <w:numFmt w:val="decimal"/>
+      <w:lvlText w:val="%3."/>
+      <w:lvlJc w:val="left"/>
+      <w:pPr>
+        <w:tabs>
+          <w:tab w:val="num" w:pos="2160"/>
+        </w:tabs>
+        <w:ind w:left="2160" w:hanging="360"/>
+      </w:pPr>
+    </w:lvl>
+    <w:lvl w:ilvl="3" w:tentative="1">
+      <w:start w:val="1"/>
+      <w:numFmt w:val="decimal"/>
+      <w:lvlText w:val="%4."/>
+      <w:lvlJc w:val="left"/>
+      <w:pPr>
+        <w:tabs>
+          <w:tab w:val="num" w:pos="2880"/>
+        </w:tabs>
+        <w:ind w:left="2880" w:hanging="360"/>
+      </w:pPr>
+    </w:lvl>
+    <w:lvl w:ilvl="4" w:tentative="1">
+      <w:start w:val="1"/>
+      <w:numFmt w:val="decimal"/>
+      <w:lvlText w:val="%5."/>
+      <w:lvlJc w:val="left"/>
+      <w:pPr>
+        <w:tabs>
+          <w:tab w:val="num" w:pos="3600"/>
+        </w:tabs>
+        <w:ind w:left="3600" w:hanging="360"/>
+      </w:pPr>
+    </w:lvl>
+    <w:lvl w:ilvl="5" w:tentative="1">
+      <w:start w:val="1"/>
+      <w:numFmt w:val="decimal"/>
+      <w:lvlText w:val="%6."/>
+      <w:lvlJc w:val="left"/>
+      <w:pPr>
+        <w:tabs>
+          <w:tab w:val="num" w:pos="4320"/>
+        </w:tabs>
+        <w:ind w:left="4320" w:hanging="360"/>
+      </w:pPr>
+    </w:lvl>
+    <w:lvl w:ilvl="6" w:tentative="1">
+      <w:start w:val="1"/>
+      <w:numFmt w:val="decimal"/>
+      <w:lvlText w:val="%7."/>
+      <w:lvlJc w:val="left"/>
+      <w:pPr>
+        <w:tabs>
+          <w:tab w:val="num" w:pos="5040"/>
+        </w:tabs>
+        <w:ind w:left="5040" w:hanging="360"/>
+      </w:pPr>
+    </w:lvl>
+    <w:lvl w:ilvl="7" w:tentative="1">
+      <w:start w:val="1"/>
+      <w:numFmt w:val="decimal"/>
+      <w:lvlText w:val="%8."/>
+      <w:lvlJc w:val="left"/>
+      <w:pPr>
+        <w:tabs>
+          <w:tab w:val="num" w:pos="5760"/>
+        </w:tabs>
+        <w:ind w:left="5760" w:hanging="360"/>
+      </w:pPr>
+    </w:lvl>
+    <w:lvl w:ilvl="8" w:tentative="1">
+      <w:start w:val="1"/>
+      <w:numFmt w:val="decimal"/>
+      <w:lvlText w:val="%9."/>
+      <w:lvlJc w:val="left"/>
+      <w:pPr>
+        <w:tabs>
+          <w:tab w:val="num" w:pos="6480"/>
+        </w:tabs>
+        <w:ind w:left="6480" w:hanging="360"/>
+      </w:pPr>
+    </w:lvl>
+  </w:abstractNum>
+  <w:abstractNum w:abstractNumId="3" w15:restartNumberingAfterBreak="0">
+    <w:nsid w:val="77DD39C5"/>
+    <w:multiLevelType w:val="hybridMultilevel"/>
+    <w:tmpl w:val="8E0CC374"/>
+    <w:lvl w:ilvl="0" w:tplc="5AFE4B56">
+      <w:numFmt w:val="bullet"/>
+      <w:lvlText w:val="-"/>
+      <w:lvlJc w:val="left"/>
+      <w:pPr>
+        <w:ind w:left="720" w:hanging="360"/>
+      </w:pPr>
+      <w:rPr>
+        <w:rFonts w:ascii="Aptos" w:eastAsiaTheme="minorHAnsi" w:hAnsi="Aptos" w:cstheme="minorBidi" w:hint="default"/>
+      </w:rPr>
+    </w:lvl>
+    <w:lvl w:ilvl="1" w:tplc="04090003" w:tentative="1">
+      <w:start w:val="1"/>
+      <w:numFmt w:val="bullet"/>
+      <w:lvlText w:val="o"/>
+      <w:lvlJc w:val="left"/>
+      <w:pPr>
+        <w:ind w:left="1440" w:hanging="360"/>
+      </w:pPr>
+      <w:rPr>
+        <w:rFonts w:ascii="Courier New" w:hAnsi="Courier New" w:cs="Courier New" w:hint="default"/>
+      </w:rPr>
+    </w:lvl>
+    <w:lvl w:ilvl="2" w:tplc="04090005" w:tentative="1">
+      <w:start w:val="1"/>
+      <w:numFmt w:val="bullet"/>
+      <w:lvlText w:val=""/>
+      <w:lvlJc w:val="left"/>
+      <w:pPr>
+        <w:ind w:left="2160" w:hanging="360"/>
+      </w:pPr>
+      <w:rPr>
+        <w:rFonts w:ascii="Wingdings" w:hAnsi="Wingdings" w:hint="default"/>
+      </w:rPr>
+    </w:lvl>
+    <w:lvl w:ilvl="3" w:tplc="04090001" w:tentative="1">
+      <w:start w:val="1"/>
+      <w:numFmt w:val="bullet"/>
+      <w:lvlText w:val=""/>
+      <w:lvlJc w:val="left"/>
+      <w:pPr>
+        <w:ind w:left="2880" w:hanging="360"/>
+      </w:pPr>
+      <w:rPr>
+        <w:rFonts w:ascii="Symbol" w:hAnsi="Symbol" w:hint="default"/>
+      </w:rPr>
+    </w:lvl>
+    <w:lvl w:ilvl="4" w:tplc="04090003" w:tentative="1">
+      <w:start w:val="1"/>
+      <w:numFmt w:val="bullet"/>
+      <w:lvlText w:val="o"/>
+      <w:lvlJc w:val="left"/>
+      <w:pPr>
+        <w:ind w:left="3600" w:hanging="360"/>
+      </w:pPr>
+      <w:rPr>
+        <w:rFonts w:ascii="Courier New" w:hAnsi="Courier New" w:cs="Courier New" w:hint="default"/>
+      </w:rPr>
+    </w:lvl>
+    <w:lvl w:ilvl="5" w:tplc="04090005" w:tentative="1">
+      <w:start w:val="1"/>
+      <w:numFmt w:val="bullet"/>
+      <w:lvlText w:val=""/>
+      <w:lvlJc w:val="left"/>
+      <w:pPr>
+        <w:ind w:left="4320" w:hanging="360"/>
+      </w:pPr>
+      <w:rPr>
+        <w:rFonts w:ascii="Wingdings" w:hAnsi="Wingdings" w:hint="default"/>
+      </w:rPr>
+    </w:lvl>
+    <w:lvl w:ilvl="6" w:tplc="04090001" w:tentative="1">
+      <w:start w:val="1"/>
+      <w:numFmt w:val="bullet"/>
+      <w:lvlText w:val=""/>
+      <w:lvlJc w:val="left"/>
+      <w:pPr>
+        <w:ind w:left="5040" w:hanging="360"/>
+      </w:pPr>
+      <w:rPr>
+        <w:rFonts w:ascii="Symbol" w:hAnsi="Symbol" w:hint="default"/>
+      </w:rPr>
+    </w:lvl>
+    <w:lvl w:ilvl="7" w:tplc="04090003" w:tentative="1">
+      <w:start w:val="1"/>
+      <w:numFmt w:val="bullet"/>
+      <w:lvlText w:val="o"/>
+      <w:lvlJc w:val="left"/>
+      <w:pPr>
+        <w:ind w:left="5760" w:hanging="360"/>
+      </w:pPr>
+      <w:rPr>
+        <w:rFonts w:ascii="Courier New" w:hAnsi="Courier New" w:cs="Courier New" w:hint="default"/>
+      </w:rPr>
+    </w:lvl>
+    <w:lvl w:ilvl="8" w:tplc="04090005" w:tentative="1">
+      <w:start w:val="1"/>
+      <w:numFmt w:val="bullet"/>
+      <w:lvlText w:val=""/>
+      <w:lvlJc w:val="left"/>
+      <w:pPr>
+        <w:ind w:left="6480" w:hanging="360"/>
+      </w:pPr>
+      <w:rPr>
+        <w:rFonts w:ascii="Wingdings" w:hAnsi="Wingdings" w:hint="default"/>
+      </w:rPr>
+    </w:lvl>
+  </w:abstractNum>
+  <w:num w:numId="1" w16cid:durableId="1831671478">
+    <w:abstractNumId w:val="1"/>
+  </w:num>
+  <w:num w:numId="2" w16cid:durableId="1484154106">
+    <w:abstractNumId w:val="0"/>
+  </w:num>
+  <w:num w:numId="3" w16cid:durableId="81296274">
+    <w:abstractNumId w:val="2"/>
+  </w:num>
+  <w:num w:numId="4" w16cid:durableId="2106882830">
+    <w:abstractNumId w:val="3"/>
+  </w:num>
+</w:numbering>
 </file>
 
 <file path=word/styles.xml><?xml version="1.0" encoding="utf-8"?>
@@ -804,7 +5857,6 @@
   <w:style w:type="character" w:default="1" w:styleId="Zadanifontodlomka">
     <w:name w:val="Default Paragraph Font"/>
     <w:uiPriority w:val="1"/>
-    <w:semiHidden/>
     <w:unhideWhenUsed/>
   </w:style>
   <w:style w:type="table" w:default="1" w:styleId="Obinatablica">
@@ -1116,6 +6168,85 @@
       <w:smallCaps/>
       <w:color w:val="0F4761" w:themeColor="accent1" w:themeShade="BF"/>
       <w:spacing w:val="5"/>
+    </w:rPr>
+  </w:style>
+  <w:style w:type="paragraph" w:styleId="Zaglavlje">
+    <w:name w:val="header"/>
+    <w:basedOn w:val="Normal"/>
+    <w:link w:val="ZaglavljeChar"/>
+    <w:uiPriority w:val="99"/>
+    <w:unhideWhenUsed/>
+    <w:rsid w:val="00D8613C"/>
+    <w:pPr>
+      <w:tabs>
+        <w:tab w:val="center" w:pos="4680"/>
+        <w:tab w:val="right" w:pos="9360"/>
+      </w:tabs>
+      <w:spacing w:after="0" w:line="240" w:lineRule="auto"/>
+    </w:pPr>
+  </w:style>
+  <w:style w:type="character" w:customStyle="1" w:styleId="ZaglavljeChar">
+    <w:name w:val="Zaglavlje Char"/>
+    <w:basedOn w:val="Zadanifontodlomka"/>
+    <w:link w:val="Zaglavlje"/>
+    <w:uiPriority w:val="99"/>
+    <w:rsid w:val="00D8613C"/>
+  </w:style>
+  <w:style w:type="paragraph" w:styleId="Podnoje">
+    <w:name w:val="footer"/>
+    <w:basedOn w:val="Normal"/>
+    <w:link w:val="PodnojeChar"/>
+    <w:uiPriority w:val="99"/>
+    <w:unhideWhenUsed/>
+    <w:rsid w:val="00D8613C"/>
+    <w:pPr>
+      <w:tabs>
+        <w:tab w:val="center" w:pos="4680"/>
+        <w:tab w:val="right" w:pos="9360"/>
+      </w:tabs>
+      <w:spacing w:after="0" w:line="240" w:lineRule="auto"/>
+    </w:pPr>
+  </w:style>
+  <w:style w:type="character" w:customStyle="1" w:styleId="PodnojeChar">
+    <w:name w:val="Podnožje Char"/>
+    <w:basedOn w:val="Zadanifontodlomka"/>
+    <w:link w:val="Podnoje"/>
+    <w:uiPriority w:val="99"/>
+    <w:rsid w:val="00D8613C"/>
+  </w:style>
+  <w:style w:type="character" w:styleId="Hiperveza">
+    <w:name w:val="Hyperlink"/>
+    <w:basedOn w:val="Zadanifontodlomka"/>
+    <w:uiPriority w:val="99"/>
+    <w:unhideWhenUsed/>
+    <w:rsid w:val="00274D29"/>
+    <w:rPr>
+      <w:color w:val="467886" w:themeColor="hyperlink"/>
+      <w:u w:val="single"/>
+    </w:rPr>
+  </w:style>
+  <w:style w:type="character" w:styleId="Nerijeenospominjanje">
+    <w:name w:val="Unresolved Mention"/>
+    <w:basedOn w:val="Zadanifontodlomka"/>
+    <w:uiPriority w:val="99"/>
+    <w:semiHidden/>
+    <w:unhideWhenUsed/>
+    <w:rsid w:val="00274D29"/>
+    <w:rPr>
+      <w:color w:val="605E5C"/>
+      <w:shd w:val="clear" w:color="auto" w:fill="E1DFDD"/>
+    </w:rPr>
+  </w:style>
+  <w:style w:type="character" w:styleId="SlijeenaHiperveza">
+    <w:name w:val="FollowedHyperlink"/>
+    <w:basedOn w:val="Zadanifontodlomka"/>
+    <w:uiPriority w:val="99"/>
+    <w:semiHidden/>
+    <w:unhideWhenUsed/>
+    <w:rsid w:val="00544BA9"/>
+    <w:rPr>
+      <w:color w:val="96607D" w:themeColor="followedHyperlink"/>
+      <w:u w:val="single"/>
     </w:rPr>
   </w:style>
 </w:styles>

--- a/docs/Dokumentacija.docx
+++ b/docs/Dokumentacija.docx
@@ -309,6 +309,7 @@
       </w:pPr>
       <w:r>
         <w:rPr>
+          <w:noProof/>
           <w:sz w:val="32"/>
           <w:szCs w:val="32"/>
           <w:lang w:val="hr-HR"/>
@@ -401,6 +402,7 @@
       </w:pPr>
       <w:r>
         <w:rPr>
+          <w:noProof/>
           <w:sz w:val="32"/>
           <w:szCs w:val="32"/>
           <w:lang w:val="hr-HR"/>
@@ -827,6 +829,7 @@
       </w:pPr>
       <w:r>
         <w:rPr>
+          <w:noProof/>
           <w:sz w:val="32"/>
           <w:szCs w:val="32"/>
         </w:rPr>
@@ -980,7 +983,7 @@
           <w:szCs w:val="36"/>
         </w:rPr>
         <w:drawing>
-          <wp:inline distT="0" distB="0" distL="0" distR="0" wp14:anchorId="40556AA2" wp14:editId="38B0472C">
+          <wp:inline distT="0" distB="0" distL="0" distR="0" wp14:anchorId="40556AA2" wp14:editId="09634C44">
             <wp:extent cx="5943600" cy="3344566"/>
             <wp:effectExtent l="0" t="0" r="0" b="8255"/>
             <wp:docPr id="1844940402" name="Slika 3"/>
@@ -1035,7 +1038,7 @@
           <w:szCs w:val="36"/>
         </w:rPr>
         <w:drawing>
-          <wp:inline distT="0" distB="0" distL="0" distR="0" wp14:anchorId="1498253E" wp14:editId="3F54DA81">
+          <wp:inline distT="0" distB="0" distL="0" distR="0" wp14:anchorId="1498253E" wp14:editId="47790937">
             <wp:extent cx="5943600" cy="3344545"/>
             <wp:effectExtent l="0" t="0" r="0" b="8255"/>
             <wp:docPr id="67012729" name="Slika 5"/>
@@ -1106,7 +1109,7 @@
         </w:rPr>
         <w:lastRenderedPageBreak/>
         <w:drawing>
-          <wp:inline distT="0" distB="0" distL="0" distR="0" wp14:anchorId="17BB5E03" wp14:editId="31182B29">
+          <wp:inline distT="0" distB="0" distL="0" distR="0" wp14:anchorId="17BB5E03" wp14:editId="4975CE52">
             <wp:extent cx="5943600" cy="3344545"/>
             <wp:effectExtent l="0" t="0" r="0" b="8255"/>
             <wp:docPr id="1865878038" name="Slika 4"/>
@@ -1302,6 +1305,7 @@
       </w:pPr>
       <w:r>
         <w:rPr>
+          <w:noProof/>
           <w:sz w:val="36"/>
           <w:szCs w:val="36"/>
           <w:lang w:val="hr-HR"/>
@@ -1353,6 +1357,7 @@
       </w:pPr>
       <w:r>
         <w:rPr>
+          <w:noProof/>
           <w:sz w:val="32"/>
           <w:szCs w:val="32"/>
           <w:lang w:val="hr-HR"/>
@@ -1710,6 +1715,7 @@
       </w:pPr>
       <w:r>
         <w:rPr>
+          <w:noProof/>
           <w:sz w:val="32"/>
           <w:szCs w:val="32"/>
         </w:rPr>
@@ -2297,6 +2303,7 @@
       </w:pPr>
       <w:r>
         <w:rPr>
+          <w:noProof/>
           <w:sz w:val="36"/>
           <w:szCs w:val="36"/>
           <w:lang w:val="hr-HR"/>
@@ -2348,6 +2355,7 @@
       </w:pPr>
       <w:r>
         <w:rPr>
+          <w:noProof/>
           <w:sz w:val="36"/>
           <w:szCs w:val="36"/>
           <w:lang w:val="hr-HR"/>
@@ -2623,14 +2631,7 @@
           <w:sz w:val="36"/>
           <w:szCs w:val="36"/>
         </w:rPr>
-        <w:t>.</w:t>
-      </w:r>
-      <w:r>
-        <w:rPr>
-          <w:sz w:val="36"/>
-          <w:szCs w:val="36"/>
-        </w:rPr>
-        <w:t xml:space="preserve"> RLS </w:t>
+        <w:t xml:space="preserve">. RLS </w:t>
       </w:r>
       <w:proofErr w:type="spellStart"/>
       <w:r>
@@ -2845,17 +2846,17 @@
           <w:sz w:val="36"/>
           <w:szCs w:val="36"/>
         </w:rPr>
-        <w:t xml:space="preserve"> da s</w:t>
-      </w:r>
-      <w:proofErr w:type="spellStart"/>
-      <w:r>
-        <w:rPr>
-          <w:i/>
-          <w:iCs/>
-          <w:sz w:val="36"/>
-          <w:szCs w:val="36"/>
-        </w:rPr>
-        <w:t>amo</w:t>
+        <w:t xml:space="preserve"> da </w:t>
+      </w:r>
+      <w:proofErr w:type="spellStart"/>
+      <w:r>
+        <w:rPr>
+          <w:i/>
+          <w:iCs/>
+          <w:sz w:val="36"/>
+          <w:szCs w:val="36"/>
+        </w:rPr>
+        <w:t>samo</w:t>
       </w:r>
       <w:proofErr w:type="spellEnd"/>
       <w:r>
@@ -3445,6 +3446,7 @@
       </w:pPr>
       <w:r>
         <w:rPr>
+          <w:noProof/>
           <w:sz w:val="36"/>
           <w:szCs w:val="36"/>
         </w:rPr>
@@ -4035,7 +4037,6 @@
         <w:t xml:space="preserve"> program koji </w:t>
       </w:r>
       <w:proofErr w:type="spellStart"/>
-      <w:proofErr w:type="gramStart"/>
       <w:r>
         <w:rPr>
           <w:sz w:val="36"/>
@@ -4060,7 +4061,6 @@
         <w:t>i</w:t>
       </w:r>
       <w:proofErr w:type="spellEnd"/>
-      <w:proofErr w:type="gramEnd"/>
       <w:r>
         <w:rPr>
           <w:sz w:val="36"/>
@@ -4382,6 +4382,7 @@
       </w:pPr>
       <w:r>
         <w:rPr>
+          <w:noProof/>
           <w:sz w:val="36"/>
           <w:szCs w:val="36"/>
           <w:lang w:val="hr-HR"/>
@@ -4497,6 +4498,7 @@
       </w:pPr>
       <w:r>
         <w:rPr>
+          <w:noProof/>
           <w:sz w:val="36"/>
           <w:szCs w:val="36"/>
           <w:lang w:val="hr-HR"/>
@@ -4616,80 +4618,85 @@
             <w:szCs w:val="36"/>
             <w:lang w:val="hr-HR"/>
           </w:rPr>
-          <w:t>https://github.</w:t>
+          <w:t>https://github.com/dtomasko/SJWP-barbershop/tree/main</w:t>
         </w:r>
+      </w:hyperlink>
+    </w:p>
+    <w:p>
+      <w:pPr>
+        <w:rPr>
+          <w:sz w:val="36"/>
+          <w:szCs w:val="36"/>
+          <w:lang w:val="hr-HR"/>
+        </w:rPr>
+      </w:pPr>
+    </w:p>
+    <w:p>
+      <w:pPr>
+        <w:rPr>
+          <w:sz w:val="44"/>
+          <w:szCs w:val="44"/>
+          <w:lang w:val="hr-HR"/>
+        </w:rPr>
+      </w:pPr>
+      <w:r>
+        <w:rPr>
+          <w:sz w:val="44"/>
+          <w:szCs w:val="44"/>
+          <w:lang w:val="hr-HR"/>
+        </w:rPr>
+        <w:t>Faza 8. Marketing</w:t>
+      </w:r>
+    </w:p>
+    <w:p>
+      <w:pPr>
+        <w:pStyle w:val="Odlomakpopisa"/>
+        <w:numPr>
+          <w:ilvl w:val="0"/>
+          <w:numId w:val="1"/>
+        </w:numPr>
+        <w:rPr>
+          <w:sz w:val="40"/>
+          <w:szCs w:val="40"/>
+          <w:lang w:val="hr-HR"/>
+        </w:rPr>
+      </w:pPr>
+      <w:hyperlink r:id="rId24" w:history="1">
         <w:r>
           <w:rPr>
             <w:rStyle w:val="Hiperveza"/>
-            <w:sz w:val="36"/>
-            <w:szCs w:val="36"/>
+            <w:sz w:val="40"/>
+            <w:szCs w:val="40"/>
             <w:lang w:val="hr-HR"/>
           </w:rPr>
-          <w:t>c</w:t>
+          <w:t>https://www.tiktok.com/@barbershop_savonja</w:t>
         </w:r>
+      </w:hyperlink>
+    </w:p>
+    <w:p>
+      <w:pPr>
+        <w:pStyle w:val="Odlomakpopisa"/>
+        <w:numPr>
+          <w:ilvl w:val="0"/>
+          <w:numId w:val="1"/>
+        </w:numPr>
+        <w:rPr>
+          <w:sz w:val="40"/>
+          <w:szCs w:val="40"/>
+          <w:lang w:val="hr-HR"/>
+        </w:rPr>
+      </w:pPr>
+      <w:hyperlink r:id="rId25" w:history="1">
         <w:r>
           <w:rPr>
             <w:rStyle w:val="Hiperveza"/>
-            <w:sz w:val="36"/>
-            <w:szCs w:val="36"/>
+            <w:sz w:val="40"/>
+            <w:szCs w:val="40"/>
             <w:lang w:val="hr-HR"/>
           </w:rPr>
-          <w:t>om/dtom</w:t>
-        </w:r>
-        <w:r>
-          <w:rPr>
-            <w:rStyle w:val="Hiperveza"/>
-            <w:sz w:val="36"/>
-            <w:szCs w:val="36"/>
-            <w:lang w:val="hr-HR"/>
-          </w:rPr>
-          <w:t>a</w:t>
-        </w:r>
-        <w:r>
-          <w:rPr>
-            <w:rStyle w:val="Hiperveza"/>
-            <w:sz w:val="36"/>
-            <w:szCs w:val="36"/>
-            <w:lang w:val="hr-HR"/>
-          </w:rPr>
-          <w:t>sko/SJWP-barbershop/tree/main</w:t>
+          <w:t>https://www.instagram.com/barbershop_savonja/</w:t>
         </w:r>
       </w:hyperlink>
-    </w:p>
-    <w:p>
-      <w:pPr>
-        <w:rPr>
-          <w:sz w:val="36"/>
-          <w:szCs w:val="36"/>
-          <w:lang w:val="hr-HR"/>
-        </w:rPr>
-      </w:pPr>
-    </w:p>
-    <w:p>
-      <w:pPr>
-        <w:rPr>
-          <w:sz w:val="44"/>
-          <w:szCs w:val="44"/>
-          <w:lang w:val="hr-HR"/>
-        </w:rPr>
-      </w:pPr>
-      <w:r>
-        <w:rPr>
-          <w:sz w:val="44"/>
-          <w:szCs w:val="44"/>
-          <w:lang w:val="hr-HR"/>
-        </w:rPr>
-        <w:t>Faza 8. Marketing</w:t>
-      </w:r>
-    </w:p>
-    <w:p>
-      <w:pPr>
-        <w:rPr>
-          <w:sz w:val="44"/>
-          <w:szCs w:val="44"/>
-          <w:lang w:val="hr-HR"/>
-        </w:rPr>
-      </w:pPr>
     </w:p>
     <w:sectPr>
       <w:pgSz w:w="12240" w:h="15840"/>
@@ -5857,6 +5864,7 @@
   <w:style w:type="character" w:default="1" w:styleId="Zadanifontodlomka">
     <w:name w:val="Default Paragraph Font"/>
     <w:uiPriority w:val="1"/>
+    <w:semiHidden/>
     <w:unhideWhenUsed/>
   </w:style>
   <w:style w:type="table" w:default="1" w:styleId="Obinatablica">
